--- a/pr-preview/pr-416/sets-tracked-changes.docx
+++ b/pr-preview/pr-416/sets-tracked-changes.docx
@@ -16,7 +16,7 @@
       </w:pPr>
       <w:del w:id="1" w:author="PR Preview" w:date="2026-01-01T00:00:00Z">
         <w:r>
-          <w:delText xml:space="preserve">Last modified: 2026-10-19 04:41:29 (PDT)</w:delText>
+          <w:delText xml:space="preserve">Last modified: 2026-10-19 05:58:02 (PDT)</w:delText>
         </w:r>
       </w:del>
     </w:p>
@@ -26,7 +26,7 @@
       </w:pPr>
       <w:ins w:id="2" w:author="PR Preview" w:date="2026-01-01T00:00:00Z">
         <w:r>
-          <w:t xml:space="preserve">Last modified: 2026-10-19 04:35:02 (PDT)</w:t>
+          <w:t xml:space="preserve">Last modified: 2026-10-19 09:39:40 (PDT)</w:t>
         </w:r>
       </w:ins>
     </w:p>
@@ -3775,143 +3775,170 @@
       <w:pPr>
         <w:pStyle w:val="BodyText"/>
       </w:pPr>
-      <w:del w:id="3" w:author="PR Preview" w:date="2026-01-01T00:00:00Z">
+      <w:r>
+        <w:rPr>
+          <w:b/>
+          <w:bCs/>
+        </w:rPr>
+        <w:t xml:space="preserve">Definition 9 (Strict subset (proper subset))</w:t>
+      </w:r>
+      <w:r>
+        <w:t xml:space="preserve"> </w:t>
+      </w:r>
+      <w:r>
+        <w:t xml:space="preserve">A</w:t>
+      </w:r>
+      <w:r>
+        <w:t xml:space="preserve"> </w:t>
+      </w:r>
+      <w:hyperlink w:anchor="def-set">
         <w:r>
           <w:rPr>
-            <w:b/>
-            <w:bCs/>
+            <w:rStyle w:val="Hyperlink"/>
           </w:rPr>
-          <w:delText xml:space="preserve">Definition 9 (Strict subset (proper subset))</w:delText>
-        </w:r>
-      </w:del>
-      <w:del w:id="4" w:author="PR Preview" w:date="2026-01-01T00:00:00Z">
-        <w:r>
-          <w:delText xml:space="preserve"> </w:delText>
-        </w:r>
-      </w:del>
-      <w:del w:id="5" w:author="PR Preview" w:date="2026-01-01T00:00:00Z">
-        <w:r>
-          <w:delText xml:space="preserve">A</w:delText>
-        </w:r>
-      </w:del>
-      <w:del w:id="6" w:author="PR Preview" w:date="2026-01-01T00:00:00Z">
-        <w:r>
-          <w:delText xml:space="preserve"> </w:delText>
-        </w:r>
-      </w:del>
-      <w:hyperlink w:anchor="def-set">
-        <w:del w:id="7" w:author="PR Preview" w:date="2026-01-01T00:00:00Z">
-          <w:r>
-            <w:rPr>
-              <w:rStyle w:val="Hyperlink"/>
-            </w:rPr>
-            <w:delText xml:space="preserve">set</w:delText>
-          </w:r>
-        </w:del>
+          <w:t xml:space="preserve">set</w:t>
+        </w:r>
       </w:hyperlink>
-      <w:del w:id="8" w:author="PR Preview" w:date="2026-01-01T00:00:00Z">
-        <w:r>
-          <w:delText xml:space="preserve"> </w:delText>
-        </w:r>
-      </w:del>
+      <w:r>
+        <w:t xml:space="preserve"> </w:t>
+      </w:r>
       <m:oMath>
         <m:r>
           <m:t>A</m:t>
         </m:r>
       </m:oMath>
-      <w:del w:id="9" w:author="PR Preview" w:date="2026-01-01T00:00:00Z">
-        <w:r>
-          <w:delText xml:space="preserve"> </w:delText>
-        </w:r>
-      </w:del>
-      <w:del w:id="10" w:author="PR Preview" w:date="2026-01-01T00:00:00Z">
-        <w:r>
-          <w:delText xml:space="preserve">is a</w:delText>
-        </w:r>
-      </w:del>
-      <w:del w:id="11" w:author="PR Preview" w:date="2026-01-01T00:00:00Z">
-        <w:r>
-          <w:delText xml:space="preserve"> </w:delText>
-        </w:r>
-      </w:del>
-      <w:del w:id="12" w:author="PR Preview" w:date="2026-01-01T00:00:00Z">
+      <w:r>
+        <w:t xml:space="preserve"> </w:t>
+      </w:r>
+      <w:r>
+        <w:t xml:space="preserve">is a</w:t>
+      </w:r>
+      <w:r>
+        <w:t xml:space="preserve"> </w:t>
+      </w:r>
+      <w:r>
+        <w:rPr>
+          <w:b/>
+          <w:bCs/>
+        </w:rPr>
+        <w:t xml:space="preserve">strict subset</w:t>
+      </w:r>
+      <w:r>
+        <w:t xml:space="preserve"> </w:t>
+      </w:r>
+      <w:r>
+        <w:t xml:space="preserve">(also called a</w:t>
+      </w:r>
+      <w:r>
+        <w:t xml:space="preserve"> </w:t>
+      </w:r>
+      <w:r>
+        <w:rPr>
+          <w:b/>
+          <w:bCs/>
+        </w:rPr>
+        <w:t xml:space="preserve">proper subset</w:t>
+      </w:r>
+      <w:r>
+        <w:t xml:space="preserve">)</w:t>
+      </w:r>
+      <w:r>
+        <w:t xml:space="preserve"> </w:t>
+      </w:r>
+      <w:r>
+        <w:t xml:space="preserve">of a set</w:t>
+      </w:r>
+      <w:r>
+        <w:t xml:space="preserve"> </w:t>
+      </w:r>
+      <m:oMath>
+        <m:r>
+          <m:t>B</m:t>
+        </m:r>
+      </m:oMath>
+      <w:r>
+        <w:t xml:space="preserve">,</w:t>
+      </w:r>
+      <w:r>
+        <w:t xml:space="preserve"> </w:t>
+      </w:r>
+      <w:r>
+        <w:t xml:space="preserve">written</w:t>
+      </w:r>
+      <w:r>
+        <w:t xml:space="preserve"> </w:t>
+      </w:r>
+      <m:oMath>
+        <m:r>
+          <m:t>A</m:t>
+        </m:r>
+        <m:r>
+          <m:rPr>
+            <m:sty m:val="p"/>
+          </m:rPr>
+          <m:t>⊊</m:t>
+        </m:r>
+        <m:r>
+          <m:t>B</m:t>
+        </m:r>
+      </m:oMath>
+      <w:r>
+        <w:t xml:space="preserve">,</w:t>
+      </w:r>
+      <w:r>
+        <w:t xml:space="preserve"> </w:t>
+      </w:r>
+      <w:r>
+        <w:t xml:space="preserve">if</w:t>
+      </w:r>
+      <w:r>
+        <w:t xml:space="preserve"> </w:t>
+      </w:r>
+      <m:oMath>
+        <m:r>
+          <m:t>A</m:t>
+        </m:r>
+      </m:oMath>
+      <w:r>
+        <w:t xml:space="preserve"> </w:t>
+      </w:r>
+      <w:r>
+        <w:t xml:space="preserve">is a</w:t>
+      </w:r>
+      <w:r>
+        <w:t xml:space="preserve"> </w:t>
+      </w:r>
+      <w:hyperlink w:anchor="def-subset">
         <w:r>
           <w:rPr>
-            <w:b/>
-            <w:bCs/>
+            <w:rStyle w:val="Hyperlink"/>
           </w:rPr>
-          <w:delText xml:space="preserve">strict subset</w:delText>
-        </w:r>
-      </w:del>
-      <w:del w:id="13" w:author="PR Preview" w:date="2026-01-01T00:00:00Z">
-        <w:r>
-          <w:delText xml:space="preserve"> </w:delText>
-        </w:r>
-      </w:del>
-      <w:del w:id="14" w:author="PR Preview" w:date="2026-01-01T00:00:00Z">
-        <w:r>
-          <w:delText xml:space="preserve">(also called a</w:delText>
-        </w:r>
-      </w:del>
-      <w:del w:id="15" w:author="PR Preview" w:date="2026-01-01T00:00:00Z">
-        <w:r>
-          <w:delText xml:space="preserve"> </w:delText>
-        </w:r>
-      </w:del>
-      <w:del w:id="16" w:author="PR Preview" w:date="2026-01-01T00:00:00Z">
-        <w:r>
-          <w:rPr>
-            <w:b/>
-            <w:bCs/>
-          </w:rPr>
-          <w:delText xml:space="preserve">proper subset</w:delText>
-        </w:r>
-      </w:del>
-      <w:del w:id="17" w:author="PR Preview" w:date="2026-01-01T00:00:00Z">
-        <w:r>
-          <w:delText xml:space="preserve">)</w:delText>
-        </w:r>
-      </w:del>
-      <w:del w:id="18" w:author="PR Preview" w:date="2026-01-01T00:00:00Z">
-        <w:r>
-          <w:delText xml:space="preserve"> </w:delText>
-        </w:r>
-      </w:del>
-      <w:del w:id="19" w:author="PR Preview" w:date="2026-01-01T00:00:00Z">
-        <w:r>
-          <w:delText xml:space="preserve">of a set</w:delText>
-        </w:r>
-      </w:del>
-      <w:del w:id="20" w:author="PR Preview" w:date="2026-01-01T00:00:00Z">
-        <w:r>
-          <w:delText xml:space="preserve"> </w:delText>
-        </w:r>
-      </w:del>
+          <w:t xml:space="preserve">subset</w:t>
+        </w:r>
+      </w:hyperlink>
+      <w:r>
+        <w:t xml:space="preserve"> </w:t>
+      </w:r>
+      <w:r>
+        <w:t xml:space="preserve">of</w:t>
+      </w:r>
+      <w:r>
+        <w:t xml:space="preserve"> </w:t>
+      </w:r>
       <m:oMath>
         <m:r>
           <m:t>B</m:t>
         </m:r>
       </m:oMath>
-      <w:del w:id="21" w:author="PR Preview" w:date="2026-01-01T00:00:00Z">
-        <w:r>
-          <w:delText xml:space="preserve">,</w:delText>
-        </w:r>
-      </w:del>
-      <w:del w:id="22" w:author="PR Preview" w:date="2026-01-01T00:00:00Z">
-        <w:r>
-          <w:delText xml:space="preserve"> </w:delText>
-        </w:r>
-      </w:del>
-      <w:del w:id="23" w:author="PR Preview" w:date="2026-01-01T00:00:00Z">
-        <w:r>
-          <w:delText xml:space="preserve">written</w:delText>
-        </w:r>
-      </w:del>
-      <w:del w:id="24" w:author="PR Preview" w:date="2026-01-01T00:00:00Z">
-        <w:r>
-          <w:delText xml:space="preserve"> </w:delText>
-        </w:r>
-      </w:del>
+      <w:r>
+        <w:t xml:space="preserve"> </w:t>
+      </w:r>
+      <w:r>
+        <w:t xml:space="preserve">and</w:t>
+      </w:r>
+      <w:r>
+        <w:t xml:space="preserve"> </w:t>
+      </w:r>
       <m:oMath>
         <m:r>
           <m:t>A</m:t>
@@ -3920,140 +3947,35 @@
           <m:rPr>
             <m:sty m:val="p"/>
           </m:rPr>
-          <m:t>⊊</m:t>
+          <m:t>≠</m:t>
         </m:r>
         <m:r>
           <m:t>B</m:t>
         </m:r>
       </m:oMath>
-      <w:del w:id="25" w:author="PR Preview" w:date="2026-01-01T00:00:00Z">
-        <w:r>
-          <w:delText xml:space="preserve">,</w:delText>
-        </w:r>
-      </w:del>
-      <w:del w:id="26" w:author="PR Preview" w:date="2026-01-01T00:00:00Z">
-        <w:r>
-          <w:delText xml:space="preserve"> </w:delText>
-        </w:r>
-      </w:del>
-      <w:del w:id="27" w:author="PR Preview" w:date="2026-01-01T00:00:00Z">
-        <w:r>
-          <w:delText xml:space="preserve">if</w:delText>
-        </w:r>
-      </w:del>
-      <w:del w:id="28" w:author="PR Preview" w:date="2026-01-01T00:00:00Z">
-        <w:r>
-          <w:delText xml:space="preserve"> </w:delText>
-        </w:r>
-      </w:del>
-      <m:oMath>
-        <m:r>
-          <m:t>A</m:t>
-        </m:r>
-      </m:oMath>
-      <w:del w:id="29" w:author="PR Preview" w:date="2026-01-01T00:00:00Z">
-        <w:r>
-          <w:delText xml:space="preserve"> </w:delText>
-        </w:r>
-      </w:del>
-      <w:del w:id="30" w:author="PR Preview" w:date="2026-01-01T00:00:00Z">
-        <w:r>
-          <w:delText xml:space="preserve">is a</w:delText>
-        </w:r>
-      </w:del>
-      <w:del w:id="31" w:author="PR Preview" w:date="2026-01-01T00:00:00Z">
-        <w:r>
-          <w:delText xml:space="preserve"> </w:delText>
-        </w:r>
-      </w:del>
-      <w:hyperlink w:anchor="def-subset">
-        <w:del w:id="32" w:author="PR Preview" w:date="2026-01-01T00:00:00Z">
-          <w:r>
-            <w:rPr>
-              <w:rStyle w:val="Hyperlink"/>
-            </w:rPr>
-            <w:delText xml:space="preserve">subset</w:delText>
-          </w:r>
-        </w:del>
-      </w:hyperlink>
-      <w:del w:id="33" w:author="PR Preview" w:date="2026-01-01T00:00:00Z">
-        <w:r>
-          <w:delText xml:space="preserve"> </w:delText>
-        </w:r>
-      </w:del>
-      <w:del w:id="34" w:author="PR Preview" w:date="2026-01-01T00:00:00Z">
-        <w:r>
-          <w:delText xml:space="preserve">of</w:delText>
-        </w:r>
-      </w:del>
-      <w:del w:id="35" w:author="PR Preview" w:date="2026-01-01T00:00:00Z">
-        <w:r>
-          <w:delText xml:space="preserve"> </w:delText>
-        </w:r>
-      </w:del>
-      <m:oMath>
-        <m:r>
-          <m:t>B</m:t>
-        </m:r>
-      </m:oMath>
-      <w:del w:id="36" w:author="PR Preview" w:date="2026-01-01T00:00:00Z">
-        <w:r>
-          <w:delText xml:space="preserve"> </w:delText>
-        </w:r>
-      </w:del>
-      <w:del w:id="37" w:author="PR Preview" w:date="2026-01-01T00:00:00Z">
-        <w:r>
-          <w:delText xml:space="preserve">and</w:delText>
-        </w:r>
-      </w:del>
-      <w:del w:id="38" w:author="PR Preview" w:date="2026-01-01T00:00:00Z">
-        <w:r>
-          <w:delText xml:space="preserve"> </w:delText>
-        </w:r>
-      </w:del>
-      <m:oMath>
-        <m:r>
-          <m:t>A</m:t>
-        </m:r>
-        <m:r>
-          <m:rPr>
-            <m:sty m:val="p"/>
-          </m:rPr>
-          <m:t>≠</m:t>
-        </m:r>
-        <m:r>
-          <m:t>B</m:t>
-        </m:r>
-      </m:oMath>
-      <w:del w:id="39" w:author="PR Preview" w:date="2026-01-01T00:00:00Z">
-        <w:r>
-          <w:delText xml:space="preserve">.</w:delText>
-        </w:r>
-      </w:del>
+      <w:r>
+        <w:t xml:space="preserve">.</w:t>
+      </w:r>
     </w:p>
+    <w:bookmarkEnd w:id="27"/>
+    <w:bookmarkStart w:id="28" w:name="rem-subset-symbol"/>
     <w:p>
       <w:pPr>
         <w:pStyle w:val="BodyText"/>
       </w:pPr>
-      <w:del w:id="40" w:author="PR Preview" w:date="2026-01-01T00:00:00Z">
-        <w:r>
-          <w:rPr>
-            <w:i/>
-            <w:iCs/>
-          </w:rPr>
-          <w:delText xml:space="preserve">Remark 2</w:delText>
-        </w:r>
-      </w:del>
-      <w:del w:id="41" w:author="PR Preview" w:date="2026-01-01T00:00:00Z">
-        <w:r>
-          <w:delText xml:space="preserve"> (The symbol</w:delText>
-        </w:r>
-      </w:del>
-      <w:del w:id="42" w:author="PR Preview" w:date="2026-01-01T00:00:00Z">
-        <w:r>
-          <w:delText xml:space="preserve"> </w:delText>
-        </w:r>
-      </w:del>
+      <w:r>
+        <w:rPr>
+          <w:i/>
+          <w:iCs/>
+        </w:rPr>
+        <w:t xml:space="preserve">Remark 2</w:t>
+      </w:r>
+      <w:r>
+        <w:t xml:space="preserve"> (The symbol</w:t>
+      </w:r>
+      <w:r>
+        <w:t xml:space="preserve"> </w:t>
+      </w:r>
       <m:oMath>
         <m:r>
           <m:rPr>
@@ -4062,21 +3984,15 @@
           <m:t>⊂</m:t>
         </m:r>
       </m:oMath>
-      <w:del w:id="43" w:author="PR Preview" w:date="2026-01-01T00:00:00Z">
-        <w:r>
-          <w:delText xml:space="preserve">). </w:delText>
-        </w:r>
-      </w:del>
-      <w:del w:id="44" w:author="PR Preview" w:date="2026-01-01T00:00:00Z">
-        <w:r>
-          <w:delText xml:space="preserve">Sources disagree about the symbol</w:delText>
-        </w:r>
-      </w:del>
-      <w:del w:id="45" w:author="PR Preview" w:date="2026-01-01T00:00:00Z">
-        <w:r>
-          <w:delText xml:space="preserve"> </w:delText>
-        </w:r>
-      </w:del>
+      <w:r>
+        <w:t xml:space="preserve">). </w:t>
+      </w:r>
+      <w:r>
+        <w:t xml:space="preserve">Sources disagree about the symbol</w:t>
+      </w:r>
+      <w:r>
+        <w:t xml:space="preserve"> </w:t>
+      </w:r>
       <m:oMath>
         <m:r>
           <m:rPr>
@@ -4085,41 +4001,27 @@
           <m:t>⊂</m:t>
         </m:r>
       </m:oMath>
-      <w:del w:id="46" w:author="PR Preview" w:date="2026-01-01T00:00:00Z">
-        <w:r>
-          <w:delText xml:space="preserve">:</w:delText>
-        </w:r>
-      </w:del>
-      <w:del w:id="47" w:author="PR Preview" w:date="2026-01-01T00:00:00Z">
-        <w:r>
-          <w:delText xml:space="preserve"> </w:delText>
-        </w:r>
-      </w:del>
-      <w:del w:id="48" w:author="PR Preview" w:date="2026-01-01T00:00:00Z">
-        <w:r>
-          <w:delText xml:space="preserve">some use it for</w:delText>
-        </w:r>
-      </w:del>
-      <w:del w:id="49" w:author="PR Preview" w:date="2026-01-01T00:00:00Z">
-        <w:r>
-          <w:delText xml:space="preserve"> </w:delText>
-        </w:r>
-      </w:del>
-      <w:del w:id="50" w:author="PR Preview" w:date="2026-01-01T00:00:00Z">
-        <w:r>
-          <w:delText xml:space="preserve">“subset”</w:delText>
-        </w:r>
-      </w:del>
-      <w:del w:id="51" w:author="PR Preview" w:date="2026-01-01T00:00:00Z">
-        <w:r>
-          <w:delText xml:space="preserve"> </w:delText>
-        </w:r>
-      </w:del>
-      <w:del w:id="52" w:author="PR Preview" w:date="2026-01-01T00:00:00Z">
-        <w:r>
-          <w:delText xml:space="preserve">(</w:delText>
-        </w:r>
-      </w:del>
+      <w:r>
+        <w:t xml:space="preserve">:</w:t>
+      </w:r>
+      <w:r>
+        <w:t xml:space="preserve"> </w:t>
+      </w:r>
+      <w:r>
+        <w:t xml:space="preserve">some use it for</w:t>
+      </w:r>
+      <w:r>
+        <w:t xml:space="preserve"> </w:t>
+      </w:r>
+      <w:r>
+        <w:t xml:space="preserve">“subset”</w:t>
+      </w:r>
+      <w:r>
+        <w:t xml:space="preserve"> </w:t>
+      </w:r>
+      <w:r>
+        <w:t xml:space="preserve">(</w:t>
+      </w:r>
       <m:oMath>
         <m:r>
           <m:rPr>
@@ -4128,41 +4030,27 @@
           <m:t>⊆</m:t>
         </m:r>
       </m:oMath>
-      <w:del w:id="53" w:author="PR Preview" w:date="2026-01-01T00:00:00Z">
-        <w:r>
-          <w:delText xml:space="preserve">),</w:delText>
-        </w:r>
-      </w:del>
-      <w:del w:id="54" w:author="PR Preview" w:date="2026-01-01T00:00:00Z">
-        <w:r>
-          <w:delText xml:space="preserve"> </w:delText>
-        </w:r>
-      </w:del>
-      <w:del w:id="55" w:author="PR Preview" w:date="2026-01-01T00:00:00Z">
-        <w:r>
-          <w:delText xml:space="preserve">and others for</w:delText>
-        </w:r>
-      </w:del>
-      <w:del w:id="56" w:author="PR Preview" w:date="2026-01-01T00:00:00Z">
-        <w:r>
-          <w:delText xml:space="preserve"> </w:delText>
-        </w:r>
-      </w:del>
-      <w:del w:id="57" w:author="PR Preview" w:date="2026-01-01T00:00:00Z">
-        <w:r>
-          <w:delText xml:space="preserve">“strict subset”</w:delText>
-        </w:r>
-      </w:del>
-      <w:del w:id="58" w:author="PR Preview" w:date="2026-01-01T00:00:00Z">
-        <w:r>
-          <w:delText xml:space="preserve"> </w:delText>
-        </w:r>
-      </w:del>
-      <w:del w:id="59" w:author="PR Preview" w:date="2026-01-01T00:00:00Z">
-        <w:r>
-          <w:delText xml:space="preserve">(</w:delText>
-        </w:r>
-      </w:del>
+      <w:r>
+        <w:t xml:space="preserve">),</w:t>
+      </w:r>
+      <w:r>
+        <w:t xml:space="preserve"> </w:t>
+      </w:r>
+      <w:r>
+        <w:t xml:space="preserve">and others for</w:t>
+      </w:r>
+      <w:r>
+        <w:t xml:space="preserve"> </w:t>
+      </w:r>
+      <w:r>
+        <w:t xml:space="preserve">“strict subset”</w:t>
+      </w:r>
+      <w:r>
+        <w:t xml:space="preserve"> </w:t>
+      </w:r>
+      <w:r>
+        <w:t xml:space="preserve">(</w:t>
+      </w:r>
       <m:oMath>
         <m:r>
           <m:rPr>
@@ -4171,41 +4059,27 @@
           <m:t>⊊</m:t>
         </m:r>
       </m:oMath>
-      <w:del w:id="60" w:author="PR Preview" w:date="2026-01-01T00:00:00Z">
-        <w:r>
-          <w:delText xml:space="preserve">)</w:delText>
-        </w:r>
-      </w:del>
-      <w:del w:id="61" w:author="PR Preview" w:date="2026-01-01T00:00:00Z">
-        <w:r>
-          <w:delText xml:space="preserve"> </w:delText>
-        </w:r>
-      </w:del>
-      <w:del w:id="62" w:author="PR Preview" w:date="2026-01-01T00:00:00Z">
-        <w:r>
-          <w:delText xml:space="preserve">[4]</w:delText>
-        </w:r>
-      </w:del>
-      <w:del w:id="63" w:author="PR Preview" w:date="2026-01-01T00:00:00Z">
-        <w:r>
-          <w:delText xml:space="preserve">.</w:delText>
-        </w:r>
-      </w:del>
-      <w:del w:id="64" w:author="PR Preview" w:date="2026-01-01T00:00:00Z">
-        <w:r>
-          <w:delText xml:space="preserve"> </w:delText>
-        </w:r>
-      </w:del>
-      <w:del w:id="65" w:author="PR Preview" w:date="2026-01-01T00:00:00Z">
-        <w:r>
-          <w:delText xml:space="preserve">For example,</w:delText>
-        </w:r>
-      </w:del>
-      <w:del w:id="66" w:author="PR Preview" w:date="2026-01-01T00:00:00Z">
-        <w:r>
-          <w:delText xml:space="preserve"> </w:delText>
-        </w:r>
-      </w:del>
+      <w:r>
+        <w:t xml:space="preserve">)</w:t>
+      </w:r>
+      <w:r>
+        <w:t xml:space="preserve"> </w:t>
+      </w:r>
+      <w:r>
+        <w:t xml:space="preserve">[4]</w:t>
+      </w:r>
+      <w:r>
+        <w:t xml:space="preserve">.</w:t>
+      </w:r>
+      <w:r>
+        <w:t xml:space="preserve"> </w:t>
+      </w:r>
+      <w:r>
+        <w:t xml:space="preserve">For example,</w:t>
+      </w:r>
+      <w:r>
+        <w:t xml:space="preserve"> </w:t>
+      </w:r>
       <m:oMath>
         <m:r>
           <m:t>​</m:t>
@@ -4270,31 +4144,21 @@
           <m:t>​</m:t>
         </m:r>
       </m:oMath>
-      <w:del w:id="67" w:author="PR Preview" w:date="2026-01-01T00:00:00Z">
-        <w:r>
-          <w:delText xml:space="preserve"> </w:delText>
-        </w:r>
-      </w:del>
-      <w:del w:id="68" w:author="PR Preview" w:date="2026-01-01T00:00:00Z">
-        <w:r>
-          <w:delText xml:space="preserve">is true in the first reading,</w:delText>
-        </w:r>
-      </w:del>
-      <w:del w:id="69" w:author="PR Preview" w:date="2026-01-01T00:00:00Z">
-        <w:r>
-          <w:delText xml:space="preserve"> </w:delText>
-        </w:r>
-      </w:del>
-      <w:del w:id="70" w:author="PR Preview" w:date="2026-01-01T00:00:00Z">
-        <w:r>
-          <w:delText xml:space="preserve">because</w:delText>
-        </w:r>
-      </w:del>
-      <w:del w:id="71" w:author="PR Preview" w:date="2026-01-01T00:00:00Z">
-        <w:r>
-          <w:delText xml:space="preserve"> </w:delText>
-        </w:r>
-      </w:del>
+      <w:r>
+        <w:t xml:space="preserve"> </w:t>
+      </w:r>
+      <w:r>
+        <w:t xml:space="preserve">is true in the first reading,</w:t>
+      </w:r>
+      <w:r>
+        <w:t xml:space="preserve"> </w:t>
+      </w:r>
+      <w:r>
+        <w:t xml:space="preserve">because</w:t>
+      </w:r>
+      <w:r>
+        <w:t xml:space="preserve"> </w:t>
+      </w:r>
       <m:oMath>
         <m:r>
           <m:t>​</m:t>
@@ -4359,46 +4223,30 @@
           <m:t>​</m:t>
         </m:r>
       </m:oMath>
-      <w:del w:id="72" w:author="PR Preview" w:date="2026-01-01T00:00:00Z">
-        <w:r>
-          <w:delText xml:space="preserve">,</w:delText>
-        </w:r>
-      </w:del>
-      <w:del w:id="73" w:author="PR Preview" w:date="2026-01-01T00:00:00Z">
-        <w:r>
-          <w:delText xml:space="preserve"> </w:delText>
-        </w:r>
-      </w:del>
-      <w:del w:id="74" w:author="PR Preview" w:date="2026-01-01T00:00:00Z">
-        <w:r>
-          <w:delText xml:space="preserve">and false in the second,</w:delText>
-        </w:r>
-      </w:del>
-      <w:del w:id="75" w:author="PR Preview" w:date="2026-01-01T00:00:00Z">
-        <w:r>
-          <w:delText xml:space="preserve"> </w:delText>
-        </w:r>
-      </w:del>
-      <w:del w:id="76" w:author="PR Preview" w:date="2026-01-01T00:00:00Z">
-        <w:r>
-          <w:delText xml:space="preserve">because the two sets are equal.</w:delText>
-        </w:r>
-      </w:del>
-      <w:del w:id="77" w:author="PR Preview" w:date="2026-01-01T00:00:00Z">
-        <w:r>
-          <w:delText xml:space="preserve"> </w:delText>
-        </w:r>
-      </w:del>
-      <w:del w:id="78" w:author="PR Preview" w:date="2026-01-01T00:00:00Z">
-        <w:r>
-          <w:delText xml:space="preserve">These notes avoid</w:delText>
-        </w:r>
-      </w:del>
-      <w:del w:id="79" w:author="PR Preview" w:date="2026-01-01T00:00:00Z">
-        <w:r>
-          <w:delText xml:space="preserve"> </w:delText>
-        </w:r>
-      </w:del>
+      <w:r>
+        <w:t xml:space="preserve">,</w:t>
+      </w:r>
+      <w:r>
+        <w:t xml:space="preserve"> </w:t>
+      </w:r>
+      <w:r>
+        <w:t xml:space="preserve">and false in the second,</w:t>
+      </w:r>
+      <w:r>
+        <w:t xml:space="preserve"> </w:t>
+      </w:r>
+      <w:r>
+        <w:t xml:space="preserve">because the two sets are equal.</w:t>
+      </w:r>
+      <w:r>
+        <w:t xml:space="preserve"> </w:t>
+      </w:r>
+      <w:r>
+        <w:t xml:space="preserve">These notes avoid</w:t>
+      </w:r>
+      <w:r>
+        <w:t xml:space="preserve"> </w:t>
+      </w:r>
       <m:oMath>
         <m:r>
           <m:rPr>
@@ -4407,21 +4255,15 @@
           <m:t>⊂</m:t>
         </m:r>
       </m:oMath>
-      <w:del w:id="80" w:author="PR Preview" w:date="2026-01-01T00:00:00Z">
-        <w:r>
-          <w:delText xml:space="preserve"> </w:delText>
-        </w:r>
-      </w:del>
-      <w:del w:id="81" w:author="PR Preview" w:date="2026-01-01T00:00:00Z">
-        <w:r>
-          <w:delText xml:space="preserve">and write</w:delText>
-        </w:r>
-      </w:del>
-      <w:del w:id="82" w:author="PR Preview" w:date="2026-01-01T00:00:00Z">
-        <w:r>
-          <w:delText xml:space="preserve"> </w:delText>
-        </w:r>
-      </w:del>
+      <w:r>
+        <w:t xml:space="preserve"> </w:t>
+      </w:r>
+      <w:r>
+        <w:t xml:space="preserve">and write</w:t>
+      </w:r>
+      <w:r>
+        <w:t xml:space="preserve"> </w:t>
+      </w:r>
       <m:oMath>
         <m:r>
           <m:rPr>
@@ -4430,21 +4272,15 @@
           <m:t>⊆</m:t>
         </m:r>
       </m:oMath>
-      <w:del w:id="83" w:author="PR Preview" w:date="2026-01-01T00:00:00Z">
-        <w:r>
-          <w:delText xml:space="preserve"> </w:delText>
-        </w:r>
-      </w:del>
-      <w:del w:id="84" w:author="PR Preview" w:date="2026-01-01T00:00:00Z">
-        <w:r>
-          <w:delText xml:space="preserve">or</w:delText>
-        </w:r>
-      </w:del>
-      <w:del w:id="85" w:author="PR Preview" w:date="2026-01-01T00:00:00Z">
-        <w:r>
-          <w:delText xml:space="preserve"> </w:delText>
-        </w:r>
-      </w:del>
+      <w:r>
+        <w:t xml:space="preserve"> </w:t>
+      </w:r>
+      <w:r>
+        <w:t xml:space="preserve">or</w:t>
+      </w:r>
+      <w:r>
+        <w:t xml:space="preserve"> </w:t>
+      </w:r>
       <m:oMath>
         <m:r>
           <m:rPr>
@@ -4453,686 +4289,9 @@
           <m:t>⊊</m:t>
         </m:r>
       </m:oMath>
-      <w:del w:id="86" w:author="PR Preview" w:date="2026-01-01T00:00:00Z">
-        <w:r>
-          <w:delText xml:space="preserve">.</w:delText>
-        </w:r>
-      </w:del>
-    </w:p>
-    <w:p>
-      <w:pPr>
-        <w:pStyle w:val="BodyText"/>
-      </w:pPr>
-      <w:ins w:id="87" w:author="PR Preview" w:date="2026-01-01T00:00:00Z">
-        <w:r>
-          <w:rPr>
-            <w:b/>
-            <w:bCs/>
-          </w:rPr>
-          <w:t xml:space="preserve">Definition 9 (Strict subset)</w:t>
-        </w:r>
-      </w:ins>
-      <w:ins w:id="88" w:author="PR Preview" w:date="2026-01-01T00:00:00Z">
-        <w:r>
-          <w:t xml:space="preserve"> </w:t>
-        </w:r>
-      </w:ins>
-      <w:ins w:id="89" w:author="PR Preview" w:date="2026-01-01T00:00:00Z">
-        <w:r>
-          <w:t xml:space="preserve">A set</w:t>
-        </w:r>
-      </w:ins>
-      <w:ins w:id="90" w:author="PR Preview" w:date="2026-01-01T00:00:00Z">
-        <w:r>
-          <w:t xml:space="preserve"> </w:t>
-        </w:r>
-      </w:ins>
-      <m:oMath>
-        <m:r>
-          <m:t>A</m:t>
-        </m:r>
-      </m:oMath>
-      <w:ins w:id="91" w:author="PR Preview" w:date="2026-01-01T00:00:00Z">
-        <w:r>
-          <w:t xml:space="preserve"> </w:t>
-        </w:r>
-      </w:ins>
-      <w:ins w:id="92" w:author="PR Preview" w:date="2026-01-01T00:00:00Z">
-        <w:r>
-          <w:t xml:space="preserve">is a</w:t>
-        </w:r>
-      </w:ins>
-      <w:ins w:id="93" w:author="PR Preview" w:date="2026-01-01T00:00:00Z">
-        <w:r>
-          <w:t xml:space="preserve"> </w:t>
-        </w:r>
-      </w:ins>
-      <w:ins w:id="94" w:author="PR Preview" w:date="2026-01-01T00:00:00Z">
-        <w:r>
-          <w:rPr>
-            <w:b/>
-            <w:bCs/>
-          </w:rPr>
-          <w:t xml:space="preserve">strict subset</w:t>
-        </w:r>
-      </w:ins>
-      <w:ins w:id="95" w:author="PR Preview" w:date="2026-01-01T00:00:00Z">
-        <w:r>
-          <w:t xml:space="preserve"> </w:t>
-        </w:r>
-      </w:ins>
-      <w:ins w:id="96" w:author="PR Preview" w:date="2026-01-01T00:00:00Z">
-        <w:r>
-          <w:t xml:space="preserve">of a set</w:t>
-        </w:r>
-      </w:ins>
-      <w:ins w:id="97" w:author="PR Preview" w:date="2026-01-01T00:00:00Z">
-        <w:r>
-          <w:t xml:space="preserve"> </w:t>
-        </w:r>
-      </w:ins>
-      <m:oMath>
-        <m:r>
-          <m:t>B</m:t>
-        </m:r>
-      </m:oMath>
-      <w:ins w:id="98" w:author="PR Preview" w:date="2026-01-01T00:00:00Z">
-        <w:r>
-          <w:t xml:space="preserve">,</w:t>
-        </w:r>
-      </w:ins>
-      <w:ins w:id="99" w:author="PR Preview" w:date="2026-01-01T00:00:00Z">
-        <w:r>
-          <w:t xml:space="preserve"> </w:t>
-        </w:r>
-      </w:ins>
-      <w:ins w:id="100" w:author="PR Preview" w:date="2026-01-01T00:00:00Z">
-        <w:r>
-          <w:t xml:space="preserve">written</w:t>
-        </w:r>
-      </w:ins>
-      <w:ins w:id="101" w:author="PR Preview" w:date="2026-01-01T00:00:00Z">
-        <w:r>
-          <w:t xml:space="preserve"> </w:t>
-        </w:r>
-      </w:ins>
-      <m:oMath>
-        <m:r>
-          <m:t>A</m:t>
-        </m:r>
-        <m:r>
-          <m:rPr>
-            <m:sty m:val="p"/>
-          </m:rPr>
-          <m:t>⊊</m:t>
-        </m:r>
-        <m:r>
-          <m:t>B</m:t>
-        </m:r>
-      </m:oMath>
-      <w:ins w:id="102" w:author="PR Preview" w:date="2026-01-01T00:00:00Z">
-        <w:r>
-          <w:t xml:space="preserve">,</w:t>
-        </w:r>
-      </w:ins>
-      <w:ins w:id="103" w:author="PR Preview" w:date="2026-01-01T00:00:00Z">
-        <w:r>
-          <w:t xml:space="preserve"> </w:t>
-        </w:r>
-      </w:ins>
-      <w:ins w:id="104" w:author="PR Preview" w:date="2026-01-01T00:00:00Z">
-        <w:r>
-          <w:t xml:space="preserve">if</w:t>
-        </w:r>
-      </w:ins>
-      <w:ins w:id="105" w:author="PR Preview" w:date="2026-01-01T00:00:00Z">
-        <w:r>
-          <w:t xml:space="preserve"> </w:t>
-        </w:r>
-      </w:ins>
-      <m:oMath>
-        <m:r>
-          <m:t>A</m:t>
-        </m:r>
-      </m:oMath>
-      <w:ins w:id="106" w:author="PR Preview" w:date="2026-01-01T00:00:00Z">
-        <w:r>
-          <w:t xml:space="preserve"> </w:t>
-        </w:r>
-      </w:ins>
-      <w:ins w:id="107" w:author="PR Preview" w:date="2026-01-01T00:00:00Z">
-        <w:r>
-          <w:t xml:space="preserve">is a</w:t>
-        </w:r>
-      </w:ins>
-      <w:ins w:id="108" w:author="PR Preview" w:date="2026-01-01T00:00:00Z">
-        <w:r>
-          <w:t xml:space="preserve"> </w:t>
-        </w:r>
-      </w:ins>
-      <w:hyperlink w:anchor="def-subset">
-        <w:ins w:id="109" w:author="PR Preview" w:date="2026-01-01T00:00:00Z">
-          <w:r>
-            <w:rPr>
-              <w:rStyle w:val="Hyperlink"/>
-            </w:rPr>
-            <w:t xml:space="preserve">subset</w:t>
-          </w:r>
-        </w:ins>
-      </w:hyperlink>
-      <w:ins w:id="110" w:author="PR Preview" w:date="2026-01-01T00:00:00Z">
-        <w:r>
-          <w:t xml:space="preserve"> </w:t>
-        </w:r>
-      </w:ins>
-      <w:ins w:id="111" w:author="PR Preview" w:date="2026-01-01T00:00:00Z">
-        <w:r>
-          <w:t xml:space="preserve">of</w:t>
-        </w:r>
-      </w:ins>
-      <w:ins w:id="112" w:author="PR Preview" w:date="2026-01-01T00:00:00Z">
-        <w:r>
-          <w:t xml:space="preserve"> </w:t>
-        </w:r>
-      </w:ins>
-      <m:oMath>
-        <m:r>
-          <m:t>B</m:t>
-        </m:r>
-      </m:oMath>
-      <w:ins w:id="113" w:author="PR Preview" w:date="2026-01-01T00:00:00Z">
-        <w:r>
-          <w:t xml:space="preserve"> </w:t>
-        </w:r>
-      </w:ins>
-      <w:ins w:id="114" w:author="PR Preview" w:date="2026-01-01T00:00:00Z">
-        <w:r>
-          <w:t xml:space="preserve">and</w:t>
-        </w:r>
-      </w:ins>
-      <w:ins w:id="115" w:author="PR Preview" w:date="2026-01-01T00:00:00Z">
-        <w:r>
-          <w:t xml:space="preserve"> </w:t>
-        </w:r>
-      </w:ins>
-      <m:oMath>
-        <m:r>
-          <m:t>A</m:t>
-        </m:r>
-        <m:r>
-          <m:rPr>
-            <m:sty m:val="p"/>
-          </m:rPr>
-          <m:t>≠</m:t>
-        </m:r>
-        <m:r>
-          <m:t>B</m:t>
-        </m:r>
-      </m:oMath>
-      <w:ins w:id="116" w:author="PR Preview" w:date="2026-01-01T00:00:00Z">
-        <w:r>
-          <w:t xml:space="preserve">.</w:t>
-        </w:r>
-      </w:ins>
-    </w:p>
-    <w:bookmarkEnd w:id="27"/>
-    <w:bookmarkStart w:id="28" w:name="rem-subset-symbol"/>
-    <w:p>
-      <w:pPr>
-        <w:pStyle w:val="BodyText"/>
-      </w:pPr>
-      <w:ins w:id="117" w:author="PR Preview" w:date="2026-01-01T00:00:00Z">
-        <w:r>
-          <w:rPr>
-            <w:i/>
-            <w:iCs/>
-          </w:rPr>
-          <w:t xml:space="preserve">Remark 2</w:t>
-        </w:r>
-      </w:ins>
-      <w:ins w:id="118" w:author="PR Preview" w:date="2026-01-01T00:00:00Z">
-        <w:r>
-          <w:t xml:space="preserve"> (Proper subsets and the symbol</w:t>
-        </w:r>
-      </w:ins>
-      <w:ins w:id="119" w:author="PR Preview" w:date="2026-01-01T00:00:00Z">
-        <w:r>
-          <w:t xml:space="preserve"> </w:t>
-        </w:r>
-      </w:ins>
-      <m:oMath>
-        <m:r>
-          <m:rPr>
-            <m:sty m:val="p"/>
-          </m:rPr>
-          <m:t>⊂</m:t>
-        </m:r>
-      </m:oMath>
-      <w:ins w:id="120" w:author="PR Preview" w:date="2026-01-01T00:00:00Z">
-        <w:r>
-          <w:t xml:space="preserve">). </w:t>
-        </w:r>
-      </w:ins>
-      <w:ins w:id="121" w:author="PR Preview" w:date="2026-01-01T00:00:00Z">
-        <w:r>
-          <w:t xml:space="preserve">Other sources call a strict subset a</w:t>
-        </w:r>
-      </w:ins>
-      <w:ins w:id="122" w:author="PR Preview" w:date="2026-01-01T00:00:00Z">
-        <w:r>
-          <w:t xml:space="preserve"> </w:t>
-        </w:r>
-      </w:ins>
-      <w:ins w:id="123" w:author="PR Preview" w:date="2026-01-01T00:00:00Z">
-        <w:r>
-          <w:rPr>
-            <w:b/>
-            <w:bCs/>
-          </w:rPr>
-          <w:t xml:space="preserve">proper subset</w:t>
-        </w:r>
-      </w:ins>
-      <w:ins w:id="124" w:author="PR Preview" w:date="2026-01-01T00:00:00Z">
-        <w:r>
-          <w:t xml:space="preserve">.</w:t>
-        </w:r>
-      </w:ins>
-      <w:ins w:id="125" w:author="PR Preview" w:date="2026-01-01T00:00:00Z">
-        <w:r>
-          <w:t xml:space="preserve"> </w:t>
-        </w:r>
-      </w:ins>
-      <w:ins w:id="126" w:author="PR Preview" w:date="2026-01-01T00:00:00Z">
-        <w:r>
-          <w:t xml:space="preserve">Sources disagree about the symbol</w:t>
-        </w:r>
-      </w:ins>
-      <w:ins w:id="127" w:author="PR Preview" w:date="2026-01-01T00:00:00Z">
-        <w:r>
-          <w:t xml:space="preserve"> </w:t>
-        </w:r>
-      </w:ins>
-      <m:oMath>
-        <m:r>
-          <m:rPr>
-            <m:sty m:val="p"/>
-          </m:rPr>
-          <m:t>⊂</m:t>
-        </m:r>
-      </m:oMath>
-      <w:ins w:id="128" w:author="PR Preview" w:date="2026-01-01T00:00:00Z">
-        <w:r>
-          <w:t xml:space="preserve">:</w:t>
-        </w:r>
-      </w:ins>
-      <w:ins w:id="129" w:author="PR Preview" w:date="2026-01-01T00:00:00Z">
-        <w:r>
-          <w:t xml:space="preserve"> </w:t>
-        </w:r>
-      </w:ins>
-      <w:ins w:id="130" w:author="PR Preview" w:date="2026-01-01T00:00:00Z">
-        <w:r>
-          <w:t xml:space="preserve">some use it for</w:t>
-        </w:r>
-      </w:ins>
-      <w:ins w:id="131" w:author="PR Preview" w:date="2026-01-01T00:00:00Z">
-        <w:r>
-          <w:t xml:space="preserve"> </w:t>
-        </w:r>
-      </w:ins>
-      <w:ins w:id="132" w:author="PR Preview" w:date="2026-01-01T00:00:00Z">
-        <w:r>
-          <w:t xml:space="preserve">“subset”</w:t>
-        </w:r>
-      </w:ins>
-      <w:ins w:id="133" w:author="PR Preview" w:date="2026-01-01T00:00:00Z">
-        <w:r>
-          <w:t xml:space="preserve"> </w:t>
-        </w:r>
-      </w:ins>
-      <w:ins w:id="134" w:author="PR Preview" w:date="2026-01-01T00:00:00Z">
-        <w:r>
-          <w:t xml:space="preserve">(</w:t>
-        </w:r>
-      </w:ins>
-      <m:oMath>
-        <m:r>
-          <m:rPr>
-            <m:sty m:val="p"/>
-          </m:rPr>
-          <m:t>⊆</m:t>
-        </m:r>
-      </m:oMath>
-      <w:ins w:id="135" w:author="PR Preview" w:date="2026-01-01T00:00:00Z">
-        <w:r>
-          <w:t xml:space="preserve">),</w:t>
-        </w:r>
-      </w:ins>
-      <w:ins w:id="136" w:author="PR Preview" w:date="2026-01-01T00:00:00Z">
-        <w:r>
-          <w:t xml:space="preserve"> </w:t>
-        </w:r>
-      </w:ins>
-      <w:ins w:id="137" w:author="PR Preview" w:date="2026-01-01T00:00:00Z">
-        <w:r>
-          <w:t xml:space="preserve">and others for</w:t>
-        </w:r>
-      </w:ins>
-      <w:ins w:id="138" w:author="PR Preview" w:date="2026-01-01T00:00:00Z">
-        <w:r>
-          <w:t xml:space="preserve"> </w:t>
-        </w:r>
-      </w:ins>
-      <w:ins w:id="139" w:author="PR Preview" w:date="2026-01-01T00:00:00Z">
-        <w:r>
-          <w:t xml:space="preserve">“strict subset”</w:t>
-        </w:r>
-      </w:ins>
-      <w:ins w:id="140" w:author="PR Preview" w:date="2026-01-01T00:00:00Z">
-        <w:r>
-          <w:t xml:space="preserve"> </w:t>
-        </w:r>
-      </w:ins>
-      <w:ins w:id="141" w:author="PR Preview" w:date="2026-01-01T00:00:00Z">
-        <w:r>
-          <w:t xml:space="preserve">(</w:t>
-        </w:r>
-      </w:ins>
-      <m:oMath>
-        <m:r>
-          <m:rPr>
-            <m:sty m:val="p"/>
-          </m:rPr>
-          <m:t>⊊</m:t>
-        </m:r>
-      </m:oMath>
-      <w:ins w:id="142" w:author="PR Preview" w:date="2026-01-01T00:00:00Z">
-        <w:r>
-          <w:t xml:space="preserve">)</w:t>
-        </w:r>
-      </w:ins>
-      <w:ins w:id="143" w:author="PR Preview" w:date="2026-01-01T00:00:00Z">
-        <w:r>
-          <w:t xml:space="preserve"> </w:t>
-        </w:r>
-      </w:ins>
-      <w:ins w:id="144" w:author="PR Preview" w:date="2026-01-01T00:00:00Z">
-        <w:r>
-          <w:t xml:space="preserve">[4]</w:t>
-        </w:r>
-      </w:ins>
-      <w:ins w:id="145" w:author="PR Preview" w:date="2026-01-01T00:00:00Z">
-        <w:r>
-          <w:t xml:space="preserve">.</w:t>
-        </w:r>
-      </w:ins>
-      <w:ins w:id="146" w:author="PR Preview" w:date="2026-01-01T00:00:00Z">
-        <w:r>
-          <w:t xml:space="preserve"> </w:t>
-        </w:r>
-      </w:ins>
-      <w:ins w:id="147" w:author="PR Preview" w:date="2026-01-01T00:00:00Z">
-        <w:r>
-          <w:t xml:space="preserve">For example,</w:t>
-        </w:r>
-      </w:ins>
-      <w:ins w:id="148" w:author="PR Preview" w:date="2026-01-01T00:00:00Z">
-        <w:r>
-          <w:t xml:space="preserve"> </w:t>
-        </w:r>
-      </w:ins>
-      <m:oMath>
-        <m:r>
-          <m:t>​</m:t>
-        </m:r>
-        <m:d>
-          <m:dPr>
-            <m:begChr m:val="{"/>
-            <m:sepChr m:val=""/>
-            <m:endChr m:val="}"/>
-            <m:grow/>
-          </m:dPr>
-          <m:e>
-            <m:r>
-              <m:t>1</m:t>
-            </m:r>
-            <m:r>
-              <m:rPr>
-                <m:sty m:val="p"/>
-              </m:rPr>
-              <m:t>,</m:t>
-            </m:r>
-            <m:r>
-              <m:t>2</m:t>
-            </m:r>
-          </m:e>
-        </m:d>
-        <m:r>
-          <m:t>​</m:t>
-        </m:r>
-        <m:r>
-          <m:rPr>
-            <m:sty m:val="p"/>
-          </m:rPr>
-          <m:t>⊂</m:t>
-        </m:r>
-        <m:r>
-          <m:t>​</m:t>
-        </m:r>
-        <m:d>
-          <m:dPr>
-            <m:begChr m:val="{"/>
-            <m:sepChr m:val=""/>
-            <m:endChr m:val="}"/>
-            <m:grow/>
-          </m:dPr>
-          <m:e>
-            <m:r>
-              <m:t>1</m:t>
-            </m:r>
-            <m:r>
-              <m:rPr>
-                <m:sty m:val="p"/>
-              </m:rPr>
-              <m:t>,</m:t>
-            </m:r>
-            <m:r>
-              <m:t>2</m:t>
-            </m:r>
-          </m:e>
-        </m:d>
-        <m:r>
-          <m:t>​</m:t>
-        </m:r>
-      </m:oMath>
-      <w:ins w:id="149" w:author="PR Preview" w:date="2026-01-01T00:00:00Z">
-        <w:r>
-          <w:t xml:space="preserve"> </w:t>
-        </w:r>
-      </w:ins>
-      <w:ins w:id="150" w:author="PR Preview" w:date="2026-01-01T00:00:00Z">
-        <w:r>
-          <w:t xml:space="preserve">is true in the first reading,</w:t>
-        </w:r>
-      </w:ins>
-      <w:ins w:id="151" w:author="PR Preview" w:date="2026-01-01T00:00:00Z">
-        <w:r>
-          <w:t xml:space="preserve"> </w:t>
-        </w:r>
-      </w:ins>
-      <w:ins w:id="152" w:author="PR Preview" w:date="2026-01-01T00:00:00Z">
-        <w:r>
-          <w:t xml:space="preserve">because</w:t>
-        </w:r>
-      </w:ins>
-      <w:ins w:id="153" w:author="PR Preview" w:date="2026-01-01T00:00:00Z">
-        <w:r>
-          <w:t xml:space="preserve"> </w:t>
-        </w:r>
-      </w:ins>
-      <m:oMath>
-        <m:r>
-          <m:t>​</m:t>
-        </m:r>
-        <m:d>
-          <m:dPr>
-            <m:begChr m:val="{"/>
-            <m:sepChr m:val=""/>
-            <m:endChr m:val="}"/>
-            <m:grow/>
-          </m:dPr>
-          <m:e>
-            <m:r>
-              <m:t>1</m:t>
-            </m:r>
-            <m:r>
-              <m:rPr>
-                <m:sty m:val="p"/>
-              </m:rPr>
-              <m:t>,</m:t>
-            </m:r>
-            <m:r>
-              <m:t>2</m:t>
-            </m:r>
-          </m:e>
-        </m:d>
-        <m:r>
-          <m:t>​</m:t>
-        </m:r>
-        <m:r>
-          <m:rPr>
-            <m:sty m:val="p"/>
-          </m:rPr>
-          <m:t>⊆</m:t>
-        </m:r>
-        <m:r>
-          <m:t>​</m:t>
-        </m:r>
-        <m:d>
-          <m:dPr>
-            <m:begChr m:val="{"/>
-            <m:sepChr m:val=""/>
-            <m:endChr m:val="}"/>
-            <m:grow/>
-          </m:dPr>
-          <m:e>
-            <m:r>
-              <m:t>1</m:t>
-            </m:r>
-            <m:r>
-              <m:rPr>
-                <m:sty m:val="p"/>
-              </m:rPr>
-              <m:t>,</m:t>
-            </m:r>
-            <m:r>
-              <m:t>2</m:t>
-            </m:r>
-          </m:e>
-        </m:d>
-        <m:r>
-          <m:t>​</m:t>
-        </m:r>
-      </m:oMath>
-      <w:ins w:id="154" w:author="PR Preview" w:date="2026-01-01T00:00:00Z">
-        <w:r>
-          <w:t xml:space="preserve">,</w:t>
-        </w:r>
-      </w:ins>
-      <w:ins w:id="155" w:author="PR Preview" w:date="2026-01-01T00:00:00Z">
-        <w:r>
-          <w:t xml:space="preserve"> </w:t>
-        </w:r>
-      </w:ins>
-      <w:ins w:id="156" w:author="PR Preview" w:date="2026-01-01T00:00:00Z">
-        <w:r>
-          <w:t xml:space="preserve">and false in the second,</w:t>
-        </w:r>
-      </w:ins>
-      <w:ins w:id="157" w:author="PR Preview" w:date="2026-01-01T00:00:00Z">
-        <w:r>
-          <w:t xml:space="preserve"> </w:t>
-        </w:r>
-      </w:ins>
-      <w:ins w:id="158" w:author="PR Preview" w:date="2026-01-01T00:00:00Z">
-        <w:r>
-          <w:t xml:space="preserve">because the two sets are equal.</w:t>
-        </w:r>
-      </w:ins>
-      <w:ins w:id="159" w:author="PR Preview" w:date="2026-01-01T00:00:00Z">
-        <w:r>
-          <w:t xml:space="preserve"> </w:t>
-        </w:r>
-      </w:ins>
-      <w:ins w:id="160" w:author="PR Preview" w:date="2026-01-01T00:00:00Z">
-        <w:r>
-          <w:t xml:space="preserve">These notes avoid</w:t>
-        </w:r>
-      </w:ins>
-      <w:ins w:id="161" w:author="PR Preview" w:date="2026-01-01T00:00:00Z">
-        <w:r>
-          <w:t xml:space="preserve"> </w:t>
-        </w:r>
-      </w:ins>
-      <m:oMath>
-        <m:r>
-          <m:rPr>
-            <m:sty m:val="p"/>
-          </m:rPr>
-          <m:t>⊂</m:t>
-        </m:r>
-      </m:oMath>
-      <w:ins w:id="162" w:author="PR Preview" w:date="2026-01-01T00:00:00Z">
-        <w:r>
-          <w:t xml:space="preserve"> </w:t>
-        </w:r>
-      </w:ins>
-      <w:ins w:id="163" w:author="PR Preview" w:date="2026-01-01T00:00:00Z">
-        <w:r>
-          <w:t xml:space="preserve">and write</w:t>
-        </w:r>
-      </w:ins>
-      <w:ins w:id="164" w:author="PR Preview" w:date="2026-01-01T00:00:00Z">
-        <w:r>
-          <w:t xml:space="preserve"> </w:t>
-        </w:r>
-      </w:ins>
-      <m:oMath>
-        <m:r>
-          <m:rPr>
-            <m:sty m:val="p"/>
-          </m:rPr>
-          <m:t>⊆</m:t>
-        </m:r>
-      </m:oMath>
-      <w:ins w:id="165" w:author="PR Preview" w:date="2026-01-01T00:00:00Z">
-        <w:r>
-          <w:t xml:space="preserve"> </w:t>
-        </w:r>
-      </w:ins>
-      <w:ins w:id="166" w:author="PR Preview" w:date="2026-01-01T00:00:00Z">
-        <w:r>
-          <w:t xml:space="preserve">or</w:t>
-        </w:r>
-      </w:ins>
-      <w:ins w:id="167" w:author="PR Preview" w:date="2026-01-01T00:00:00Z">
-        <w:r>
-          <w:t xml:space="preserve"> </w:t>
-        </w:r>
-      </w:ins>
-      <m:oMath>
-        <m:r>
-          <m:rPr>
-            <m:sty m:val="p"/>
-          </m:rPr>
-          <m:t>⊊</m:t>
-        </m:r>
-      </m:oMath>
-      <w:ins w:id="168" w:author="PR Preview" w:date="2026-01-01T00:00:00Z">
-        <w:r>
-          <w:t xml:space="preserve">.</w:t>
-        </w:r>
-      </w:ins>
+      <w:r>
+        <w:t xml:space="preserve">.</w:t>
+      </w:r>
     </w:p>
     <w:bookmarkEnd w:id="28"/>
     <w:bookmarkStart w:id="29" w:name="def-superset"/>
@@ -8706,7 +7865,7 @@
     </w:p>
     <w:bookmarkEnd w:id="49"/>
     <w:bookmarkEnd w:id="50"/>
-    <w:bookmarkStart w:id="66" w:name="combining-sets"/>
+    <w:bookmarkStart w:id="68" w:name="combining-sets"/>
     <w:p>
       <w:pPr>
         <w:pStyle w:val="Heading2"/>
@@ -15493,43 +14652,59 @@
       </m:oMathPara>
     </w:p>
     <w:bookmarkEnd w:id="62"/>
-    <w:bookmarkStart w:id="63" w:name="def-ordered-pair"/>
+    <w:bookmarkStart w:id="63" w:name="def-pairwise-disjoint"/>
     <w:p>
       <w:pPr>
         <w:pStyle w:val="FirstParagraph"/>
       </w:pPr>
-      <w:r>
-        <w:rPr>
-          <w:b/>
-          <w:bCs/>
-        </w:rPr>
-        <w:t xml:space="preserve">Definition 24 (Ordered pair)</w:t>
-      </w:r>
-      <w:r>
-        <w:t xml:space="preserve"> </w:t>
-      </w:r>
-      <w:r>
-        <w:t xml:space="preserve">An</w:t>
-      </w:r>
-      <w:r>
-        <w:t xml:space="preserve"> </w:t>
-      </w:r>
-      <w:r>
-        <w:rPr>
-          <w:b/>
-          <w:bCs/>
-        </w:rPr>
-        <w:t xml:space="preserve">ordered pair</w:t>
-      </w:r>
-      <w:r>
-        <w:t xml:space="preserve"> </w:t>
-      </w:r>
-      <w:r>
-        <w:t xml:space="preserve">[14]</w:t>
-      </w:r>
-      <w:r>
-        <w:t xml:space="preserve"> </w:t>
-      </w:r>
+      <w:del w:id="3" w:author="PR Preview" w:date="2026-01-01T00:00:00Z">
+        <w:r>
+          <w:rPr>
+            <w:b/>
+            <w:bCs/>
+          </w:rPr>
+          <w:delText xml:space="preserve">Definition 24 (Ordered pair)</w:delText>
+        </w:r>
+      </w:del>
+      <w:del w:id="4" w:author="PR Preview" w:date="2026-01-01T00:00:00Z">
+        <w:r>
+          <w:delText xml:space="preserve"> </w:delText>
+        </w:r>
+      </w:del>
+      <w:del w:id="5" w:author="PR Preview" w:date="2026-01-01T00:00:00Z">
+        <w:r>
+          <w:delText xml:space="preserve">An</w:delText>
+        </w:r>
+      </w:del>
+      <w:del w:id="6" w:author="PR Preview" w:date="2026-01-01T00:00:00Z">
+        <w:r>
+          <w:delText xml:space="preserve"> </w:delText>
+        </w:r>
+      </w:del>
+      <w:del w:id="7" w:author="PR Preview" w:date="2026-01-01T00:00:00Z">
+        <w:r>
+          <w:rPr>
+            <w:b/>
+            <w:bCs/>
+          </w:rPr>
+          <w:delText xml:space="preserve">ordered pair</w:delText>
+        </w:r>
+      </w:del>
+      <w:del w:id="8" w:author="PR Preview" w:date="2026-01-01T00:00:00Z">
+        <w:r>
+          <w:delText xml:space="preserve"> </w:delText>
+        </w:r>
+      </w:del>
+      <w:del w:id="9" w:author="PR Preview" w:date="2026-01-01T00:00:00Z">
+        <w:r>
+          <w:delText xml:space="preserve">[14]</w:delText>
+        </w:r>
+      </w:del>
+      <w:del w:id="10" w:author="PR Preview" w:date="2026-01-01T00:00:00Z">
+        <w:r>
+          <w:delText xml:space="preserve"> </w:delText>
+        </w:r>
+      </w:del>
       <m:oMath>
         <m:r>
           <m:rPr>
@@ -15556,55 +14731,81 @@
           <m:t>)</m:t>
         </m:r>
       </m:oMath>
-      <w:r>
-        <w:t xml:space="preserve"> </w:t>
-      </w:r>
-      <w:r>
-        <w:t xml:space="preserve">is a pair of objects listed in order,</w:t>
-      </w:r>
-      <w:r>
-        <w:t xml:space="preserve"> </w:t>
-      </w:r>
-      <w:r>
-        <w:t xml:space="preserve">with</w:t>
-      </w:r>
-      <w:r>
-        <w:t xml:space="preserve"> </w:t>
-      </w:r>
+      <w:del w:id="11" w:author="PR Preview" w:date="2026-01-01T00:00:00Z">
+        <w:r>
+          <w:delText xml:space="preserve"> </w:delText>
+        </w:r>
+      </w:del>
+      <w:del w:id="12" w:author="PR Preview" w:date="2026-01-01T00:00:00Z">
+        <w:r>
+          <w:delText xml:space="preserve">is a pair of objects listed in order,</w:delText>
+        </w:r>
+      </w:del>
+      <w:del w:id="13" w:author="PR Preview" w:date="2026-01-01T00:00:00Z">
+        <w:r>
+          <w:delText xml:space="preserve"> </w:delText>
+        </w:r>
+      </w:del>
+      <w:del w:id="14" w:author="PR Preview" w:date="2026-01-01T00:00:00Z">
+        <w:r>
+          <w:delText xml:space="preserve">with</w:delText>
+        </w:r>
+      </w:del>
+      <w:del w:id="15" w:author="PR Preview" w:date="2026-01-01T00:00:00Z">
+        <w:r>
+          <w:delText xml:space="preserve"> </w:delText>
+        </w:r>
+      </w:del>
       <m:oMath>
         <m:r>
           <m:t>a</m:t>
         </m:r>
       </m:oMath>
-      <w:r>
-        <w:t xml:space="preserve"> </w:t>
-      </w:r>
-      <w:r>
-        <w:t xml:space="preserve">first and</w:t>
-      </w:r>
-      <w:r>
-        <w:t xml:space="preserve"> </w:t>
-      </w:r>
+      <w:del w:id="16" w:author="PR Preview" w:date="2026-01-01T00:00:00Z">
+        <w:r>
+          <w:delText xml:space="preserve"> </w:delText>
+        </w:r>
+      </w:del>
+      <w:del w:id="17" w:author="PR Preview" w:date="2026-01-01T00:00:00Z">
+        <w:r>
+          <w:delText xml:space="preserve">first and</w:delText>
+        </w:r>
+      </w:del>
+      <w:del w:id="18" w:author="PR Preview" w:date="2026-01-01T00:00:00Z">
+        <w:r>
+          <w:delText xml:space="preserve"> </w:delText>
+        </w:r>
+      </w:del>
       <m:oMath>
         <m:r>
           <m:t>b</m:t>
         </m:r>
       </m:oMath>
-      <w:r>
-        <w:t xml:space="preserve"> </w:t>
-      </w:r>
-      <w:r>
-        <w:t xml:space="preserve">second;</w:t>
-      </w:r>
-      <w:r>
-        <w:t xml:space="preserve"> </w:t>
-      </w:r>
-      <w:r>
-        <w:t xml:space="preserve">two ordered pairs are equal,</w:t>
-      </w:r>
-      <w:r>
-        <w:t xml:space="preserve"> </w:t>
-      </w:r>
+      <w:del w:id="19" w:author="PR Preview" w:date="2026-01-01T00:00:00Z">
+        <w:r>
+          <w:delText xml:space="preserve"> </w:delText>
+        </w:r>
+      </w:del>
+      <w:del w:id="20" w:author="PR Preview" w:date="2026-01-01T00:00:00Z">
+        <w:r>
+          <w:delText xml:space="preserve">second;</w:delText>
+        </w:r>
+      </w:del>
+      <w:del w:id="21" w:author="PR Preview" w:date="2026-01-01T00:00:00Z">
+        <w:r>
+          <w:delText xml:space="preserve"> </w:delText>
+        </w:r>
+      </w:del>
+      <w:del w:id="22" w:author="PR Preview" w:date="2026-01-01T00:00:00Z">
+        <w:r>
+          <w:delText xml:space="preserve">two ordered pairs are equal,</w:delText>
+        </w:r>
+      </w:del>
+      <w:del w:id="23" w:author="PR Preview" w:date="2026-01-01T00:00:00Z">
+        <w:r>
+          <w:delText xml:space="preserve"> </w:delText>
+        </w:r>
+      </w:del>
       <m:oMath>
         <m:r>
           <m:rPr>
@@ -15661,18 +14862,26 @@
           <m:t>)</m:t>
         </m:r>
       </m:oMath>
-      <w:r>
-        <w:t xml:space="preserve">,</w:t>
-      </w:r>
-      <w:r>
-        <w:t xml:space="preserve"> </w:t>
-      </w:r>
-      <w:r>
-        <w:t xml:space="preserve">when</w:t>
-      </w:r>
-      <w:r>
-        <w:t xml:space="preserve"> </w:t>
-      </w:r>
+      <w:del w:id="24" w:author="PR Preview" w:date="2026-01-01T00:00:00Z">
+        <w:r>
+          <w:delText xml:space="preserve">,</w:delText>
+        </w:r>
+      </w:del>
+      <w:del w:id="25" w:author="PR Preview" w:date="2026-01-01T00:00:00Z">
+        <w:r>
+          <w:delText xml:space="preserve"> </w:delText>
+        </w:r>
+      </w:del>
+      <w:del w:id="26" w:author="PR Preview" w:date="2026-01-01T00:00:00Z">
+        <w:r>
+          <w:delText xml:space="preserve">when</w:delText>
+        </w:r>
+      </w:del>
+      <w:del w:id="27" w:author="PR Preview" w:date="2026-01-01T00:00:00Z">
+        <w:r>
+          <w:delText xml:space="preserve"> </w:delText>
+        </w:r>
+      </w:del>
       <m:oMath>
         <m:r>
           <m:t>a</m:t>
@@ -15687,15 +14896,21 @@
           <m:t>c</m:t>
         </m:r>
       </m:oMath>
-      <w:r>
-        <w:t xml:space="preserve"> </w:t>
-      </w:r>
-      <w:r>
-        <w:t xml:space="preserve">and</w:t>
-      </w:r>
-      <w:r>
-        <w:t xml:space="preserve"> </w:t>
-      </w:r>
+      <w:del w:id="28" w:author="PR Preview" w:date="2026-01-01T00:00:00Z">
+        <w:r>
+          <w:delText xml:space="preserve"> </w:delText>
+        </w:r>
+      </w:del>
+      <w:del w:id="29" w:author="PR Preview" w:date="2026-01-01T00:00:00Z">
+        <w:r>
+          <w:delText xml:space="preserve">and</w:delText>
+        </w:r>
+      </w:del>
+      <w:del w:id="30" w:author="PR Preview" w:date="2026-01-01T00:00:00Z">
+        <w:r>
+          <w:delText xml:space="preserve"> </w:delText>
+        </w:r>
+      </w:del>
       <m:oMath>
         <m:r>
           <m:t>b</m:t>
@@ -15710,85 +14925,119 @@
           <m:t>d</m:t>
         </m:r>
       </m:oMath>
-      <w:r>
-        <w:t xml:space="preserve">.</w:t>
-      </w:r>
+      <w:del w:id="31" w:author="PR Preview" w:date="2026-01-01T00:00:00Z">
+        <w:r>
+          <w:delText xml:space="preserve">.</w:delText>
+        </w:r>
+      </w:del>
     </w:p>
-    <w:bookmarkEnd w:id="63"/>
-    <w:bookmarkStart w:id="64" w:name="def-cartesian-product"/>
     <w:p>
       <w:pPr>
         <w:pStyle w:val="BodyText"/>
       </w:pPr>
-      <w:r>
-        <w:rPr>
-          <w:b/>
-          <w:bCs/>
-        </w:rPr>
-        <w:t xml:space="preserve">Definition 25 (Cartesian product)</w:t>
-      </w:r>
-      <w:r>
-        <w:t xml:space="preserve"> </w:t>
-      </w:r>
-      <w:r>
-        <w:t xml:space="preserve">The</w:t>
-      </w:r>
-      <w:r>
-        <w:t xml:space="preserve"> </w:t>
-      </w:r>
-      <w:r>
-        <w:rPr>
-          <w:b/>
-          <w:bCs/>
-        </w:rPr>
-        <w:t xml:space="preserve">Cartesian product</w:t>
-      </w:r>
-      <w:r>
-        <w:t xml:space="preserve"> </w:t>
-      </w:r>
-      <w:r>
-        <w:t xml:space="preserve">[15]</w:t>
-      </w:r>
-      <w:r>
-        <w:t xml:space="preserve"> </w:t>
-      </w:r>
-      <w:r>
-        <w:t xml:space="preserve">of sets</w:t>
-      </w:r>
-      <w:r>
-        <w:t xml:space="preserve"> </w:t>
-      </w:r>
+      <w:del w:id="32" w:author="PR Preview" w:date="2026-01-01T00:00:00Z">
+        <w:r>
+          <w:rPr>
+            <w:b/>
+            <w:bCs/>
+          </w:rPr>
+          <w:delText xml:space="preserve">Definition 25 (Cartesian product)</w:delText>
+        </w:r>
+      </w:del>
+      <w:del w:id="33" w:author="PR Preview" w:date="2026-01-01T00:00:00Z">
+        <w:r>
+          <w:delText xml:space="preserve"> </w:delText>
+        </w:r>
+      </w:del>
+      <w:del w:id="34" w:author="PR Preview" w:date="2026-01-01T00:00:00Z">
+        <w:r>
+          <w:delText xml:space="preserve">The</w:delText>
+        </w:r>
+      </w:del>
+      <w:del w:id="35" w:author="PR Preview" w:date="2026-01-01T00:00:00Z">
+        <w:r>
+          <w:delText xml:space="preserve"> </w:delText>
+        </w:r>
+      </w:del>
+      <w:del w:id="36" w:author="PR Preview" w:date="2026-01-01T00:00:00Z">
+        <w:r>
+          <w:rPr>
+            <w:b/>
+            <w:bCs/>
+          </w:rPr>
+          <w:delText xml:space="preserve">Cartesian product</w:delText>
+        </w:r>
+      </w:del>
+      <w:del w:id="37" w:author="PR Preview" w:date="2026-01-01T00:00:00Z">
+        <w:r>
+          <w:delText xml:space="preserve"> </w:delText>
+        </w:r>
+      </w:del>
+      <w:del w:id="38" w:author="PR Preview" w:date="2026-01-01T00:00:00Z">
+        <w:r>
+          <w:delText xml:space="preserve">[15]</w:delText>
+        </w:r>
+      </w:del>
+      <w:del w:id="39" w:author="PR Preview" w:date="2026-01-01T00:00:00Z">
+        <w:r>
+          <w:delText xml:space="preserve"> </w:delText>
+        </w:r>
+      </w:del>
+      <w:del w:id="40" w:author="PR Preview" w:date="2026-01-01T00:00:00Z">
+        <w:r>
+          <w:delText xml:space="preserve">of sets</w:delText>
+        </w:r>
+      </w:del>
+      <w:del w:id="41" w:author="PR Preview" w:date="2026-01-01T00:00:00Z">
+        <w:r>
+          <w:delText xml:space="preserve"> </w:delText>
+        </w:r>
+      </w:del>
       <m:oMath>
         <m:r>
           <m:t>A</m:t>
         </m:r>
       </m:oMath>
-      <w:r>
-        <w:t xml:space="preserve"> </w:t>
-      </w:r>
-      <w:r>
-        <w:t xml:space="preserve">and</w:t>
-      </w:r>
-      <w:r>
-        <w:t xml:space="preserve"> </w:t>
-      </w:r>
+      <w:del w:id="42" w:author="PR Preview" w:date="2026-01-01T00:00:00Z">
+        <w:r>
+          <w:delText xml:space="preserve"> </w:delText>
+        </w:r>
+      </w:del>
+      <w:del w:id="43" w:author="PR Preview" w:date="2026-01-01T00:00:00Z">
+        <w:r>
+          <w:delText xml:space="preserve">and</w:delText>
+        </w:r>
+      </w:del>
+      <w:del w:id="44" w:author="PR Preview" w:date="2026-01-01T00:00:00Z">
+        <w:r>
+          <w:delText xml:space="preserve"> </w:delText>
+        </w:r>
+      </w:del>
       <m:oMath>
         <m:r>
           <m:t>B</m:t>
         </m:r>
       </m:oMath>
-      <w:r>
-        <w:t xml:space="preserve">,</w:t>
-      </w:r>
-      <w:r>
-        <w:t xml:space="preserve"> </w:t>
-      </w:r>
-      <w:r>
-        <w:t xml:space="preserve">written</w:t>
-      </w:r>
-      <w:r>
-        <w:t xml:space="preserve"> </w:t>
-      </w:r>
+      <w:del w:id="45" w:author="PR Preview" w:date="2026-01-01T00:00:00Z">
+        <w:r>
+          <w:delText xml:space="preserve">,</w:delText>
+        </w:r>
+      </w:del>
+      <w:del w:id="46" w:author="PR Preview" w:date="2026-01-01T00:00:00Z">
+        <w:r>
+          <w:delText xml:space="preserve"> </w:delText>
+        </w:r>
+      </w:del>
+      <w:del w:id="47" w:author="PR Preview" w:date="2026-01-01T00:00:00Z">
+        <w:r>
+          <w:delText xml:space="preserve">written</w:delText>
+        </w:r>
+      </w:del>
+      <w:del w:id="48" w:author="PR Preview" w:date="2026-01-01T00:00:00Z">
+        <w:r>
+          <w:delText xml:space="preserve"> </w:delText>
+        </w:r>
+      </w:del>
       <m:oMath>
         <m:r>
           <m:t>A</m:t>
@@ -15803,40 +15052,1185 @@
           <m:t>B</m:t>
         </m:r>
       </m:oMath>
-      <w:r>
-        <w:t xml:space="preserve">,</w:t>
-      </w:r>
-      <w:r>
-        <w:t xml:space="preserve"> </w:t>
-      </w:r>
-      <w:r>
-        <w:t xml:space="preserve">is the set of ordered pairs whose first entry is in</w:t>
-      </w:r>
-      <w:r>
-        <w:t xml:space="preserve"> </w:t>
-      </w:r>
+      <w:del w:id="49" w:author="PR Preview" w:date="2026-01-01T00:00:00Z">
+        <w:r>
+          <w:delText xml:space="preserve">,</w:delText>
+        </w:r>
+      </w:del>
+      <w:del w:id="50" w:author="PR Preview" w:date="2026-01-01T00:00:00Z">
+        <w:r>
+          <w:delText xml:space="preserve"> </w:delText>
+        </w:r>
+      </w:del>
+      <w:del w:id="51" w:author="PR Preview" w:date="2026-01-01T00:00:00Z">
+        <w:r>
+          <w:delText xml:space="preserve">is the set of ordered pairs whose first entry is in</w:delText>
+        </w:r>
+      </w:del>
+      <w:del w:id="52" w:author="PR Preview" w:date="2026-01-01T00:00:00Z">
+        <w:r>
+          <w:delText xml:space="preserve"> </w:delText>
+        </w:r>
+      </w:del>
       <m:oMath>
         <m:r>
           <m:t>A</m:t>
         </m:r>
       </m:oMath>
-      <w:r>
-        <w:t xml:space="preserve"> </w:t>
-      </w:r>
-      <w:r>
-        <w:t xml:space="preserve">and whose second entry is in</w:t>
-      </w:r>
-      <w:r>
-        <w:t xml:space="preserve"> </w:t>
-      </w:r>
+      <w:del w:id="53" w:author="PR Preview" w:date="2026-01-01T00:00:00Z">
+        <w:r>
+          <w:delText xml:space="preserve"> </w:delText>
+        </w:r>
+      </w:del>
+      <w:del w:id="54" w:author="PR Preview" w:date="2026-01-01T00:00:00Z">
+        <w:r>
+          <w:delText xml:space="preserve">and whose second entry is in</w:delText>
+        </w:r>
+      </w:del>
+      <w:del w:id="55" w:author="PR Preview" w:date="2026-01-01T00:00:00Z">
+        <w:r>
+          <w:delText xml:space="preserve"> </w:delText>
+        </w:r>
+      </w:del>
       <m:oMath>
         <m:r>
           <m:t>B</m:t>
         </m:r>
       </m:oMath>
-      <w:r>
-        <w:t xml:space="preserve">:</w:t>
-      </w:r>
+      <w:del w:id="56" w:author="PR Preview" w:date="2026-01-01T00:00:00Z">
+        <w:r>
+          <w:delText xml:space="preserve">:</w:delText>
+        </w:r>
+      </w:del>
+    </w:p>
+    <w:p>
+      <w:pPr>
+        <w:pStyle w:val="FirstParagraph"/>
+      </w:pPr>
+      <w:ins w:id="57" w:author="PR Preview" w:date="2026-01-01T00:00:00Z">
+        <w:r>
+          <w:rPr>
+            <w:b/>
+            <w:bCs/>
+          </w:rPr>
+          <w:t xml:space="preserve">Definition 24 (Pairwise disjoint sets (disjoint, mutually disjoint))</w:t>
+        </w:r>
+      </w:ins>
+      <w:ins w:id="58" w:author="PR Preview" w:date="2026-01-01T00:00:00Z">
+        <w:r>
+          <w:t xml:space="preserve"> </w:t>
+        </w:r>
+      </w:ins>
+      <w:ins w:id="59" w:author="PR Preview" w:date="2026-01-01T00:00:00Z">
+        <w:r>
+          <w:t xml:space="preserve">Some</w:t>
+        </w:r>
+      </w:ins>
+      <w:ins w:id="60" w:author="PR Preview" w:date="2026-01-01T00:00:00Z">
+        <w:r>
+          <w:t xml:space="preserve"> </w:t>
+        </w:r>
+      </w:ins>
+      <w:hyperlink w:anchor="def-set">
+        <w:ins w:id="61" w:author="PR Preview" w:date="2026-01-01T00:00:00Z">
+          <w:r>
+            <w:rPr>
+              <w:rStyle w:val="Hyperlink"/>
+            </w:rPr>
+            <w:t xml:space="preserve">sets</w:t>
+          </w:r>
+        </w:ins>
+      </w:hyperlink>
+      <w:ins w:id="62" w:author="PR Preview" w:date="2026-01-01T00:00:00Z">
+        <w:r>
+          <w:t xml:space="preserve"> </w:t>
+        </w:r>
+      </w:ins>
+      <m:oMath>
+        <m:sSub>
+          <m:e>
+            <m:r>
+              <m:t>A</m:t>
+            </m:r>
+          </m:e>
+          <m:sub>
+            <m:r>
+              <m:t>1</m:t>
+            </m:r>
+          </m:sub>
+        </m:sSub>
+        <m:r>
+          <m:rPr>
+            <m:sty m:val="p"/>
+          </m:rPr>
+          <m:t>,</m:t>
+        </m:r>
+        <m:sSub>
+          <m:e>
+            <m:r>
+              <m:t>A</m:t>
+            </m:r>
+          </m:e>
+          <m:sub>
+            <m:r>
+              <m:t>2</m:t>
+            </m:r>
+          </m:sub>
+        </m:sSub>
+        <m:r>
+          <m:rPr>
+            <m:sty m:val="p"/>
+          </m:rPr>
+          <m:t>,</m:t>
+        </m:r>
+        <m:r>
+          <m:rPr>
+            <m:sty m:val="p"/>
+          </m:rPr>
+          <m:t>…</m:t>
+        </m:r>
+      </m:oMath>
+      <w:ins w:id="63" w:author="PR Preview" w:date="2026-01-01T00:00:00Z">
+        <w:r>
+          <w:t xml:space="preserve"> </w:t>
+        </w:r>
+      </w:ins>
+      <w:ins w:id="64" w:author="PR Preview" w:date="2026-01-01T00:00:00Z">
+        <w:r>
+          <w:t xml:space="preserve">(a list that may end or go on without end)</w:t>
+        </w:r>
+      </w:ins>
+      <w:ins w:id="65" w:author="PR Preview" w:date="2026-01-01T00:00:00Z">
+        <w:r>
+          <w:t xml:space="preserve"> </w:t>
+        </w:r>
+      </w:ins>
+      <w:ins w:id="66" w:author="PR Preview" w:date="2026-01-01T00:00:00Z">
+        <w:r>
+          <w:t xml:space="preserve">are</w:t>
+        </w:r>
+      </w:ins>
+      <w:ins w:id="67" w:author="PR Preview" w:date="2026-01-01T00:00:00Z">
+        <w:r>
+          <w:t xml:space="preserve"> </w:t>
+        </w:r>
+      </w:ins>
+      <w:ins w:id="68" w:author="PR Preview" w:date="2026-01-01T00:00:00Z">
+        <w:r>
+          <w:rPr>
+            <w:b/>
+            <w:bCs/>
+          </w:rPr>
+          <w:t xml:space="preserve">pairwise disjoint</w:t>
+        </w:r>
+      </w:ins>
+      <w:ins w:id="69" w:author="PR Preview" w:date="2026-01-01T00:00:00Z">
+        <w:r>
+          <w:t xml:space="preserve"> </w:t>
+        </w:r>
+      </w:ins>
+      <w:ins w:id="70" w:author="PR Preview" w:date="2026-01-01T00:00:00Z">
+        <w:r>
+          <w:t xml:space="preserve">[14]</w:t>
+        </w:r>
+      </w:ins>
+      <w:ins w:id="71" w:author="PR Preview" w:date="2026-01-01T00:00:00Z">
+        <w:r>
+          <w:t xml:space="preserve"> </w:t>
+        </w:r>
+      </w:ins>
+      <w:ins w:id="72" w:author="PR Preview" w:date="2026-01-01T00:00:00Z">
+        <w:r>
+          <w:t xml:space="preserve">(also called</w:t>
+        </w:r>
+      </w:ins>
+      <w:ins w:id="73" w:author="PR Preview" w:date="2026-01-01T00:00:00Z">
+        <w:r>
+          <w:t xml:space="preserve"> </w:t>
+        </w:r>
+      </w:ins>
+      <w:ins w:id="74" w:author="PR Preview" w:date="2026-01-01T00:00:00Z">
+        <w:r>
+          <w:rPr>
+            <w:b/>
+            <w:bCs/>
+          </w:rPr>
+          <w:t xml:space="preserve">disjoint</w:t>
+        </w:r>
+      </w:ins>
+      <w:ins w:id="75" w:author="PR Preview" w:date="2026-01-01T00:00:00Z">
+        <w:r>
+          <w:t xml:space="preserve"> </w:t>
+        </w:r>
+      </w:ins>
+      <w:ins w:id="76" w:author="PR Preview" w:date="2026-01-01T00:00:00Z">
+        <w:r>
+          <w:t xml:space="preserve">or</w:t>
+        </w:r>
+      </w:ins>
+      <w:ins w:id="77" w:author="PR Preview" w:date="2026-01-01T00:00:00Z">
+        <w:r>
+          <w:t xml:space="preserve"> </w:t>
+        </w:r>
+      </w:ins>
+      <w:ins w:id="78" w:author="PR Preview" w:date="2026-01-01T00:00:00Z">
+        <w:r>
+          <w:rPr>
+            <w:b/>
+            <w:bCs/>
+          </w:rPr>
+          <w:t xml:space="preserve">mutually disjoint</w:t>
+        </w:r>
+      </w:ins>
+      <w:ins w:id="79" w:author="PR Preview" w:date="2026-01-01T00:00:00Z">
+        <w:r>
+          <w:t xml:space="preserve">)</w:t>
+        </w:r>
+      </w:ins>
+      <w:ins w:id="80" w:author="PR Preview" w:date="2026-01-01T00:00:00Z">
+        <w:r>
+          <w:t xml:space="preserve"> </w:t>
+        </w:r>
+      </w:ins>
+      <w:ins w:id="81" w:author="PR Preview" w:date="2026-01-01T00:00:00Z">
+        <w:r>
+          <w:t xml:space="preserve">when no two of them share an element:</w:t>
+        </w:r>
+      </w:ins>
+    </w:p>
+    <w:p>
+      <w:pPr>
+        <w:pStyle w:val="BodyText"/>
+      </w:pPr>
+      <m:oMathPara>
+        <m:oMathParaPr>
+          <m:jc m:val="center"/>
+        </m:oMathParaPr>
+        <m:oMath>
+          <m:sSub>
+            <m:e>
+              <m:r>
+                <m:t>A</m:t>
+              </m:r>
+            </m:e>
+            <m:sub>
+              <m:r>
+                <m:t>i</m:t>
+              </m:r>
+            </m:sub>
+          </m:sSub>
+          <m:r>
+            <m:rPr>
+              <m:sty m:val="p"/>
+            </m:rPr>
+            <m:t>∩</m:t>
+          </m:r>
+          <m:sSub>
+            <m:e>
+              <m:r>
+                <m:t>A</m:t>
+              </m:r>
+            </m:e>
+            <m:sub>
+              <m:r>
+                <m:t>j</m:t>
+              </m:r>
+            </m:sub>
+          </m:sSub>
+          <m:r>
+            <m:rPr>
+              <m:sty m:val="p"/>
+            </m:rPr>
+            <m:t>=</m:t>
+          </m:r>
+          <m:r>
+            <m:rPr>
+              <m:sty m:val="p"/>
+            </m:rPr>
+            <m:t>∅</m:t>
+          </m:r>
+          <m:r>
+            <m:t> </m:t>
+          </m:r>
+          <m:r>
+            <m:rPr>
+              <m:nor/>
+              <m:sty m:val="p"/>
+            </m:rPr>
+            <m:t>for all </m:t>
+          </m:r>
+          <m:r>
+            <m:t>i</m:t>
+          </m:r>
+          <m:r>
+            <m:rPr>
+              <m:sty m:val="p"/>
+            </m:rPr>
+            <m:t>≠</m:t>
+          </m:r>
+          <m:r>
+            <m:t>j</m:t>
+          </m:r>
+        </m:oMath>
+      </m:oMathPara>
+    </w:p>
+    <w:bookmarkEnd w:id="63"/>
+    <w:bookmarkStart w:id="64" w:name="exm-pairwise-disjoint"/>
+    <w:p>
+      <w:pPr>
+        <w:pStyle w:val="FirstParagraph"/>
+      </w:pPr>
+      <w:del w:id="82" w:author="PR Preview" w:date="2026-01-01T00:00:00Z">
+        <w:r>
+          <w:rPr>
+            <w:b/>
+            <w:bCs/>
+          </w:rPr>
+          <w:delText xml:space="preserve">Example 16 (Cartesian products)</w:delText>
+        </w:r>
+      </w:del>
+      <w:del w:id="83" w:author="PR Preview" w:date="2026-01-01T00:00:00Z">
+        <w:r>
+          <w:delText xml:space="preserve"> </w:delText>
+        </w:r>
+      </w:del>
+      <w:del w:id="84" w:author="PR Preview" w:date="2026-01-01T00:00:00Z">
+        <w:r>
+          <w:delText xml:space="preserve"> </w:delText>
+        </w:r>
+      </w:del>
+    </w:p>
+    <w:p>
+      <w:pPr>
+        <w:pStyle w:val="FirstParagraph"/>
+      </w:pPr>
+      <w:ins w:id="85" w:author="PR Preview" w:date="2026-01-01T00:00:00Z">
+        <w:r>
+          <w:rPr>
+            <w:b/>
+            <w:bCs/>
+          </w:rPr>
+          <w:t xml:space="preserve">Example 16 (Low and high die rolls)</w:t>
+        </w:r>
+      </w:ins>
+      <w:ins w:id="86" w:author="PR Preview" w:date="2026-01-01T00:00:00Z">
+        <w:r>
+          <w:t xml:space="preserve"> </w:t>
+        </w:r>
+      </w:ins>
+      <w:ins w:id="87" w:author="PR Preview" w:date="2026-01-01T00:00:00Z">
+        <w:r>
+          <w:t xml:space="preserve">For the die rolls</w:t>
+        </w:r>
+      </w:ins>
+      <w:ins w:id="88" w:author="PR Preview" w:date="2026-01-01T00:00:00Z">
+        <w:r>
+          <w:t xml:space="preserve"> </w:t>
+        </w:r>
+      </w:ins>
+      <m:oMath>
+        <m:r>
+          <m:t>D</m:t>
+        </m:r>
+        <m:r>
+          <m:rPr>
+            <m:sty m:val="p"/>
+          </m:rPr>
+          <m:t>=</m:t>
+        </m:r>
+        <m:r>
+          <m:t>​</m:t>
+        </m:r>
+        <m:d>
+          <m:dPr>
+            <m:begChr m:val="{"/>
+            <m:sepChr m:val=""/>
+            <m:endChr m:val="}"/>
+            <m:grow/>
+          </m:dPr>
+          <m:e>
+            <m:r>
+              <m:t>1</m:t>
+            </m:r>
+            <m:r>
+              <m:rPr>
+                <m:sty m:val="p"/>
+              </m:rPr>
+              <m:t>,</m:t>
+            </m:r>
+            <m:r>
+              <m:t>2</m:t>
+            </m:r>
+            <m:r>
+              <m:rPr>
+                <m:sty m:val="p"/>
+              </m:rPr>
+              <m:t>,</m:t>
+            </m:r>
+            <m:r>
+              <m:t>3</m:t>
+            </m:r>
+            <m:r>
+              <m:rPr>
+                <m:sty m:val="p"/>
+              </m:rPr>
+              <m:t>,</m:t>
+            </m:r>
+            <m:r>
+              <m:t>4</m:t>
+            </m:r>
+            <m:r>
+              <m:rPr>
+                <m:sty m:val="p"/>
+              </m:rPr>
+              <m:t>,</m:t>
+            </m:r>
+            <m:r>
+              <m:t>5</m:t>
+            </m:r>
+            <m:r>
+              <m:rPr>
+                <m:sty m:val="p"/>
+              </m:rPr>
+              <m:t>,</m:t>
+            </m:r>
+            <m:r>
+              <m:t>6</m:t>
+            </m:r>
+          </m:e>
+        </m:d>
+        <m:r>
+          <m:t>​</m:t>
+        </m:r>
+      </m:oMath>
+      <w:ins w:id="89" w:author="PR Preview" w:date="2026-01-01T00:00:00Z">
+        <w:r>
+          <w:t xml:space="preserve"> </w:t>
+        </w:r>
+      </w:ins>
+      <w:ins w:id="90" w:author="PR Preview" w:date="2026-01-01T00:00:00Z">
+        <w:r>
+          <w:t xml:space="preserve">(</w:t>
+        </w:r>
+      </w:ins>
+      <w:hyperlink w:anchor="exm-set">
+        <w:ins w:id="91" w:author="PR Preview" w:date="2026-01-01T00:00:00Z">
+          <w:r>
+            <w:rPr>
+              <w:rStyle w:val="Hyperlink"/>
+            </w:rPr>
+            <w:t xml:space="preserve">sets of die rolls</w:t>
+          </w:r>
+        </w:ins>
+      </w:hyperlink>
+      <w:ins w:id="92" w:author="PR Preview" w:date="2026-01-01T00:00:00Z">
+        <w:r>
+          <w:t xml:space="preserve">),</w:t>
+        </w:r>
+      </w:ins>
+      <w:ins w:id="93" w:author="PR Preview" w:date="2026-01-01T00:00:00Z">
+        <w:r>
+          <w:t xml:space="preserve"> </w:t>
+        </w:r>
+      </w:ins>
+      <w:ins w:id="94" w:author="PR Preview" w:date="2026-01-01T00:00:00Z">
+        <w:r>
+          <w:t xml:space="preserve">the sets</w:t>
+        </w:r>
+      </w:ins>
+      <w:ins w:id="95" w:author="PR Preview" w:date="2026-01-01T00:00:00Z">
+        <w:r>
+          <w:t xml:space="preserve"> </w:t>
+        </w:r>
+      </w:ins>
+      <m:oMath>
+        <m:r>
+          <m:t>​</m:t>
+        </m:r>
+        <m:d>
+          <m:dPr>
+            <m:begChr m:val="{"/>
+            <m:sepChr m:val=""/>
+            <m:endChr m:val="}"/>
+            <m:grow/>
+          </m:dPr>
+          <m:e>
+            <m:r>
+              <m:t>1</m:t>
+            </m:r>
+            <m:r>
+              <m:rPr>
+                <m:sty m:val="p"/>
+              </m:rPr>
+              <m:t>,</m:t>
+            </m:r>
+            <m:r>
+              <m:t>2</m:t>
+            </m:r>
+          </m:e>
+        </m:d>
+        <m:r>
+          <m:t>​</m:t>
+        </m:r>
+      </m:oMath>
+      <w:ins w:id="96" w:author="PR Preview" w:date="2026-01-01T00:00:00Z">
+        <w:r>
+          <w:t xml:space="preserve"> </w:t>
+        </w:r>
+      </w:ins>
+      <w:ins w:id="97" w:author="PR Preview" w:date="2026-01-01T00:00:00Z">
+        <w:r>
+          <w:t xml:space="preserve">and</w:t>
+        </w:r>
+      </w:ins>
+      <w:ins w:id="98" w:author="PR Preview" w:date="2026-01-01T00:00:00Z">
+        <w:r>
+          <w:t xml:space="preserve"> </w:t>
+        </w:r>
+      </w:ins>
+      <m:oMath>
+        <m:r>
+          <m:t>​</m:t>
+        </m:r>
+        <m:d>
+          <m:dPr>
+            <m:begChr m:val="{"/>
+            <m:sepChr m:val=""/>
+            <m:endChr m:val="}"/>
+            <m:grow/>
+          </m:dPr>
+          <m:e>
+            <m:r>
+              <m:t>5</m:t>
+            </m:r>
+            <m:r>
+              <m:rPr>
+                <m:sty m:val="p"/>
+              </m:rPr>
+              <m:t>,</m:t>
+            </m:r>
+            <m:r>
+              <m:t>6</m:t>
+            </m:r>
+          </m:e>
+        </m:d>
+        <m:r>
+          <m:t>​</m:t>
+        </m:r>
+      </m:oMath>
+      <w:ins w:id="99" w:author="PR Preview" w:date="2026-01-01T00:00:00Z">
+        <w:r>
+          <w:t xml:space="preserve"> </w:t>
+        </w:r>
+      </w:ins>
+      <w:ins w:id="100" w:author="PR Preview" w:date="2026-01-01T00:00:00Z">
+        <w:r>
+          <w:t xml:space="preserve">are pairwise disjoint:</w:t>
+        </w:r>
+      </w:ins>
+      <w:ins w:id="101" w:author="PR Preview" w:date="2026-01-01T00:00:00Z">
+        <w:r>
+          <w:t xml:space="preserve"> </w:t>
+        </w:r>
+      </w:ins>
+      <w:ins w:id="102" w:author="PR Preview" w:date="2026-01-01T00:00:00Z">
+        <w:r>
+          <w:t xml:space="preserve">no roll is in both.</w:t>
+        </w:r>
+      </w:ins>
+      <w:ins w:id="103" w:author="PR Preview" w:date="2026-01-01T00:00:00Z">
+        <w:r>
+          <w:t xml:space="preserve"> </w:t>
+        </w:r>
+      </w:ins>
+      <w:ins w:id="104" w:author="PR Preview" w:date="2026-01-01T00:00:00Z">
+        <w:r>
+          <w:t xml:space="preserve">The sets</w:t>
+        </w:r>
+      </w:ins>
+      <w:ins w:id="105" w:author="PR Preview" w:date="2026-01-01T00:00:00Z">
+        <w:r>
+          <w:t xml:space="preserve"> </w:t>
+        </w:r>
+      </w:ins>
+      <m:oMath>
+        <m:r>
+          <m:t>​</m:t>
+        </m:r>
+        <m:d>
+          <m:dPr>
+            <m:begChr m:val="{"/>
+            <m:sepChr m:val=""/>
+            <m:endChr m:val="}"/>
+            <m:grow/>
+          </m:dPr>
+          <m:e>
+            <m:r>
+              <m:t>2</m:t>
+            </m:r>
+            <m:r>
+              <m:rPr>
+                <m:sty m:val="p"/>
+              </m:rPr>
+              <m:t>,</m:t>
+            </m:r>
+            <m:r>
+              <m:t>4</m:t>
+            </m:r>
+            <m:r>
+              <m:rPr>
+                <m:sty m:val="p"/>
+              </m:rPr>
+              <m:t>,</m:t>
+            </m:r>
+            <m:r>
+              <m:t>6</m:t>
+            </m:r>
+          </m:e>
+        </m:d>
+        <m:r>
+          <m:t>​</m:t>
+        </m:r>
+      </m:oMath>
+      <w:ins w:id="106" w:author="PR Preview" w:date="2026-01-01T00:00:00Z">
+        <w:r>
+          <w:t xml:space="preserve"> </w:t>
+        </w:r>
+      </w:ins>
+      <w:ins w:id="107" w:author="PR Preview" w:date="2026-01-01T00:00:00Z">
+        <w:r>
+          <w:t xml:space="preserve">and</w:t>
+        </w:r>
+      </w:ins>
+      <w:ins w:id="108" w:author="PR Preview" w:date="2026-01-01T00:00:00Z">
+        <w:r>
+          <w:t xml:space="preserve"> </w:t>
+        </w:r>
+      </w:ins>
+      <m:oMath>
+        <m:r>
+          <m:t>​</m:t>
+        </m:r>
+        <m:d>
+          <m:dPr>
+            <m:begChr m:val="{"/>
+            <m:sepChr m:val=""/>
+            <m:endChr m:val="}"/>
+            <m:grow/>
+          </m:dPr>
+          <m:e>
+            <m:r>
+              <m:t>1</m:t>
+            </m:r>
+            <m:r>
+              <m:rPr>
+                <m:sty m:val="p"/>
+              </m:rPr>
+              <m:t>,</m:t>
+            </m:r>
+            <m:r>
+              <m:t>2</m:t>
+            </m:r>
+          </m:e>
+        </m:d>
+        <m:r>
+          <m:t>​</m:t>
+        </m:r>
+      </m:oMath>
+      <w:ins w:id="109" w:author="PR Preview" w:date="2026-01-01T00:00:00Z">
+        <w:r>
+          <w:t xml:space="preserve"> </w:t>
+        </w:r>
+      </w:ins>
+      <w:ins w:id="110" w:author="PR Preview" w:date="2026-01-01T00:00:00Z">
+        <w:r>
+          <w:t xml:space="preserve">are not,</w:t>
+        </w:r>
+      </w:ins>
+      <w:ins w:id="111" w:author="PR Preview" w:date="2026-01-01T00:00:00Z">
+        <w:r>
+          <w:t xml:space="preserve"> </w:t>
+        </w:r>
+      </w:ins>
+      <w:ins w:id="112" w:author="PR Preview" w:date="2026-01-01T00:00:00Z">
+        <w:r>
+          <w:t xml:space="preserve">because</w:t>
+        </w:r>
+      </w:ins>
+      <w:ins w:id="113" w:author="PR Preview" w:date="2026-01-01T00:00:00Z">
+        <w:r>
+          <w:t xml:space="preserve"> </w:t>
+        </w:r>
+      </w:ins>
+      <m:oMath>
+        <m:r>
+          <m:t>2</m:t>
+        </m:r>
+      </m:oMath>
+      <w:ins w:id="114" w:author="PR Preview" w:date="2026-01-01T00:00:00Z">
+        <w:r>
+          <w:t xml:space="preserve"> </w:t>
+        </w:r>
+      </w:ins>
+      <w:ins w:id="115" w:author="PR Preview" w:date="2026-01-01T00:00:00Z">
+        <w:r>
+          <w:t xml:space="preserve">is in both.</w:t>
+        </w:r>
+      </w:ins>
+    </w:p>
+    <w:bookmarkEnd w:id="64"/>
+    <w:bookmarkStart w:id="65" w:name="def-ordered-pair"/>
+    <w:p>
+      <w:pPr>
+        <w:pStyle w:val="BodyText"/>
+      </w:pPr>
+      <w:ins w:id="116" w:author="PR Preview" w:date="2026-01-01T00:00:00Z">
+        <w:r>
+          <w:rPr>
+            <w:b/>
+            <w:bCs/>
+          </w:rPr>
+          <w:t xml:space="preserve">Definition 25 (Ordered pair)</w:t>
+        </w:r>
+      </w:ins>
+      <w:ins w:id="117" w:author="PR Preview" w:date="2026-01-01T00:00:00Z">
+        <w:r>
+          <w:t xml:space="preserve"> </w:t>
+        </w:r>
+      </w:ins>
+      <w:ins w:id="118" w:author="PR Preview" w:date="2026-01-01T00:00:00Z">
+        <w:r>
+          <w:t xml:space="preserve">An</w:t>
+        </w:r>
+      </w:ins>
+      <w:ins w:id="119" w:author="PR Preview" w:date="2026-01-01T00:00:00Z">
+        <w:r>
+          <w:t xml:space="preserve"> </w:t>
+        </w:r>
+      </w:ins>
+      <w:ins w:id="120" w:author="PR Preview" w:date="2026-01-01T00:00:00Z">
+        <w:r>
+          <w:rPr>
+            <w:b/>
+            <w:bCs/>
+          </w:rPr>
+          <w:t xml:space="preserve">ordered pair</w:t>
+        </w:r>
+      </w:ins>
+      <w:ins w:id="121" w:author="PR Preview" w:date="2026-01-01T00:00:00Z">
+        <w:r>
+          <w:t xml:space="preserve"> </w:t>
+        </w:r>
+      </w:ins>
+      <w:ins w:id="122" w:author="PR Preview" w:date="2026-01-01T00:00:00Z">
+        <w:r>
+          <w:t xml:space="preserve">[15]</w:t>
+        </w:r>
+      </w:ins>
+      <w:ins w:id="123" w:author="PR Preview" w:date="2026-01-01T00:00:00Z">
+        <w:r>
+          <w:t xml:space="preserve"> </w:t>
+        </w:r>
+      </w:ins>
+      <m:oMath>
+        <m:r>
+          <m:rPr>
+            <m:sty m:val="p"/>
+          </m:rPr>
+          <m:t>(</m:t>
+        </m:r>
+        <m:r>
+          <m:t>a</m:t>
+        </m:r>
+        <m:r>
+          <m:rPr>
+            <m:sty m:val="p"/>
+          </m:rPr>
+          <m:t>,</m:t>
+        </m:r>
+        <m:r>
+          <m:t>b</m:t>
+        </m:r>
+        <m:r>
+          <m:rPr>
+            <m:sty m:val="p"/>
+          </m:rPr>
+          <m:t>)</m:t>
+        </m:r>
+      </m:oMath>
+      <w:ins w:id="124" w:author="PR Preview" w:date="2026-01-01T00:00:00Z">
+        <w:r>
+          <w:t xml:space="preserve"> </w:t>
+        </w:r>
+      </w:ins>
+      <w:ins w:id="125" w:author="PR Preview" w:date="2026-01-01T00:00:00Z">
+        <w:r>
+          <w:t xml:space="preserve">is a pair of objects listed in order,</w:t>
+        </w:r>
+      </w:ins>
+      <w:ins w:id="126" w:author="PR Preview" w:date="2026-01-01T00:00:00Z">
+        <w:r>
+          <w:t xml:space="preserve"> </w:t>
+        </w:r>
+      </w:ins>
+      <w:ins w:id="127" w:author="PR Preview" w:date="2026-01-01T00:00:00Z">
+        <w:r>
+          <w:t xml:space="preserve">with</w:t>
+        </w:r>
+      </w:ins>
+      <w:ins w:id="128" w:author="PR Preview" w:date="2026-01-01T00:00:00Z">
+        <w:r>
+          <w:t xml:space="preserve"> </w:t>
+        </w:r>
+      </w:ins>
+      <m:oMath>
+        <m:r>
+          <m:t>a</m:t>
+        </m:r>
+      </m:oMath>
+      <w:ins w:id="129" w:author="PR Preview" w:date="2026-01-01T00:00:00Z">
+        <w:r>
+          <w:t xml:space="preserve"> </w:t>
+        </w:r>
+      </w:ins>
+      <w:ins w:id="130" w:author="PR Preview" w:date="2026-01-01T00:00:00Z">
+        <w:r>
+          <w:t xml:space="preserve">first and</w:t>
+        </w:r>
+      </w:ins>
+      <w:ins w:id="131" w:author="PR Preview" w:date="2026-01-01T00:00:00Z">
+        <w:r>
+          <w:t xml:space="preserve"> </w:t>
+        </w:r>
+      </w:ins>
+      <m:oMath>
+        <m:r>
+          <m:t>b</m:t>
+        </m:r>
+      </m:oMath>
+      <w:ins w:id="132" w:author="PR Preview" w:date="2026-01-01T00:00:00Z">
+        <w:r>
+          <w:t xml:space="preserve"> </w:t>
+        </w:r>
+      </w:ins>
+      <w:ins w:id="133" w:author="PR Preview" w:date="2026-01-01T00:00:00Z">
+        <w:r>
+          <w:t xml:space="preserve">second;</w:t>
+        </w:r>
+      </w:ins>
+      <w:ins w:id="134" w:author="PR Preview" w:date="2026-01-01T00:00:00Z">
+        <w:r>
+          <w:t xml:space="preserve"> </w:t>
+        </w:r>
+      </w:ins>
+      <w:ins w:id="135" w:author="PR Preview" w:date="2026-01-01T00:00:00Z">
+        <w:r>
+          <w:t xml:space="preserve">two ordered pairs are equal,</w:t>
+        </w:r>
+      </w:ins>
+      <w:ins w:id="136" w:author="PR Preview" w:date="2026-01-01T00:00:00Z">
+        <w:r>
+          <w:t xml:space="preserve"> </w:t>
+        </w:r>
+      </w:ins>
+      <m:oMath>
+        <m:r>
+          <m:rPr>
+            <m:sty m:val="p"/>
+          </m:rPr>
+          <m:t>(</m:t>
+        </m:r>
+        <m:r>
+          <m:t>a</m:t>
+        </m:r>
+        <m:r>
+          <m:rPr>
+            <m:sty m:val="p"/>
+          </m:rPr>
+          <m:t>,</m:t>
+        </m:r>
+        <m:r>
+          <m:t>b</m:t>
+        </m:r>
+        <m:r>
+          <m:rPr>
+            <m:sty m:val="p"/>
+          </m:rPr>
+          <m:t>)</m:t>
+        </m:r>
+        <m:r>
+          <m:rPr>
+            <m:sty m:val="p"/>
+          </m:rPr>
+          <m:t>=</m:t>
+        </m:r>
+        <m:r>
+          <m:rPr>
+            <m:sty m:val="p"/>
+          </m:rPr>
+          <m:t>(</m:t>
+        </m:r>
+        <m:r>
+          <m:t>c</m:t>
+        </m:r>
+        <m:r>
+          <m:rPr>
+            <m:sty m:val="p"/>
+          </m:rPr>
+          <m:t>,</m:t>
+        </m:r>
+        <m:r>
+          <m:t>d</m:t>
+        </m:r>
+        <m:r>
+          <m:rPr>
+            <m:sty m:val="p"/>
+          </m:rPr>
+          <m:t>)</m:t>
+        </m:r>
+      </m:oMath>
+      <w:ins w:id="137" w:author="PR Preview" w:date="2026-01-01T00:00:00Z">
+        <w:r>
+          <w:t xml:space="preserve">,</w:t>
+        </w:r>
+      </w:ins>
+      <w:ins w:id="138" w:author="PR Preview" w:date="2026-01-01T00:00:00Z">
+        <w:r>
+          <w:t xml:space="preserve"> </w:t>
+        </w:r>
+      </w:ins>
+      <w:ins w:id="139" w:author="PR Preview" w:date="2026-01-01T00:00:00Z">
+        <w:r>
+          <w:t xml:space="preserve">when</w:t>
+        </w:r>
+      </w:ins>
+      <w:ins w:id="140" w:author="PR Preview" w:date="2026-01-01T00:00:00Z">
+        <w:r>
+          <w:t xml:space="preserve"> </w:t>
+        </w:r>
+      </w:ins>
+      <m:oMath>
+        <m:r>
+          <m:t>a</m:t>
+        </m:r>
+        <m:r>
+          <m:rPr>
+            <m:sty m:val="p"/>
+          </m:rPr>
+          <m:t>=</m:t>
+        </m:r>
+        <m:r>
+          <m:t>c</m:t>
+        </m:r>
+      </m:oMath>
+      <w:ins w:id="141" w:author="PR Preview" w:date="2026-01-01T00:00:00Z">
+        <w:r>
+          <w:t xml:space="preserve"> </w:t>
+        </w:r>
+      </w:ins>
+      <w:ins w:id="142" w:author="PR Preview" w:date="2026-01-01T00:00:00Z">
+        <w:r>
+          <w:t xml:space="preserve">and</w:t>
+        </w:r>
+      </w:ins>
+      <w:ins w:id="143" w:author="PR Preview" w:date="2026-01-01T00:00:00Z">
+        <w:r>
+          <w:t xml:space="preserve"> </w:t>
+        </w:r>
+      </w:ins>
+      <m:oMath>
+        <m:r>
+          <m:t>b</m:t>
+        </m:r>
+        <m:r>
+          <m:rPr>
+            <m:sty m:val="p"/>
+          </m:rPr>
+          <m:t>=</m:t>
+        </m:r>
+        <m:r>
+          <m:t>d</m:t>
+        </m:r>
+      </m:oMath>
+      <w:ins w:id="144" w:author="PR Preview" w:date="2026-01-01T00:00:00Z">
+        <w:r>
+          <w:t xml:space="preserve">.</w:t>
+        </w:r>
+      </w:ins>
+    </w:p>
+    <w:bookmarkEnd w:id="65"/>
+    <w:bookmarkStart w:id="66" w:name="def-cartesian-product"/>
+    <w:p>
+      <w:pPr>
+        <w:pStyle w:val="BodyText"/>
+      </w:pPr>
+      <w:ins w:id="145" w:author="PR Preview" w:date="2026-01-01T00:00:00Z">
+        <w:r>
+          <w:rPr>
+            <w:b/>
+            <w:bCs/>
+          </w:rPr>
+          <w:t xml:space="preserve">Definition 26 (Cartesian product)</w:t>
+        </w:r>
+      </w:ins>
+      <w:ins w:id="146" w:author="PR Preview" w:date="2026-01-01T00:00:00Z">
+        <w:r>
+          <w:t xml:space="preserve"> </w:t>
+        </w:r>
+      </w:ins>
+      <w:ins w:id="147" w:author="PR Preview" w:date="2026-01-01T00:00:00Z">
+        <w:r>
+          <w:t xml:space="preserve">The</w:t>
+        </w:r>
+      </w:ins>
+      <w:ins w:id="148" w:author="PR Preview" w:date="2026-01-01T00:00:00Z">
+        <w:r>
+          <w:t xml:space="preserve"> </w:t>
+        </w:r>
+      </w:ins>
+      <w:ins w:id="149" w:author="PR Preview" w:date="2026-01-01T00:00:00Z">
+        <w:r>
+          <w:rPr>
+            <w:b/>
+            <w:bCs/>
+          </w:rPr>
+          <w:t xml:space="preserve">Cartesian product</w:t>
+        </w:r>
+      </w:ins>
+      <w:ins w:id="150" w:author="PR Preview" w:date="2026-01-01T00:00:00Z">
+        <w:r>
+          <w:t xml:space="preserve"> </w:t>
+        </w:r>
+      </w:ins>
+      <w:ins w:id="151" w:author="PR Preview" w:date="2026-01-01T00:00:00Z">
+        <w:r>
+          <w:t xml:space="preserve">[16]</w:t>
+        </w:r>
+      </w:ins>
+      <w:ins w:id="152" w:author="PR Preview" w:date="2026-01-01T00:00:00Z">
+        <w:r>
+          <w:t xml:space="preserve"> </w:t>
+        </w:r>
+      </w:ins>
+      <w:ins w:id="153" w:author="PR Preview" w:date="2026-01-01T00:00:00Z">
+        <w:r>
+          <w:t xml:space="preserve">of sets</w:t>
+        </w:r>
+      </w:ins>
+      <w:ins w:id="154" w:author="PR Preview" w:date="2026-01-01T00:00:00Z">
+        <w:r>
+          <w:t xml:space="preserve"> </w:t>
+        </w:r>
+      </w:ins>
+      <m:oMath>
+        <m:r>
+          <m:t>A</m:t>
+        </m:r>
+      </m:oMath>
+      <w:ins w:id="155" w:author="PR Preview" w:date="2026-01-01T00:00:00Z">
+        <w:r>
+          <w:t xml:space="preserve"> </w:t>
+        </w:r>
+      </w:ins>
+      <w:ins w:id="156" w:author="PR Preview" w:date="2026-01-01T00:00:00Z">
+        <w:r>
+          <w:t xml:space="preserve">and</w:t>
+        </w:r>
+      </w:ins>
+      <w:ins w:id="157" w:author="PR Preview" w:date="2026-01-01T00:00:00Z">
+        <w:r>
+          <w:t xml:space="preserve"> </w:t>
+        </w:r>
+      </w:ins>
+      <m:oMath>
+        <m:r>
+          <m:t>B</m:t>
+        </m:r>
+      </m:oMath>
+      <w:ins w:id="158" w:author="PR Preview" w:date="2026-01-01T00:00:00Z">
+        <w:r>
+          <w:t xml:space="preserve">,</w:t>
+        </w:r>
+      </w:ins>
+      <w:ins w:id="159" w:author="PR Preview" w:date="2026-01-01T00:00:00Z">
+        <w:r>
+          <w:t xml:space="preserve"> </w:t>
+        </w:r>
+      </w:ins>
+      <w:ins w:id="160" w:author="PR Preview" w:date="2026-01-01T00:00:00Z">
+        <w:r>
+          <w:t xml:space="preserve">written</w:t>
+        </w:r>
+      </w:ins>
+      <w:ins w:id="161" w:author="PR Preview" w:date="2026-01-01T00:00:00Z">
+        <w:r>
+          <w:t xml:space="preserve"> </w:t>
+        </w:r>
+      </w:ins>
+      <m:oMath>
+        <m:r>
+          <m:t>A</m:t>
+        </m:r>
+        <m:r>
+          <m:rPr>
+            <m:sty m:val="p"/>
+          </m:rPr>
+          <m:t>×</m:t>
+        </m:r>
+        <m:r>
+          <m:t>B</m:t>
+        </m:r>
+      </m:oMath>
+      <w:ins w:id="162" w:author="PR Preview" w:date="2026-01-01T00:00:00Z">
+        <w:r>
+          <w:t xml:space="preserve">,</w:t>
+        </w:r>
+      </w:ins>
+      <w:ins w:id="163" w:author="PR Preview" w:date="2026-01-01T00:00:00Z">
+        <w:r>
+          <w:t xml:space="preserve"> </w:t>
+        </w:r>
+      </w:ins>
+      <w:ins w:id="164" w:author="PR Preview" w:date="2026-01-01T00:00:00Z">
+        <w:r>
+          <w:t xml:space="preserve">is the set of ordered pairs whose first entry is in</w:t>
+        </w:r>
+      </w:ins>
+      <w:ins w:id="165" w:author="PR Preview" w:date="2026-01-01T00:00:00Z">
+        <w:r>
+          <w:t xml:space="preserve"> </w:t>
+        </w:r>
+      </w:ins>
+      <m:oMath>
+        <m:r>
+          <m:t>A</m:t>
+        </m:r>
+      </m:oMath>
+      <w:ins w:id="166" w:author="PR Preview" w:date="2026-01-01T00:00:00Z">
+        <w:r>
+          <w:t xml:space="preserve"> </w:t>
+        </w:r>
+      </w:ins>
+      <w:ins w:id="167" w:author="PR Preview" w:date="2026-01-01T00:00:00Z">
+        <w:r>
+          <w:t xml:space="preserve">and whose second entry is in</w:t>
+        </w:r>
+      </w:ins>
+      <w:ins w:id="168" w:author="PR Preview" w:date="2026-01-01T00:00:00Z">
+        <w:r>
+          <w:t xml:space="preserve"> </w:t>
+        </w:r>
+      </w:ins>
+      <m:oMath>
+        <m:r>
+          <m:t>B</m:t>
+        </m:r>
+      </m:oMath>
+      <w:ins w:id="169" w:author="PR Preview" w:date="2026-01-01T00:00:00Z">
+        <w:r>
+          <w:t xml:space="preserve">:</w:t>
+        </w:r>
+      </w:ins>
     </w:p>
     <w:p>
       <w:pPr>
@@ -15958,25 +16352,31 @@
         </m:oMath>
       </m:oMathPara>
     </w:p>
-    <w:bookmarkEnd w:id="64"/>
-    <w:bookmarkStart w:id="65" w:name="exm-cartesian-product"/>
+    <w:bookmarkEnd w:id="66"/>
+    <w:bookmarkStart w:id="67" w:name="exm-cartesian-product"/>
     <w:p>
       <w:pPr>
         <w:pStyle w:val="FirstParagraph"/>
       </w:pPr>
-      <w:r>
-        <w:rPr>
-          <w:b/>
-          <w:bCs/>
-        </w:rPr>
-        <w:t xml:space="preserve">Example 16 (Cartesian products)</w:t>
-      </w:r>
-      <w:r>
-        <w:t xml:space="preserve"> </w:t>
-      </w:r>
-      <w:r>
-        <w:t xml:space="preserve"> </w:t>
-      </w:r>
+      <w:ins w:id="170" w:author="PR Preview" w:date="2026-01-01T00:00:00Z">
+        <w:r>
+          <w:rPr>
+            <w:b/>
+            <w:bCs/>
+          </w:rPr>
+          <w:t xml:space="preserve">Example 17 (Cartesian products)</w:t>
+        </w:r>
+      </w:ins>
+      <w:ins w:id="171" w:author="PR Preview" w:date="2026-01-01T00:00:00Z">
+        <w:r>
+          <w:t xml:space="preserve"> </w:t>
+        </w:r>
+      </w:ins>
+      <w:ins w:id="172" w:author="PR Preview" w:date="2026-01-01T00:00:00Z">
+        <w:r>
+          <w:t xml:space="preserve"> </w:t>
+        </w:r>
+      </w:ins>
     </w:p>
     <w:p>
       <w:pPr>
@@ -16738,9 +17138,9 @@
         <w:t xml:space="preserve">.</w:t>
       </w:r>
     </w:p>
-    <w:bookmarkEnd w:id="65"/>
-    <w:bookmarkEnd w:id="66"/>
-    <w:bookmarkStart w:id="70" w:name="extended-non-negative-real-numbers"/>
+    <w:bookmarkEnd w:id="67"/>
+    <w:bookmarkEnd w:id="68"/>
+    <w:bookmarkStart w:id="72" w:name="extended-non-negative-real-numbers"/>
     <w:p>
       <w:pPr>
         <w:pStyle w:val="Heading2"/>
@@ -16749,40 +17149,54 @@
         <w:t xml:space="preserve">3 Extended non-negative real numbers</w:t>
       </w:r>
     </w:p>
-    <w:bookmarkStart w:id="67" w:name="def-extended-nonneg-reals"/>
+    <w:bookmarkStart w:id="69" w:name="def-extended-nonneg-reals"/>
     <w:p>
       <w:pPr>
         <w:pStyle w:val="FirstParagraph"/>
       </w:pPr>
-      <w:r>
-        <w:rPr>
-          <w:b/>
-          <w:bCs/>
-        </w:rPr>
-        <w:t xml:space="preserve">Definition 26 (Extended non-negative real numbers)</w:t>
-      </w:r>
-      <w:r>
-        <w:t xml:space="preserve"> </w:t>
-      </w:r>
-      <w:r>
-        <w:t xml:space="preserve">The</w:t>
-      </w:r>
-      <w:r>
-        <w:t xml:space="preserve"> </w:t>
-      </w:r>
-      <w:r>
-        <w:rPr>
-          <w:b/>
-          <w:bCs/>
-        </w:rPr>
-        <w:t xml:space="preserve">extended non-negative real numbers</w:t>
-      </w:r>
-      <w:r>
-        <w:t xml:space="preserve">, written</w:t>
-      </w:r>
-      <w:r>
-        <w:t xml:space="preserve"> </w:t>
-      </w:r>
+      <w:del w:id="173" w:author="PR Preview" w:date="2026-01-01T00:00:00Z">
+        <w:r>
+          <w:rPr>
+            <w:b/>
+            <w:bCs/>
+          </w:rPr>
+          <w:delText xml:space="preserve">Definition 26 (Extended non-negative real numbers)</w:delText>
+        </w:r>
+      </w:del>
+      <w:del w:id="174" w:author="PR Preview" w:date="2026-01-01T00:00:00Z">
+        <w:r>
+          <w:delText xml:space="preserve"> </w:delText>
+        </w:r>
+      </w:del>
+      <w:del w:id="175" w:author="PR Preview" w:date="2026-01-01T00:00:00Z">
+        <w:r>
+          <w:delText xml:space="preserve">The</w:delText>
+        </w:r>
+      </w:del>
+      <w:del w:id="176" w:author="PR Preview" w:date="2026-01-01T00:00:00Z">
+        <w:r>
+          <w:delText xml:space="preserve"> </w:delText>
+        </w:r>
+      </w:del>
+      <w:del w:id="177" w:author="PR Preview" w:date="2026-01-01T00:00:00Z">
+        <w:r>
+          <w:rPr>
+            <w:b/>
+            <w:bCs/>
+          </w:rPr>
+          <w:delText xml:space="preserve">extended non-negative real numbers</w:delText>
+        </w:r>
+      </w:del>
+      <w:del w:id="178" w:author="PR Preview" w:date="2026-01-01T00:00:00Z">
+        <w:r>
+          <w:delText xml:space="preserve">, written</w:delText>
+        </w:r>
+      </w:del>
+      <w:del w:id="179" w:author="PR Preview" w:date="2026-01-01T00:00:00Z">
+        <w:r>
+          <w:delText xml:space="preserve"> </w:delText>
+        </w:r>
+      </w:del>
       <m:oMath>
         <m:r>
           <m:rPr>
@@ -16812,18 +17226,26 @@
           <m:t>]</m:t>
         </m:r>
       </m:oMath>
-      <w:r>
-        <w:t xml:space="preserve">,</w:t>
-      </w:r>
-      <w:r>
-        <w:t xml:space="preserve"> </w:t>
-      </w:r>
-      <w:r>
-        <w:t xml:space="preserve">are the non-negative real numbers together with an extra element</w:t>
-      </w:r>
-      <w:r>
-        <w:t xml:space="preserve"> </w:t>
-      </w:r>
+      <w:del w:id="180" w:author="PR Preview" w:date="2026-01-01T00:00:00Z">
+        <w:r>
+          <w:delText xml:space="preserve">,</w:delText>
+        </w:r>
+      </w:del>
+      <w:del w:id="181" w:author="PR Preview" w:date="2026-01-01T00:00:00Z">
+        <w:r>
+          <w:delText xml:space="preserve"> </w:delText>
+        </w:r>
+      </w:del>
+      <w:del w:id="182" w:author="PR Preview" w:date="2026-01-01T00:00:00Z">
+        <w:r>
+          <w:delText xml:space="preserve">are the non-negative real numbers together with an extra element</w:delText>
+        </w:r>
+      </w:del>
+      <w:del w:id="183" w:author="PR Preview" w:date="2026-01-01T00:00:00Z">
+        <w:r>
+          <w:delText xml:space="preserve"> </w:delText>
+        </w:r>
+      </w:del>
       <m:oMath>
         <m:r>
           <m:rPr>
@@ -16832,12 +17254,131 @@
           <m:t>∞</m:t>
         </m:r>
       </m:oMath>
-      <w:r>
-        <w:t xml:space="preserve"> </w:t>
-      </w:r>
-      <w:r>
-        <w:t xml:space="preserve">that is greater than every real number:</w:t>
-      </w:r>
+      <w:del w:id="184" w:author="PR Preview" w:date="2026-01-01T00:00:00Z">
+        <w:r>
+          <w:delText xml:space="preserve"> </w:delText>
+        </w:r>
+      </w:del>
+      <w:del w:id="185" w:author="PR Preview" w:date="2026-01-01T00:00:00Z">
+        <w:r>
+          <w:delText xml:space="preserve">that is greater than every real number:</w:delText>
+        </w:r>
+      </w:del>
+    </w:p>
+    <w:p>
+      <w:pPr>
+        <w:pStyle w:val="FirstParagraph"/>
+      </w:pPr>
+      <w:ins w:id="186" w:author="PR Preview" w:date="2026-01-01T00:00:00Z">
+        <w:r>
+          <w:rPr>
+            <w:b/>
+            <w:bCs/>
+          </w:rPr>
+          <w:t xml:space="preserve">Definition 27 (Extended non-negative real numbers)</w:t>
+        </w:r>
+      </w:ins>
+      <w:ins w:id="187" w:author="PR Preview" w:date="2026-01-01T00:00:00Z">
+        <w:r>
+          <w:t xml:space="preserve"> </w:t>
+        </w:r>
+      </w:ins>
+      <w:ins w:id="188" w:author="PR Preview" w:date="2026-01-01T00:00:00Z">
+        <w:r>
+          <w:t xml:space="preserve">The</w:t>
+        </w:r>
+      </w:ins>
+      <w:ins w:id="189" w:author="PR Preview" w:date="2026-01-01T00:00:00Z">
+        <w:r>
+          <w:t xml:space="preserve"> </w:t>
+        </w:r>
+      </w:ins>
+      <w:ins w:id="190" w:author="PR Preview" w:date="2026-01-01T00:00:00Z">
+        <w:r>
+          <w:rPr>
+            <w:b/>
+            <w:bCs/>
+          </w:rPr>
+          <w:t xml:space="preserve">extended non-negative real numbers</w:t>
+        </w:r>
+      </w:ins>
+      <w:ins w:id="191" w:author="PR Preview" w:date="2026-01-01T00:00:00Z">
+        <w:r>
+          <w:t xml:space="preserve">, written</w:t>
+        </w:r>
+      </w:ins>
+      <w:ins w:id="192" w:author="PR Preview" w:date="2026-01-01T00:00:00Z">
+        <w:r>
+          <w:t xml:space="preserve"> </w:t>
+        </w:r>
+      </w:ins>
+      <m:oMath>
+        <m:r>
+          <m:rPr>
+            <m:sty m:val="p"/>
+          </m:rPr>
+          <m:t>[</m:t>
+        </m:r>
+        <m:r>
+          <m:t>0</m:t>
+        </m:r>
+        <m:r>
+          <m:rPr>
+            <m:sty m:val="p"/>
+          </m:rPr>
+          <m:t>,</m:t>
+        </m:r>
+        <m:r>
+          <m:rPr>
+            <m:sty m:val="p"/>
+          </m:rPr>
+          <m:t>∞</m:t>
+        </m:r>
+        <m:r>
+          <m:rPr>
+            <m:sty m:val="p"/>
+          </m:rPr>
+          <m:t>]</m:t>
+        </m:r>
+      </m:oMath>
+      <w:ins w:id="193" w:author="PR Preview" w:date="2026-01-01T00:00:00Z">
+        <w:r>
+          <w:t xml:space="preserve">,</w:t>
+        </w:r>
+      </w:ins>
+      <w:ins w:id="194" w:author="PR Preview" w:date="2026-01-01T00:00:00Z">
+        <w:r>
+          <w:t xml:space="preserve"> </w:t>
+        </w:r>
+      </w:ins>
+      <w:ins w:id="195" w:author="PR Preview" w:date="2026-01-01T00:00:00Z">
+        <w:r>
+          <w:t xml:space="preserve">are the non-negative real numbers together with an extra element</w:t>
+        </w:r>
+      </w:ins>
+      <w:ins w:id="196" w:author="PR Preview" w:date="2026-01-01T00:00:00Z">
+        <w:r>
+          <w:t xml:space="preserve"> </w:t>
+        </w:r>
+      </w:ins>
+      <m:oMath>
+        <m:r>
+          <m:rPr>
+            <m:sty m:val="p"/>
+          </m:rPr>
+          <m:t>∞</m:t>
+        </m:r>
+      </m:oMath>
+      <w:ins w:id="197" w:author="PR Preview" w:date="2026-01-01T00:00:00Z">
+        <w:r>
+          <w:t xml:space="preserve"> </w:t>
+        </w:r>
+      </w:ins>
+      <w:ins w:id="198" w:author="PR Preview" w:date="2026-01-01T00:00:00Z">
+        <w:r>
+          <w:t xml:space="preserve">that is greater than every real number:</w:t>
+        </w:r>
+      </w:ins>
     </w:p>
     <w:p>
       <w:pPr>
@@ -17122,25 +17663,31 @@
         <w:t xml:space="preserve">.</w:t>
       </w:r>
     </w:p>
-    <w:bookmarkEnd w:id="67"/>
-    <w:bookmarkStart w:id="68" w:name="rem-infinity-arithmetic"/>
+    <w:bookmarkEnd w:id="69"/>
+    <w:bookmarkStart w:id="70" w:name="rem-infinity-arithmetic"/>
     <w:p>
       <w:pPr>
         <w:pStyle w:val="BodyText"/>
       </w:pPr>
-      <w:r>
-        <w:rPr>
-          <w:i/>
-          <w:iCs/>
-        </w:rPr>
-        <w:t xml:space="preserve">Remark 6</w:t>
-      </w:r>
-      <w:r>
-        <w:t xml:space="preserve"> (Arithmetic with</w:t>
-      </w:r>
-      <w:r>
-        <w:t xml:space="preserve"> </w:t>
-      </w:r>
+      <w:del w:id="199" w:author="PR Preview" w:date="2026-01-01T00:00:00Z">
+        <w:r>
+          <w:rPr>
+            <w:i/>
+            <w:iCs/>
+          </w:rPr>
+          <w:delText xml:space="preserve">Remark 6</w:delText>
+        </w:r>
+      </w:del>
+      <w:del w:id="200" w:author="PR Preview" w:date="2026-01-01T00:00:00Z">
+        <w:r>
+          <w:delText xml:space="preserve"> (Arithmetic with</w:delText>
+        </w:r>
+      </w:del>
+      <w:del w:id="201" w:author="PR Preview" w:date="2026-01-01T00:00:00Z">
+        <w:r>
+          <w:delText xml:space="preserve"> </w:delText>
+        </w:r>
+      </w:del>
       <m:oMath>
         <m:r>
           <m:rPr>
@@ -17149,9 +17696,11 @@
           <m:t>∞</m:t>
         </m:r>
       </m:oMath>
-      <w:r>
-        <w:t xml:space="preserve">). </w:t>
-      </w:r>
+      <w:del w:id="202" w:author="PR Preview" w:date="2026-01-01T00:00:00Z">
+        <w:r>
+          <w:delText xml:space="preserve">). </w:delText>
+        </w:r>
+      </w:del>
       <m:oMath>
         <m:r>
           <m:rPr>
@@ -17160,21 +17709,31 @@
           <m:t>∞</m:t>
         </m:r>
       </m:oMath>
-      <w:r>
-        <w:t xml:space="preserve"> </w:t>
-      </w:r>
-      <w:r>
-        <w:t xml:space="preserve">is not a real number,</w:t>
-      </w:r>
-      <w:r>
-        <w:t xml:space="preserve"> </w:t>
-      </w:r>
-      <w:r>
-        <w:t xml:space="preserve">so some real-number arithmetic does not extend to it:</w:t>
-      </w:r>
-      <w:r>
-        <w:t xml:space="preserve"> </w:t>
-      </w:r>
+      <w:del w:id="203" w:author="PR Preview" w:date="2026-01-01T00:00:00Z">
+        <w:r>
+          <w:delText xml:space="preserve"> </w:delText>
+        </w:r>
+      </w:del>
+      <w:del w:id="204" w:author="PR Preview" w:date="2026-01-01T00:00:00Z">
+        <w:r>
+          <w:delText xml:space="preserve">is not a real number,</w:delText>
+        </w:r>
+      </w:del>
+      <w:del w:id="205" w:author="PR Preview" w:date="2026-01-01T00:00:00Z">
+        <w:r>
+          <w:delText xml:space="preserve"> </w:delText>
+        </w:r>
+      </w:del>
+      <w:del w:id="206" w:author="PR Preview" w:date="2026-01-01T00:00:00Z">
+        <w:r>
+          <w:delText xml:space="preserve">so some real-number arithmetic does not extend to it:</w:delText>
+        </w:r>
+      </w:del>
+      <w:del w:id="207" w:author="PR Preview" w:date="2026-01-01T00:00:00Z">
+        <w:r>
+          <w:delText xml:space="preserve"> </w:delText>
+        </w:r>
+      </w:del>
       <m:oMath>
         <m:r>
           <m:rPr>
@@ -17195,21 +17754,31 @@
           <m:t>∞</m:t>
         </m:r>
       </m:oMath>
-      <w:r>
-        <w:t xml:space="preserve"> </w:t>
-      </w:r>
-      <w:r>
-        <w:t xml:space="preserve">is left undefined,</w:t>
-      </w:r>
-      <w:r>
-        <w:t xml:space="preserve"> </w:t>
-      </w:r>
-      <w:r>
-        <w:t xml:space="preserve">and</w:t>
-      </w:r>
-      <w:r>
-        <w:t xml:space="preserve"> </w:t>
-      </w:r>
+      <w:del w:id="208" w:author="PR Preview" w:date="2026-01-01T00:00:00Z">
+        <w:r>
+          <w:delText xml:space="preserve"> </w:delText>
+        </w:r>
+      </w:del>
+      <w:del w:id="209" w:author="PR Preview" w:date="2026-01-01T00:00:00Z">
+        <w:r>
+          <w:delText xml:space="preserve">is left undefined,</w:delText>
+        </w:r>
+      </w:del>
+      <w:del w:id="210" w:author="PR Preview" w:date="2026-01-01T00:00:00Z">
+        <w:r>
+          <w:delText xml:space="preserve"> </w:delText>
+        </w:r>
+      </w:del>
+      <w:del w:id="211" w:author="PR Preview" w:date="2026-01-01T00:00:00Z">
+        <w:r>
+          <w:delText xml:space="preserve">and</w:delText>
+        </w:r>
+      </w:del>
+      <w:del w:id="212" w:author="PR Preview" w:date="2026-01-01T00:00:00Z">
+        <w:r>
+          <w:delText xml:space="preserve"> </w:delText>
+        </w:r>
+      </w:del>
       <m:oMath>
         <m:r>
           <m:rPr>
@@ -17248,15 +17817,21 @@
           <m:t>2</m:t>
         </m:r>
       </m:oMath>
-      <w:r>
-        <w:t xml:space="preserve"> </w:t>
-      </w:r>
-      <w:r>
-        <w:t xml:space="preserve">does not imply</w:t>
-      </w:r>
-      <w:r>
-        <w:t xml:space="preserve"> </w:t>
-      </w:r>
+      <w:del w:id="213" w:author="PR Preview" w:date="2026-01-01T00:00:00Z">
+        <w:r>
+          <w:delText xml:space="preserve"> </w:delText>
+        </w:r>
+      </w:del>
+      <w:del w:id="214" w:author="PR Preview" w:date="2026-01-01T00:00:00Z">
+        <w:r>
+          <w:delText xml:space="preserve">does not imply</w:delText>
+        </w:r>
+      </w:del>
+      <w:del w:id="215" w:author="PR Preview" w:date="2026-01-01T00:00:00Z">
+        <w:r>
+          <w:delText xml:space="preserve"> </w:delText>
+        </w:r>
+      </w:del>
       <m:oMath>
         <m:r>
           <m:t>1</m:t>
@@ -17271,18 +17846,26 @@
           <m:t>2</m:t>
         </m:r>
       </m:oMath>
-      <w:r>
-        <w:t xml:space="preserve">.</w:t>
-      </w:r>
-      <w:r>
-        <w:t xml:space="preserve"> </w:t>
-      </w:r>
-      <w:r>
-        <w:t xml:space="preserve">Measure theory uses</w:t>
-      </w:r>
-      <w:r>
-        <w:t xml:space="preserve"> </w:t>
-      </w:r>
+      <w:del w:id="216" w:author="PR Preview" w:date="2026-01-01T00:00:00Z">
+        <w:r>
+          <w:delText xml:space="preserve">.</w:delText>
+        </w:r>
+      </w:del>
+      <w:del w:id="217" w:author="PR Preview" w:date="2026-01-01T00:00:00Z">
+        <w:r>
+          <w:delText xml:space="preserve"> </w:delText>
+        </w:r>
+      </w:del>
+      <w:del w:id="218" w:author="PR Preview" w:date="2026-01-01T00:00:00Z">
+        <w:r>
+          <w:delText xml:space="preserve">Measure theory uses</w:delText>
+        </w:r>
+      </w:del>
+      <w:del w:id="219" w:author="PR Preview" w:date="2026-01-01T00:00:00Z">
+        <w:r>
+          <w:delText xml:space="preserve"> </w:delText>
+        </w:r>
+      </w:del>
       <m:oMath>
         <m:r>
           <m:rPr>
@@ -17312,42 +17895,54 @@
           <m:t>]</m:t>
         </m:r>
       </m:oMath>
-      <w:r>
-        <w:t xml:space="preserve"> </w:t>
-      </w:r>
-      <w:r>
-        <w:t xml:space="preserve">because the size of a set, such as the length of the whole real line, can be infinite</w:t>
-      </w:r>
-      <w:r>
-        <w:t xml:space="preserve"> </w:t>
-      </w:r>
-      <w:r>
-        <w:t xml:space="preserve">[16]</w:t>
-      </w:r>
-      <w:r>
-        <w:t xml:space="preserve">.</w:t>
-      </w:r>
+      <w:del w:id="220" w:author="PR Preview" w:date="2026-01-01T00:00:00Z">
+        <w:r>
+          <w:delText xml:space="preserve"> </w:delText>
+        </w:r>
+      </w:del>
+      <w:del w:id="221" w:author="PR Preview" w:date="2026-01-01T00:00:00Z">
+        <w:r>
+          <w:delText xml:space="preserve">because the size of a set, such as the length of the whole real line, can be infinite</w:delText>
+        </w:r>
+      </w:del>
+      <w:del w:id="222" w:author="PR Preview" w:date="2026-01-01T00:00:00Z">
+        <w:r>
+          <w:delText xml:space="preserve"> </w:delText>
+        </w:r>
+      </w:del>
+      <w:del w:id="223" w:author="PR Preview" w:date="2026-01-01T00:00:00Z">
+        <w:r>
+          <w:delText xml:space="preserve">[16]</w:delText>
+        </w:r>
+      </w:del>
+      <w:del w:id="224" w:author="PR Preview" w:date="2026-01-01T00:00:00Z">
+        <w:r>
+          <w:delText xml:space="preserve">.</w:delText>
+        </w:r>
+      </w:del>
     </w:p>
-    <w:bookmarkEnd w:id="68"/>
-    <w:bookmarkStart w:id="69" w:name="exm-extended-nonneg-reals"/>
     <w:p>
       <w:pPr>
         <w:pStyle w:val="BodyText"/>
       </w:pPr>
-      <w:r>
-        <w:rPr>
-          <w:b/>
-          <w:bCs/>
-        </w:rPr>
-        <w:t xml:space="preserve">Example 17 (Adding with</w:t>
-      </w:r>
-      <w:r>
-        <w:rPr>
-          <w:b/>
-          <w:bCs/>
-        </w:rPr>
-        <w:t xml:space="preserve"> </w:t>
-      </w:r>
+      <w:del w:id="225" w:author="PR Preview" w:date="2026-01-01T00:00:00Z">
+        <w:r>
+          <w:rPr>
+            <w:b/>
+            <w:bCs/>
+          </w:rPr>
+          <w:delText xml:space="preserve">Example 17 (Adding with</w:delText>
+        </w:r>
+      </w:del>
+      <w:del w:id="226" w:author="PR Preview" w:date="2026-01-01T00:00:00Z">
+        <w:r>
+          <w:rPr>
+            <w:b/>
+            <w:bCs/>
+          </w:rPr>
+          <w:delText xml:space="preserve"> </w:delText>
+        </w:r>
+      </w:del>
       <m:oMath>
         <m:r>
           <m:rPr>
@@ -17356,22 +17951,30 @@
           <m:t>∞</m:t>
         </m:r>
       </m:oMath>
-      <w:r>
-        <w:rPr>
-          <w:b/>
-          <w:bCs/>
-        </w:rPr>
-        <w:t xml:space="preserve">)</w:t>
-      </w:r>
-      <w:r>
-        <w:t xml:space="preserve"> </w:t>
-      </w:r>
-      <w:r>
-        <w:t xml:space="preserve">In</w:t>
-      </w:r>
-      <w:r>
-        <w:t xml:space="preserve"> </w:t>
-      </w:r>
+      <w:del w:id="227" w:author="PR Preview" w:date="2026-01-01T00:00:00Z">
+        <w:r>
+          <w:rPr>
+            <w:b/>
+            <w:bCs/>
+          </w:rPr>
+          <w:delText xml:space="preserve">)</w:delText>
+        </w:r>
+      </w:del>
+      <w:del w:id="228" w:author="PR Preview" w:date="2026-01-01T00:00:00Z">
+        <w:r>
+          <w:delText xml:space="preserve"> </w:delText>
+        </w:r>
+      </w:del>
+      <w:del w:id="229" w:author="PR Preview" w:date="2026-01-01T00:00:00Z">
+        <w:r>
+          <w:delText xml:space="preserve">In</w:delText>
+        </w:r>
+      </w:del>
+      <w:del w:id="230" w:author="PR Preview" w:date="2026-01-01T00:00:00Z">
+        <w:r>
+          <w:delText xml:space="preserve"> </w:delText>
+        </w:r>
+      </w:del>
       <m:oMath>
         <m:r>
           <m:rPr>
@@ -17401,12 +18004,16 @@
           <m:t>]</m:t>
         </m:r>
       </m:oMath>
-      <w:r>
-        <w:t xml:space="preserve">,</w:t>
-      </w:r>
-      <w:r>
-        <w:t xml:space="preserve"> </w:t>
-      </w:r>
+      <w:del w:id="231" w:author="PR Preview" w:date="2026-01-01T00:00:00Z">
+        <w:r>
+          <w:delText xml:space="preserve">,</w:delText>
+        </w:r>
+      </w:del>
+      <w:del w:id="232" w:author="PR Preview" w:date="2026-01-01T00:00:00Z">
+        <w:r>
+          <w:delText xml:space="preserve"> </w:delText>
+        </w:r>
+      </w:del>
       <m:oMath>
         <m:r>
           <m:t>2</m:t>
@@ -17430,21 +18037,31 @@
           <m:t>5</m:t>
         </m:r>
       </m:oMath>
-      <w:r>
-        <w:t xml:space="preserve"> </w:t>
-      </w:r>
-      <w:r>
-        <w:t xml:space="preserve">as usual,</w:t>
-      </w:r>
-      <w:r>
-        <w:t xml:space="preserve"> </w:t>
-      </w:r>
-      <w:r>
-        <w:t xml:space="preserve">while</w:t>
-      </w:r>
-      <w:r>
-        <w:t xml:space="preserve"> </w:t>
-      </w:r>
+      <w:del w:id="233" w:author="PR Preview" w:date="2026-01-01T00:00:00Z">
+        <w:r>
+          <w:delText xml:space="preserve"> </w:delText>
+        </w:r>
+      </w:del>
+      <w:del w:id="234" w:author="PR Preview" w:date="2026-01-01T00:00:00Z">
+        <w:r>
+          <w:delText xml:space="preserve">as usual,</w:delText>
+        </w:r>
+      </w:del>
+      <w:del w:id="235" w:author="PR Preview" w:date="2026-01-01T00:00:00Z">
+        <w:r>
+          <w:delText xml:space="preserve"> </w:delText>
+        </w:r>
+      </w:del>
+      <w:del w:id="236" w:author="PR Preview" w:date="2026-01-01T00:00:00Z">
+        <w:r>
+          <w:delText xml:space="preserve">while</w:delText>
+        </w:r>
+      </w:del>
+      <w:del w:id="237" w:author="PR Preview" w:date="2026-01-01T00:00:00Z">
+        <w:r>
+          <w:delText xml:space="preserve"> </w:delText>
+        </w:r>
+      </w:del>
       <m:oMath>
         <m:r>
           <m:t>2</m:t>
@@ -17474,15 +18091,21 @@
           <m:t>∞</m:t>
         </m:r>
       </m:oMath>
-      <w:r>
-        <w:t xml:space="preserve"> </w:t>
-      </w:r>
-      <w:r>
-        <w:t xml:space="preserve">and</w:t>
-      </w:r>
-      <w:r>
-        <w:t xml:space="preserve"> </w:t>
-      </w:r>
+      <w:del w:id="238" w:author="PR Preview" w:date="2026-01-01T00:00:00Z">
+        <w:r>
+          <w:delText xml:space="preserve"> </w:delText>
+        </w:r>
+      </w:del>
+      <w:del w:id="239" w:author="PR Preview" w:date="2026-01-01T00:00:00Z">
+        <w:r>
+          <w:delText xml:space="preserve">and</w:delText>
+        </w:r>
+      </w:del>
+      <w:del w:id="240" w:author="PR Preview" w:date="2026-01-01T00:00:00Z">
+        <w:r>
+          <w:delText xml:space="preserve"> </w:delText>
+        </w:r>
+      </w:del>
       <m:oMath>
         <m:r>
           <m:rPr>
@@ -17515,13 +18138,496 @@
           <m:t>∞</m:t>
         </m:r>
       </m:oMath>
-      <w:r>
-        <w:t xml:space="preserve">.</w:t>
-      </w:r>
+      <w:del w:id="241" w:author="PR Preview" w:date="2026-01-01T00:00:00Z">
+        <w:r>
+          <w:delText xml:space="preserve">.</w:delText>
+        </w:r>
+      </w:del>
     </w:p>
-    <w:bookmarkEnd w:id="69"/>
+    <w:p>
+      <w:pPr>
+        <w:pStyle w:val="BodyText"/>
+      </w:pPr>
+      <w:ins w:id="242" w:author="PR Preview" w:date="2026-01-01T00:00:00Z">
+        <w:r>
+          <w:rPr>
+            <w:i/>
+            <w:iCs/>
+          </w:rPr>
+          <w:t xml:space="preserve">Remark 6</w:t>
+        </w:r>
+      </w:ins>
+      <w:ins w:id="243" w:author="PR Preview" w:date="2026-01-01T00:00:00Z">
+        <w:r>
+          <w:t xml:space="preserve"> (Arithmetic with</w:t>
+        </w:r>
+      </w:ins>
+      <w:ins w:id="244" w:author="PR Preview" w:date="2026-01-01T00:00:00Z">
+        <w:r>
+          <w:t xml:space="preserve"> </w:t>
+        </w:r>
+      </w:ins>
+      <m:oMath>
+        <m:r>
+          <m:rPr>
+            <m:sty m:val="p"/>
+          </m:rPr>
+          <m:t>∞</m:t>
+        </m:r>
+      </m:oMath>
+      <w:ins w:id="245" w:author="PR Preview" w:date="2026-01-01T00:00:00Z">
+        <w:r>
+          <w:t xml:space="preserve">). </w:t>
+        </w:r>
+      </w:ins>
+      <m:oMath>
+        <m:r>
+          <m:rPr>
+            <m:sty m:val="p"/>
+          </m:rPr>
+          <m:t>∞</m:t>
+        </m:r>
+      </m:oMath>
+      <w:ins w:id="246" w:author="PR Preview" w:date="2026-01-01T00:00:00Z">
+        <w:r>
+          <w:t xml:space="preserve"> </w:t>
+        </w:r>
+      </w:ins>
+      <w:ins w:id="247" w:author="PR Preview" w:date="2026-01-01T00:00:00Z">
+        <w:r>
+          <w:t xml:space="preserve">is not a real number,</w:t>
+        </w:r>
+      </w:ins>
+      <w:ins w:id="248" w:author="PR Preview" w:date="2026-01-01T00:00:00Z">
+        <w:r>
+          <w:t xml:space="preserve"> </w:t>
+        </w:r>
+      </w:ins>
+      <w:ins w:id="249" w:author="PR Preview" w:date="2026-01-01T00:00:00Z">
+        <w:r>
+          <w:t xml:space="preserve">so some real-number arithmetic does not extend to it:</w:t>
+        </w:r>
+      </w:ins>
+      <w:ins w:id="250" w:author="PR Preview" w:date="2026-01-01T00:00:00Z">
+        <w:r>
+          <w:t xml:space="preserve"> </w:t>
+        </w:r>
+      </w:ins>
+      <m:oMath>
+        <m:r>
+          <m:rPr>
+            <m:sty m:val="p"/>
+          </m:rPr>
+          <m:t>∞</m:t>
+        </m:r>
+        <m:r>
+          <m:rPr>
+            <m:sty m:val="p"/>
+          </m:rPr>
+          <m:t>−</m:t>
+        </m:r>
+        <m:r>
+          <m:rPr>
+            <m:sty m:val="p"/>
+          </m:rPr>
+          <m:t>∞</m:t>
+        </m:r>
+      </m:oMath>
+      <w:ins w:id="251" w:author="PR Preview" w:date="2026-01-01T00:00:00Z">
+        <w:r>
+          <w:t xml:space="preserve"> </w:t>
+        </w:r>
+      </w:ins>
+      <w:ins w:id="252" w:author="PR Preview" w:date="2026-01-01T00:00:00Z">
+        <w:r>
+          <w:t xml:space="preserve">is left undefined,</w:t>
+        </w:r>
+      </w:ins>
+      <w:ins w:id="253" w:author="PR Preview" w:date="2026-01-01T00:00:00Z">
+        <w:r>
+          <w:t xml:space="preserve"> </w:t>
+        </w:r>
+      </w:ins>
+      <w:ins w:id="254" w:author="PR Preview" w:date="2026-01-01T00:00:00Z">
+        <w:r>
+          <w:t xml:space="preserve">and</w:t>
+        </w:r>
+      </w:ins>
+      <w:ins w:id="255" w:author="PR Preview" w:date="2026-01-01T00:00:00Z">
+        <w:r>
+          <w:t xml:space="preserve"> </w:t>
+        </w:r>
+      </w:ins>
+      <m:oMath>
+        <m:r>
+          <m:rPr>
+            <m:sty m:val="p"/>
+          </m:rPr>
+          <m:t>∞</m:t>
+        </m:r>
+        <m:r>
+          <m:rPr>
+            <m:sty m:val="p"/>
+          </m:rPr>
+          <m:t>+</m:t>
+        </m:r>
+        <m:r>
+          <m:t>1</m:t>
+        </m:r>
+        <m:r>
+          <m:rPr>
+            <m:sty m:val="p"/>
+          </m:rPr>
+          <m:t>=</m:t>
+        </m:r>
+        <m:r>
+          <m:rPr>
+            <m:sty m:val="p"/>
+          </m:rPr>
+          <m:t>∞</m:t>
+        </m:r>
+        <m:r>
+          <m:rPr>
+            <m:sty m:val="p"/>
+          </m:rPr>
+          <m:t>+</m:t>
+        </m:r>
+        <m:r>
+          <m:t>2</m:t>
+        </m:r>
+      </m:oMath>
+      <w:ins w:id="256" w:author="PR Preview" w:date="2026-01-01T00:00:00Z">
+        <w:r>
+          <w:t xml:space="preserve"> </w:t>
+        </w:r>
+      </w:ins>
+      <w:ins w:id="257" w:author="PR Preview" w:date="2026-01-01T00:00:00Z">
+        <w:r>
+          <w:t xml:space="preserve">does not imply</w:t>
+        </w:r>
+      </w:ins>
+      <w:ins w:id="258" w:author="PR Preview" w:date="2026-01-01T00:00:00Z">
+        <w:r>
+          <w:t xml:space="preserve"> </w:t>
+        </w:r>
+      </w:ins>
+      <m:oMath>
+        <m:r>
+          <m:t>1</m:t>
+        </m:r>
+        <m:r>
+          <m:rPr>
+            <m:sty m:val="p"/>
+          </m:rPr>
+          <m:t>=</m:t>
+        </m:r>
+        <m:r>
+          <m:t>2</m:t>
+        </m:r>
+      </m:oMath>
+      <w:ins w:id="259" w:author="PR Preview" w:date="2026-01-01T00:00:00Z">
+        <w:r>
+          <w:t xml:space="preserve">.</w:t>
+        </w:r>
+      </w:ins>
+      <w:ins w:id="260" w:author="PR Preview" w:date="2026-01-01T00:00:00Z">
+        <w:r>
+          <w:t xml:space="preserve"> </w:t>
+        </w:r>
+      </w:ins>
+      <w:ins w:id="261" w:author="PR Preview" w:date="2026-01-01T00:00:00Z">
+        <w:r>
+          <w:t xml:space="preserve">Measure theory uses</w:t>
+        </w:r>
+      </w:ins>
+      <w:ins w:id="262" w:author="PR Preview" w:date="2026-01-01T00:00:00Z">
+        <w:r>
+          <w:t xml:space="preserve"> </w:t>
+        </w:r>
+      </w:ins>
+      <m:oMath>
+        <m:r>
+          <m:rPr>
+            <m:sty m:val="p"/>
+          </m:rPr>
+          <m:t>[</m:t>
+        </m:r>
+        <m:r>
+          <m:t>0</m:t>
+        </m:r>
+        <m:r>
+          <m:rPr>
+            <m:sty m:val="p"/>
+          </m:rPr>
+          <m:t>,</m:t>
+        </m:r>
+        <m:r>
+          <m:rPr>
+            <m:sty m:val="p"/>
+          </m:rPr>
+          <m:t>∞</m:t>
+        </m:r>
+        <m:r>
+          <m:rPr>
+            <m:sty m:val="p"/>
+          </m:rPr>
+          <m:t>]</m:t>
+        </m:r>
+      </m:oMath>
+      <w:ins w:id="263" w:author="PR Preview" w:date="2026-01-01T00:00:00Z">
+        <w:r>
+          <w:t xml:space="preserve"> </w:t>
+        </w:r>
+      </w:ins>
+      <w:ins w:id="264" w:author="PR Preview" w:date="2026-01-01T00:00:00Z">
+        <w:r>
+          <w:t xml:space="preserve">because the size of a set, such as the length of the whole real line, can be infinite</w:t>
+        </w:r>
+      </w:ins>
+      <w:ins w:id="265" w:author="PR Preview" w:date="2026-01-01T00:00:00Z">
+        <w:r>
+          <w:t xml:space="preserve"> </w:t>
+        </w:r>
+      </w:ins>
+      <w:ins w:id="266" w:author="PR Preview" w:date="2026-01-01T00:00:00Z">
+        <w:r>
+          <w:t xml:space="preserve">[17]</w:t>
+        </w:r>
+      </w:ins>
+      <w:ins w:id="267" w:author="PR Preview" w:date="2026-01-01T00:00:00Z">
+        <w:r>
+          <w:t xml:space="preserve">.</w:t>
+        </w:r>
+      </w:ins>
+    </w:p>
     <w:bookmarkEnd w:id="70"/>
-    <w:bookmarkStart w:id="71" w:name="sec-further-reading"/>
+    <w:bookmarkStart w:id="71" w:name="exm-extended-nonneg-reals"/>
+    <w:p>
+      <w:pPr>
+        <w:pStyle w:val="BodyText"/>
+      </w:pPr>
+      <w:ins w:id="268" w:author="PR Preview" w:date="2026-01-01T00:00:00Z">
+        <w:r>
+          <w:rPr>
+            <w:b/>
+            <w:bCs/>
+          </w:rPr>
+          <w:t xml:space="preserve">Example 18 (Adding with</w:t>
+        </w:r>
+      </w:ins>
+      <w:ins w:id="269" w:author="PR Preview" w:date="2026-01-01T00:00:00Z">
+        <w:r>
+          <w:rPr>
+            <w:b/>
+            <w:bCs/>
+          </w:rPr>
+          <w:t xml:space="preserve"> </w:t>
+        </w:r>
+      </w:ins>
+      <m:oMath>
+        <m:r>
+          <m:rPr>
+            <m:sty m:val="p"/>
+          </m:rPr>
+          <m:t>∞</m:t>
+        </m:r>
+      </m:oMath>
+      <w:ins w:id="270" w:author="PR Preview" w:date="2026-01-01T00:00:00Z">
+        <w:r>
+          <w:rPr>
+            <w:b/>
+            <w:bCs/>
+          </w:rPr>
+          <w:t xml:space="preserve">)</w:t>
+        </w:r>
+      </w:ins>
+      <w:ins w:id="271" w:author="PR Preview" w:date="2026-01-01T00:00:00Z">
+        <w:r>
+          <w:t xml:space="preserve"> </w:t>
+        </w:r>
+      </w:ins>
+      <w:ins w:id="272" w:author="PR Preview" w:date="2026-01-01T00:00:00Z">
+        <w:r>
+          <w:t xml:space="preserve">In</w:t>
+        </w:r>
+      </w:ins>
+      <w:ins w:id="273" w:author="PR Preview" w:date="2026-01-01T00:00:00Z">
+        <w:r>
+          <w:t xml:space="preserve"> </w:t>
+        </w:r>
+      </w:ins>
+      <m:oMath>
+        <m:r>
+          <m:rPr>
+            <m:sty m:val="p"/>
+          </m:rPr>
+          <m:t>[</m:t>
+        </m:r>
+        <m:r>
+          <m:t>0</m:t>
+        </m:r>
+        <m:r>
+          <m:rPr>
+            <m:sty m:val="p"/>
+          </m:rPr>
+          <m:t>,</m:t>
+        </m:r>
+        <m:r>
+          <m:rPr>
+            <m:sty m:val="p"/>
+          </m:rPr>
+          <m:t>∞</m:t>
+        </m:r>
+        <m:r>
+          <m:rPr>
+            <m:sty m:val="p"/>
+          </m:rPr>
+          <m:t>]</m:t>
+        </m:r>
+      </m:oMath>
+      <w:ins w:id="274" w:author="PR Preview" w:date="2026-01-01T00:00:00Z">
+        <w:r>
+          <w:t xml:space="preserve">,</w:t>
+        </w:r>
+      </w:ins>
+      <w:ins w:id="275" w:author="PR Preview" w:date="2026-01-01T00:00:00Z">
+        <w:r>
+          <w:t xml:space="preserve"> </w:t>
+        </w:r>
+      </w:ins>
+      <m:oMath>
+        <m:r>
+          <m:t>2</m:t>
+        </m:r>
+        <m:r>
+          <m:rPr>
+            <m:sty m:val="p"/>
+          </m:rPr>
+          <m:t>+</m:t>
+        </m:r>
+        <m:r>
+          <m:t>3</m:t>
+        </m:r>
+        <m:r>
+          <m:rPr>
+            <m:sty m:val="p"/>
+          </m:rPr>
+          <m:t>=</m:t>
+        </m:r>
+        <m:r>
+          <m:t>5</m:t>
+        </m:r>
+      </m:oMath>
+      <w:ins w:id="276" w:author="PR Preview" w:date="2026-01-01T00:00:00Z">
+        <w:r>
+          <w:t xml:space="preserve"> </w:t>
+        </w:r>
+      </w:ins>
+      <w:ins w:id="277" w:author="PR Preview" w:date="2026-01-01T00:00:00Z">
+        <w:r>
+          <w:t xml:space="preserve">as usual,</w:t>
+        </w:r>
+      </w:ins>
+      <w:ins w:id="278" w:author="PR Preview" w:date="2026-01-01T00:00:00Z">
+        <w:r>
+          <w:t xml:space="preserve"> </w:t>
+        </w:r>
+      </w:ins>
+      <w:ins w:id="279" w:author="PR Preview" w:date="2026-01-01T00:00:00Z">
+        <w:r>
+          <w:t xml:space="preserve">while</w:t>
+        </w:r>
+      </w:ins>
+      <w:ins w:id="280" w:author="PR Preview" w:date="2026-01-01T00:00:00Z">
+        <w:r>
+          <w:t xml:space="preserve"> </w:t>
+        </w:r>
+      </w:ins>
+      <m:oMath>
+        <m:r>
+          <m:t>2</m:t>
+        </m:r>
+        <m:r>
+          <m:rPr>
+            <m:sty m:val="p"/>
+          </m:rPr>
+          <m:t>+</m:t>
+        </m:r>
+        <m:r>
+          <m:rPr>
+            <m:sty m:val="p"/>
+          </m:rPr>
+          <m:t>∞</m:t>
+        </m:r>
+        <m:r>
+          <m:rPr>
+            <m:sty m:val="p"/>
+          </m:rPr>
+          <m:t>=</m:t>
+        </m:r>
+        <m:r>
+          <m:rPr>
+            <m:sty m:val="p"/>
+          </m:rPr>
+          <m:t>∞</m:t>
+        </m:r>
+      </m:oMath>
+      <w:ins w:id="281" w:author="PR Preview" w:date="2026-01-01T00:00:00Z">
+        <w:r>
+          <w:t xml:space="preserve"> </w:t>
+        </w:r>
+      </w:ins>
+      <w:ins w:id="282" w:author="PR Preview" w:date="2026-01-01T00:00:00Z">
+        <w:r>
+          <w:t xml:space="preserve">and</w:t>
+        </w:r>
+      </w:ins>
+      <w:ins w:id="283" w:author="PR Preview" w:date="2026-01-01T00:00:00Z">
+        <w:r>
+          <w:t xml:space="preserve"> </w:t>
+        </w:r>
+      </w:ins>
+      <m:oMath>
+        <m:r>
+          <m:rPr>
+            <m:sty m:val="p"/>
+          </m:rPr>
+          <m:t>∞</m:t>
+        </m:r>
+        <m:r>
+          <m:rPr>
+            <m:sty m:val="p"/>
+          </m:rPr>
+          <m:t>+</m:t>
+        </m:r>
+        <m:r>
+          <m:rPr>
+            <m:sty m:val="p"/>
+          </m:rPr>
+          <m:t>∞</m:t>
+        </m:r>
+        <m:r>
+          <m:rPr>
+            <m:sty m:val="p"/>
+          </m:rPr>
+          <m:t>=</m:t>
+        </m:r>
+        <m:r>
+          <m:rPr>
+            <m:sty m:val="p"/>
+          </m:rPr>
+          <m:t>∞</m:t>
+        </m:r>
+      </m:oMath>
+      <w:ins w:id="284" w:author="PR Preview" w:date="2026-01-01T00:00:00Z">
+        <w:r>
+          <w:t xml:space="preserve">.</w:t>
+        </w:r>
+      </w:ins>
+    </w:p>
+    <w:bookmarkEnd w:id="71"/>
+    <w:bookmarkEnd w:id="72"/>
+    <w:bookmarkStart w:id="73" w:name="sec-further-reading"/>
     <w:p>
       <w:pPr>
         <w:pStyle w:val="Heading2"/>
@@ -17546,27 +18652,41 @@
           <w:numId w:val="1009"/>
         </w:numPr>
       </w:pPr>
-      <w:r>
-        <w:t xml:space="preserve">Devlin [17]</w:t>
-      </w:r>
-      <w:r>
-        <w:t xml:space="preserve"> </w:t>
-      </w:r>
-      <w:r>
-        <w:t xml:space="preserve">is an undergraduate introduction to axiomatic set theory.</w:t>
-      </w:r>
-      <w:r>
-        <w:t xml:space="preserve"> </w:t>
-      </w:r>
-      <w:r>
-        <w:t xml:space="preserve">It covers the axioms of set theory, ordinals, and cardinals,</w:t>
-      </w:r>
-      <w:r>
-        <w:t xml:space="preserve"> </w:t>
-      </w:r>
-      <w:r>
-        <w:t xml:space="preserve">which go well beyond the countable sets and functions in these notes.</w:t>
-      </w:r>
+      <w:del w:id="285" w:author="PR Preview" w:date="2026-01-01T00:00:00Z">
+        <w:r>
+          <w:delText xml:space="preserve">Devlin [17]</w:delText>
+        </w:r>
+      </w:del>
+      <w:del w:id="286" w:author="PR Preview" w:date="2026-01-01T00:00:00Z">
+        <w:r>
+          <w:delText xml:space="preserve"> </w:delText>
+        </w:r>
+      </w:del>
+      <w:del w:id="287" w:author="PR Preview" w:date="2026-01-01T00:00:00Z">
+        <w:r>
+          <w:delText xml:space="preserve">is an undergraduate introduction to axiomatic set theory.</w:delText>
+        </w:r>
+      </w:del>
+      <w:del w:id="288" w:author="PR Preview" w:date="2026-01-01T00:00:00Z">
+        <w:r>
+          <w:delText xml:space="preserve"> </w:delText>
+        </w:r>
+      </w:del>
+      <w:del w:id="289" w:author="PR Preview" w:date="2026-01-01T00:00:00Z">
+        <w:r>
+          <w:delText xml:space="preserve">It covers the axioms of set theory, ordinals, and cardinals,</w:delText>
+        </w:r>
+      </w:del>
+      <w:del w:id="290" w:author="PR Preview" w:date="2026-01-01T00:00:00Z">
+        <w:r>
+          <w:delText xml:space="preserve"> </w:delText>
+        </w:r>
+      </w:del>
+      <w:del w:id="291" w:author="PR Preview" w:date="2026-01-01T00:00:00Z">
+        <w:r>
+          <w:delText xml:space="preserve">which go well beyond the countable sets and functions in these notes.</w:delText>
+        </w:r>
+      </w:del>
     </w:p>
     <w:p>
       <w:pPr>
@@ -17576,21 +18696,31 @@
           <w:numId w:val="1009"/>
         </w:numPr>
       </w:pPr>
-      <w:r>
-        <w:t xml:space="preserve">Halmos [18]</w:t>
-      </w:r>
-      <w:r>
-        <w:t xml:space="preserve"> </w:t>
-      </w:r>
-      <w:r>
-        <w:t xml:space="preserve">is a short, informal treatment of the same axioms,</w:t>
-      </w:r>
-      <w:r>
-        <w:t xml:space="preserve"> </w:t>
-      </w:r>
-      <w:r>
-        <w:t xml:space="preserve">covering relations, functions, families of sets, and cardinal numbers.</w:t>
-      </w:r>
+      <w:del w:id="292" w:author="PR Preview" w:date="2026-01-01T00:00:00Z">
+        <w:r>
+          <w:delText xml:space="preserve">Halmos [18]</w:delText>
+        </w:r>
+      </w:del>
+      <w:del w:id="293" w:author="PR Preview" w:date="2026-01-01T00:00:00Z">
+        <w:r>
+          <w:delText xml:space="preserve"> </w:delText>
+        </w:r>
+      </w:del>
+      <w:del w:id="294" w:author="PR Preview" w:date="2026-01-01T00:00:00Z">
+        <w:r>
+          <w:delText xml:space="preserve">is a short, informal treatment of the same axioms,</w:delText>
+        </w:r>
+      </w:del>
+      <w:del w:id="295" w:author="PR Preview" w:date="2026-01-01T00:00:00Z">
+        <w:r>
+          <w:delText xml:space="preserve"> </w:delText>
+        </w:r>
+      </w:del>
+      <w:del w:id="296" w:author="PR Preview" w:date="2026-01-01T00:00:00Z">
+        <w:r>
+          <w:delText xml:space="preserve">covering relations, functions, families of sets, and cardinal numbers.</w:delText>
+        </w:r>
+      </w:del>
     </w:p>
     <w:p>
       <w:pPr>
@@ -17600,27 +18730,41 @@
           <w:numId w:val="1009"/>
         </w:numPr>
       </w:pPr>
-      <w:r>
-        <w:t xml:space="preserve">Enderton [19]</w:t>
-      </w:r>
-      <w:r>
-        <w:t xml:space="preserve"> </w:t>
-      </w:r>
-      <w:r>
-        <w:t xml:space="preserve">is a standard introduction to mathematical logic.</w:t>
-      </w:r>
-      <w:r>
-        <w:t xml:space="preserve"> </w:t>
-      </w:r>
-      <w:r>
-        <w:t xml:space="preserve">Its first chapter collects the facts about sets, relations, and functions</w:t>
-      </w:r>
-      <w:r>
-        <w:t xml:space="preserve"> </w:t>
-      </w:r>
-      <w:r>
-        <w:t xml:space="preserve">that the later chapters use.</w:t>
-      </w:r>
+      <w:del w:id="297" w:author="PR Preview" w:date="2026-01-01T00:00:00Z">
+        <w:r>
+          <w:delText xml:space="preserve">Enderton [19]</w:delText>
+        </w:r>
+      </w:del>
+      <w:del w:id="298" w:author="PR Preview" w:date="2026-01-01T00:00:00Z">
+        <w:r>
+          <w:delText xml:space="preserve"> </w:delText>
+        </w:r>
+      </w:del>
+      <w:del w:id="299" w:author="PR Preview" w:date="2026-01-01T00:00:00Z">
+        <w:r>
+          <w:delText xml:space="preserve">is a standard introduction to mathematical logic.</w:delText>
+        </w:r>
+      </w:del>
+      <w:del w:id="300" w:author="PR Preview" w:date="2026-01-01T00:00:00Z">
+        <w:r>
+          <w:delText xml:space="preserve"> </w:delText>
+        </w:r>
+      </w:del>
+      <w:del w:id="301" w:author="PR Preview" w:date="2026-01-01T00:00:00Z">
+        <w:r>
+          <w:delText xml:space="preserve">Its first chapter collects the facts about sets, relations, and functions</w:delText>
+        </w:r>
+      </w:del>
+      <w:del w:id="302" w:author="PR Preview" w:date="2026-01-01T00:00:00Z">
+        <w:r>
+          <w:delText xml:space="preserve"> </w:delText>
+        </w:r>
+      </w:del>
+      <w:del w:id="303" w:author="PR Preview" w:date="2026-01-01T00:00:00Z">
+        <w:r>
+          <w:delText xml:space="preserve">that the later chapters use.</w:delText>
+        </w:r>
+      </w:del>
     </w:p>
     <w:p>
       <w:pPr>
@@ -17630,47 +18774,260 @@
           <w:numId w:val="1009"/>
         </w:numPr>
       </w:pPr>
-      <w:r>
-        <w:t xml:space="preserve">Barker-Plummer et al. [20]</w:t>
-      </w:r>
-      <w:r>
-        <w:t xml:space="preserve"> </w:t>
-      </w:r>
-      <w:r>
-        <w:t xml:space="preserve">teaches propositional and first-order logic,</w:t>
-      </w:r>
-      <w:r>
-        <w:t xml:space="preserve"> </w:t>
-      </w:r>
-      <w:r>
-        <w:t xml:space="preserve">the language behind statements such as</w:t>
-      </w:r>
-      <w:r>
-        <w:t xml:space="preserve"> </w:t>
-      </w:r>
-      <w:r>
-        <w:t xml:space="preserve">“for every set</w:t>
-      </w:r>
-      <w:r>
-        <w:t xml:space="preserve"> </w:t>
-      </w:r>
+      <w:del w:id="304" w:author="PR Preview" w:date="2026-01-01T00:00:00Z">
+        <w:r>
+          <w:delText xml:space="preserve">Barker-Plummer et al. [20]</w:delText>
+        </w:r>
+      </w:del>
+      <w:del w:id="305" w:author="PR Preview" w:date="2026-01-01T00:00:00Z">
+        <w:r>
+          <w:delText xml:space="preserve"> </w:delText>
+        </w:r>
+      </w:del>
+      <w:del w:id="306" w:author="PR Preview" w:date="2026-01-01T00:00:00Z">
+        <w:r>
+          <w:delText xml:space="preserve">teaches propositional and first-order logic,</w:delText>
+        </w:r>
+      </w:del>
+      <w:del w:id="307" w:author="PR Preview" w:date="2026-01-01T00:00:00Z">
+        <w:r>
+          <w:delText xml:space="preserve"> </w:delText>
+        </w:r>
+      </w:del>
+      <w:del w:id="308" w:author="PR Preview" w:date="2026-01-01T00:00:00Z">
+        <w:r>
+          <w:delText xml:space="preserve">the language behind statements such as</w:delText>
+        </w:r>
+      </w:del>
+      <w:del w:id="309" w:author="PR Preview" w:date="2026-01-01T00:00:00Z">
+        <w:r>
+          <w:delText xml:space="preserve"> </w:delText>
+        </w:r>
+      </w:del>
+      <w:del w:id="310" w:author="PR Preview" w:date="2026-01-01T00:00:00Z">
+        <w:r>
+          <w:delText xml:space="preserve">“for every set</w:delText>
+        </w:r>
+      </w:del>
+      <w:del w:id="311" w:author="PR Preview" w:date="2026-01-01T00:00:00Z">
+        <w:r>
+          <w:delText xml:space="preserve"> </w:delText>
+        </w:r>
+      </w:del>
       <m:oMath>
         <m:r>
           <m:t>A</m:t>
         </m:r>
       </m:oMath>
-      <w:r>
-        <w:t xml:space="preserve"> </w:t>
-      </w:r>
-      <w:r>
-        <w:t xml:space="preserve">there exists…”</w:t>
-      </w:r>
-      <w:r>
-        <w:t xml:space="preserve">.</w:t>
-      </w:r>
+      <w:del w:id="312" w:author="PR Preview" w:date="2026-01-01T00:00:00Z">
+        <w:r>
+          <w:delText xml:space="preserve"> </w:delText>
+        </w:r>
+      </w:del>
+      <w:del w:id="313" w:author="PR Preview" w:date="2026-01-01T00:00:00Z">
+        <w:r>
+          <w:delText xml:space="preserve">there exists…”</w:delText>
+        </w:r>
+      </w:del>
+      <w:del w:id="314" w:author="PR Preview" w:date="2026-01-01T00:00:00Z">
+        <w:r>
+          <w:delText xml:space="preserve">.</w:delText>
+        </w:r>
+      </w:del>
     </w:p>
-    <w:bookmarkEnd w:id="71"/>
-    <w:bookmarkStart w:id="113" w:name="references"/>
+    <w:p>
+      <w:pPr>
+        <w:pStyle w:val="Compact"/>
+        <w:numPr>
+          <w:ilvl w:val="0"/>
+          <w:numId w:val="1009"/>
+        </w:numPr>
+      </w:pPr>
+      <w:ins w:id="315" w:author="PR Preview" w:date="2026-01-01T00:00:00Z">
+        <w:r>
+          <w:t xml:space="preserve">Devlin [18]</w:t>
+        </w:r>
+      </w:ins>
+      <w:ins w:id="316" w:author="PR Preview" w:date="2026-01-01T00:00:00Z">
+        <w:r>
+          <w:t xml:space="preserve"> </w:t>
+        </w:r>
+      </w:ins>
+      <w:ins w:id="317" w:author="PR Preview" w:date="2026-01-01T00:00:00Z">
+        <w:r>
+          <w:t xml:space="preserve">is an undergraduate introduction to axiomatic set theory.</w:t>
+        </w:r>
+      </w:ins>
+      <w:ins w:id="318" w:author="PR Preview" w:date="2026-01-01T00:00:00Z">
+        <w:r>
+          <w:t xml:space="preserve"> </w:t>
+        </w:r>
+      </w:ins>
+      <w:ins w:id="319" w:author="PR Preview" w:date="2026-01-01T00:00:00Z">
+        <w:r>
+          <w:t xml:space="preserve">It covers the axioms of set theory, ordinals, and cardinals,</w:t>
+        </w:r>
+      </w:ins>
+      <w:ins w:id="320" w:author="PR Preview" w:date="2026-01-01T00:00:00Z">
+        <w:r>
+          <w:t xml:space="preserve"> </w:t>
+        </w:r>
+      </w:ins>
+      <w:ins w:id="321" w:author="PR Preview" w:date="2026-01-01T00:00:00Z">
+        <w:r>
+          <w:t xml:space="preserve">which go well beyond the countable sets and functions in these notes.</w:t>
+        </w:r>
+      </w:ins>
+    </w:p>
+    <w:p>
+      <w:pPr>
+        <w:pStyle w:val="Compact"/>
+        <w:numPr>
+          <w:ilvl w:val="0"/>
+          <w:numId w:val="1009"/>
+        </w:numPr>
+      </w:pPr>
+      <w:ins w:id="322" w:author="PR Preview" w:date="2026-01-01T00:00:00Z">
+        <w:r>
+          <w:t xml:space="preserve">Halmos [19]</w:t>
+        </w:r>
+      </w:ins>
+      <w:ins w:id="323" w:author="PR Preview" w:date="2026-01-01T00:00:00Z">
+        <w:r>
+          <w:t xml:space="preserve"> </w:t>
+        </w:r>
+      </w:ins>
+      <w:ins w:id="324" w:author="PR Preview" w:date="2026-01-01T00:00:00Z">
+        <w:r>
+          <w:t xml:space="preserve">is a short, informal treatment of the same axioms,</w:t>
+        </w:r>
+      </w:ins>
+      <w:ins w:id="325" w:author="PR Preview" w:date="2026-01-01T00:00:00Z">
+        <w:r>
+          <w:t xml:space="preserve"> </w:t>
+        </w:r>
+      </w:ins>
+      <w:ins w:id="326" w:author="PR Preview" w:date="2026-01-01T00:00:00Z">
+        <w:r>
+          <w:t xml:space="preserve">covering relations, functions, families of sets, and cardinal numbers.</w:t>
+        </w:r>
+      </w:ins>
+    </w:p>
+    <w:p>
+      <w:pPr>
+        <w:pStyle w:val="Compact"/>
+        <w:numPr>
+          <w:ilvl w:val="0"/>
+          <w:numId w:val="1009"/>
+        </w:numPr>
+      </w:pPr>
+      <w:ins w:id="327" w:author="PR Preview" w:date="2026-01-01T00:00:00Z">
+        <w:r>
+          <w:t xml:space="preserve">Enderton [20]</w:t>
+        </w:r>
+      </w:ins>
+      <w:ins w:id="328" w:author="PR Preview" w:date="2026-01-01T00:00:00Z">
+        <w:r>
+          <w:t xml:space="preserve"> </w:t>
+        </w:r>
+      </w:ins>
+      <w:ins w:id="329" w:author="PR Preview" w:date="2026-01-01T00:00:00Z">
+        <w:r>
+          <w:t xml:space="preserve">is a standard introduction to mathematical logic.</w:t>
+        </w:r>
+      </w:ins>
+      <w:ins w:id="330" w:author="PR Preview" w:date="2026-01-01T00:00:00Z">
+        <w:r>
+          <w:t xml:space="preserve"> </w:t>
+        </w:r>
+      </w:ins>
+      <w:ins w:id="331" w:author="PR Preview" w:date="2026-01-01T00:00:00Z">
+        <w:r>
+          <w:t xml:space="preserve">Its first chapter collects the facts about sets, relations, and functions</w:t>
+        </w:r>
+      </w:ins>
+      <w:ins w:id="332" w:author="PR Preview" w:date="2026-01-01T00:00:00Z">
+        <w:r>
+          <w:t xml:space="preserve"> </w:t>
+        </w:r>
+      </w:ins>
+      <w:ins w:id="333" w:author="PR Preview" w:date="2026-01-01T00:00:00Z">
+        <w:r>
+          <w:t xml:space="preserve">that the later chapters use.</w:t>
+        </w:r>
+      </w:ins>
+    </w:p>
+    <w:p>
+      <w:pPr>
+        <w:pStyle w:val="Compact"/>
+        <w:numPr>
+          <w:ilvl w:val="0"/>
+          <w:numId w:val="1009"/>
+        </w:numPr>
+      </w:pPr>
+      <w:ins w:id="334" w:author="PR Preview" w:date="2026-01-01T00:00:00Z">
+        <w:r>
+          <w:t xml:space="preserve">Barker-Plummer et al. [21]</w:t>
+        </w:r>
+      </w:ins>
+      <w:ins w:id="335" w:author="PR Preview" w:date="2026-01-01T00:00:00Z">
+        <w:r>
+          <w:t xml:space="preserve"> </w:t>
+        </w:r>
+      </w:ins>
+      <w:ins w:id="336" w:author="PR Preview" w:date="2026-01-01T00:00:00Z">
+        <w:r>
+          <w:t xml:space="preserve">teaches propositional and first-order logic,</w:t>
+        </w:r>
+      </w:ins>
+      <w:ins w:id="337" w:author="PR Preview" w:date="2026-01-01T00:00:00Z">
+        <w:r>
+          <w:t xml:space="preserve"> </w:t>
+        </w:r>
+      </w:ins>
+      <w:ins w:id="338" w:author="PR Preview" w:date="2026-01-01T00:00:00Z">
+        <w:r>
+          <w:t xml:space="preserve">the language behind statements such as</w:t>
+        </w:r>
+      </w:ins>
+      <w:ins w:id="339" w:author="PR Preview" w:date="2026-01-01T00:00:00Z">
+        <w:r>
+          <w:t xml:space="preserve"> </w:t>
+        </w:r>
+      </w:ins>
+      <w:ins w:id="340" w:author="PR Preview" w:date="2026-01-01T00:00:00Z">
+        <w:r>
+          <w:t xml:space="preserve">“for every set</w:t>
+        </w:r>
+      </w:ins>
+      <w:ins w:id="341" w:author="PR Preview" w:date="2026-01-01T00:00:00Z">
+        <w:r>
+          <w:t xml:space="preserve"> </w:t>
+        </w:r>
+      </w:ins>
+      <m:oMath>
+        <m:r>
+          <m:t>A</m:t>
+        </m:r>
+      </m:oMath>
+      <w:ins w:id="342" w:author="PR Preview" w:date="2026-01-01T00:00:00Z">
+        <w:r>
+          <w:t xml:space="preserve"> </w:t>
+        </w:r>
+      </w:ins>
+      <w:ins w:id="343" w:author="PR Preview" w:date="2026-01-01T00:00:00Z">
+        <w:r>
+          <w:t xml:space="preserve">there exists…”</w:t>
+        </w:r>
+      </w:ins>
+      <w:ins w:id="344" w:author="PR Preview" w:date="2026-01-01T00:00:00Z">
+        <w:r>
+          <w:t xml:space="preserve">.</w:t>
+        </w:r>
+      </w:ins>
+    </w:p>
+    <w:bookmarkEnd w:id="73"/>
+    <w:bookmarkStart w:id="117" w:name="references"/>
     <w:p>
       <w:pPr>
         <w:pStyle w:val="Heading2"/>
@@ -17679,8 +19036,8 @@
         <w:t xml:space="preserve">References</w:t>
       </w:r>
     </w:p>
-    <w:bookmarkStart w:id="112" w:name="refs"/>
-    <w:bookmarkStart w:id="73" w:name="ref-wikipedia_set_mathematics"/>
+    <w:bookmarkStart w:id="116" w:name="refs"/>
+    <w:bookmarkStart w:id="75" w:name="ref-wikipedia_set_mathematics"/>
     <w:p>
       <w:pPr>
         <w:pStyle w:val="Bibliography"/>
@@ -17727,7 +19084,7 @@
       <w:r>
         <w:t xml:space="preserve"> </w:t>
       </w:r>
-      <w:hyperlink r:id="rId72">
+      <w:hyperlink r:id="rId74">
         <w:r>
           <w:rPr>
             <w:rStyle w:val="Hyperlink"/>
@@ -17736,8 +19093,8 @@
         </w:r>
       </w:hyperlink>
     </w:p>
-    <w:bookmarkEnd w:id="73"/>
-    <w:bookmarkStart w:id="75" w:name="ref-wikipedia_set_builder_notation"/>
+    <w:bookmarkEnd w:id="75"/>
+    <w:bookmarkStart w:id="77" w:name="ref-wikipedia_set_builder_notation"/>
     <w:p>
       <w:pPr>
         <w:pStyle w:val="Bibliography"/>
@@ -17784,7 +19141,7 @@
       <w:r>
         <w:t xml:space="preserve"> </w:t>
       </w:r>
-      <w:hyperlink r:id="rId74">
+      <w:hyperlink r:id="rId76">
         <w:r>
           <w:rPr>
             <w:rStyle w:val="Hyperlink"/>
@@ -17793,8 +19150,8 @@
         </w:r>
       </w:hyperlink>
     </w:p>
-    <w:bookmarkEnd w:id="75"/>
-    <w:bookmarkStart w:id="77" w:name="ref-wikipedia_interval_mathematics"/>
+    <w:bookmarkEnd w:id="77"/>
+    <w:bookmarkStart w:id="79" w:name="ref-wikipedia_interval_mathematics"/>
     <w:p>
       <w:pPr>
         <w:pStyle w:val="Bibliography"/>
@@ -17841,7 +19198,7 @@
       <w:r>
         <w:t xml:space="preserve"> </w:t>
       </w:r>
-      <w:hyperlink r:id="rId76">
+      <w:hyperlink r:id="rId78">
         <w:r>
           <w:rPr>
             <w:rStyle w:val="Hyperlink"/>
@@ -17850,8 +19207,8 @@
         </w:r>
       </w:hyperlink>
     </w:p>
-    <w:bookmarkEnd w:id="77"/>
-    <w:bookmarkStart w:id="79" w:name="ref-wikipedia_subset"/>
+    <w:bookmarkEnd w:id="79"/>
+    <w:bookmarkStart w:id="81" w:name="ref-wikipedia_subset"/>
     <w:p>
       <w:pPr>
         <w:pStyle w:val="Bibliography"/>
@@ -17898,7 +19255,7 @@
       <w:r>
         <w:t xml:space="preserve"> </w:t>
       </w:r>
-      <w:hyperlink r:id="rId78">
+      <w:hyperlink r:id="rId80">
         <w:r>
           <w:rPr>
             <w:rStyle w:val="Hyperlink"/>
@@ -17907,8 +19264,8 @@
         </w:r>
       </w:hyperlink>
     </w:p>
-    <w:bookmarkEnd w:id="79"/>
-    <w:bookmarkStart w:id="81" w:name="ref-wikipedia_empty_set"/>
+    <w:bookmarkEnd w:id="81"/>
+    <w:bookmarkStart w:id="83" w:name="ref-wikipedia_empty_set"/>
     <w:p>
       <w:pPr>
         <w:pStyle w:val="Bibliography"/>
@@ -17955,7 +19312,7 @@
       <w:r>
         <w:t xml:space="preserve"> </w:t>
       </w:r>
-      <w:hyperlink r:id="rId80">
+      <w:hyperlink r:id="rId82">
         <w:r>
           <w:rPr>
             <w:rStyle w:val="Hyperlink"/>
@@ -17964,8 +19321,8 @@
         </w:r>
       </w:hyperlink>
     </w:p>
-    <w:bookmarkEnd w:id="81"/>
-    <w:bookmarkStart w:id="83" w:name="ref-wikipedia_vacuous_truth"/>
+    <w:bookmarkEnd w:id="83"/>
+    <w:bookmarkStart w:id="85" w:name="ref-wikipedia_vacuous_truth"/>
     <w:p>
       <w:pPr>
         <w:pStyle w:val="Bibliography"/>
@@ -18012,7 +19369,7 @@
       <w:r>
         <w:t xml:space="preserve"> </w:t>
       </w:r>
-      <w:hyperlink r:id="rId82">
+      <w:hyperlink r:id="rId84">
         <w:r>
           <w:rPr>
             <w:rStyle w:val="Hyperlink"/>
@@ -18021,8 +19378,8 @@
         </w:r>
       </w:hyperlink>
     </w:p>
-    <w:bookmarkEnd w:id="83"/>
-    <w:bookmarkStart w:id="85" w:name="ref-wikipedia_family_of_sets"/>
+    <w:bookmarkEnd w:id="85"/>
+    <w:bookmarkStart w:id="87" w:name="ref-wikipedia_family_of_sets"/>
     <w:p>
       <w:pPr>
         <w:pStyle w:val="Bibliography"/>
@@ -18069,7 +19426,7 @@
       <w:r>
         <w:t xml:space="preserve"> </w:t>
       </w:r>
-      <w:hyperlink r:id="rId84">
+      <w:hyperlink r:id="rId86">
         <w:r>
           <w:rPr>
             <w:rStyle w:val="Hyperlink"/>
@@ -18078,8 +19435,8 @@
         </w:r>
       </w:hyperlink>
     </w:p>
-    <w:bookmarkEnd w:id="85"/>
-    <w:bookmarkStart w:id="87" w:name="ref-wikipedia_index_set"/>
+    <w:bookmarkEnd w:id="87"/>
+    <w:bookmarkStart w:id="89" w:name="ref-wikipedia_index_set"/>
     <w:p>
       <w:pPr>
         <w:pStyle w:val="Bibliography"/>
@@ -18126,7 +19483,7 @@
       <w:r>
         <w:t xml:space="preserve"> </w:t>
       </w:r>
-      <w:hyperlink r:id="rId86">
+      <w:hyperlink r:id="rId88">
         <w:r>
           <w:rPr>
             <w:rStyle w:val="Hyperlink"/>
@@ -18135,8 +19492,8 @@
         </w:r>
       </w:hyperlink>
     </w:p>
-    <w:bookmarkEnd w:id="87"/>
-    <w:bookmarkStart w:id="89" w:name="ref-wikipedia_indexed_family"/>
+    <w:bookmarkEnd w:id="89"/>
+    <w:bookmarkStart w:id="91" w:name="ref-wikipedia_indexed_family"/>
     <w:p>
       <w:pPr>
         <w:pStyle w:val="Bibliography"/>
@@ -18183,7 +19540,7 @@
       <w:r>
         <w:t xml:space="preserve"> </w:t>
       </w:r>
-      <w:hyperlink r:id="rId88">
+      <w:hyperlink r:id="rId90">
         <w:r>
           <w:rPr>
             <w:rStyle w:val="Hyperlink"/>
@@ -18192,8 +19549,8 @@
         </w:r>
       </w:hyperlink>
     </w:p>
-    <w:bookmarkEnd w:id="89"/>
-    <w:bookmarkStart w:id="91" w:name="ref-wikipedia_union_set_theory"/>
+    <w:bookmarkEnd w:id="91"/>
+    <w:bookmarkStart w:id="93" w:name="ref-wikipedia_union_set_theory"/>
     <w:p>
       <w:pPr>
         <w:pStyle w:val="Bibliography"/>
@@ -18240,7 +19597,7 @@
       <w:r>
         <w:t xml:space="preserve"> </w:t>
       </w:r>
-      <w:hyperlink r:id="rId90">
+      <w:hyperlink r:id="rId92">
         <w:r>
           <w:rPr>
             <w:rStyle w:val="Hyperlink"/>
@@ -18249,8 +19606,8 @@
         </w:r>
       </w:hyperlink>
     </w:p>
-    <w:bookmarkEnd w:id="91"/>
-    <w:bookmarkStart w:id="93" w:name="ref-wikipedia_intersection_set_theory"/>
+    <w:bookmarkEnd w:id="93"/>
+    <w:bookmarkStart w:id="95" w:name="ref-wikipedia_intersection_set_theory"/>
     <w:p>
       <w:pPr>
         <w:pStyle w:val="Bibliography"/>
@@ -18297,7 +19654,7 @@
       <w:r>
         <w:t xml:space="preserve"> </w:t>
       </w:r>
-      <w:hyperlink r:id="rId92">
+      <w:hyperlink r:id="rId94">
         <w:r>
           <w:rPr>
             <w:rStyle w:val="Hyperlink"/>
@@ -18306,8 +19663,8 @@
         </w:r>
       </w:hyperlink>
     </w:p>
-    <w:bookmarkEnd w:id="93"/>
-    <w:bookmarkStart w:id="95" w:name="ref-wikipedia_complement_set_theory"/>
+    <w:bookmarkEnd w:id="95"/>
+    <w:bookmarkStart w:id="97" w:name="ref-wikipedia_complement_set_theory"/>
     <w:p>
       <w:pPr>
         <w:pStyle w:val="Bibliography"/>
@@ -18354,7 +19711,7 @@
       <w:r>
         <w:t xml:space="preserve"> </w:t>
       </w:r>
-      <w:hyperlink r:id="rId94">
+      <w:hyperlink r:id="rId96">
         <w:r>
           <w:rPr>
             <w:rStyle w:val="Hyperlink"/>
@@ -18363,8 +19720,8 @@
         </w:r>
       </w:hyperlink>
     </w:p>
-    <w:bookmarkEnd w:id="95"/>
-    <w:bookmarkStart w:id="97" w:name="ref-wikipedia_de_morgans_laws"/>
+    <w:bookmarkEnd w:id="97"/>
+    <w:bookmarkStart w:id="99" w:name="ref-wikipedia_de_morgans_laws"/>
     <w:p>
       <w:pPr>
         <w:pStyle w:val="Bibliography"/>
@@ -18411,7 +19768,7 @@
       <w:r>
         <w:t xml:space="preserve"> </w:t>
       </w:r>
-      <w:hyperlink r:id="rId96">
+      <w:hyperlink r:id="rId98">
         <w:r>
           <w:rPr>
             <w:rStyle w:val="Hyperlink"/>
@@ -18420,361 +19777,1122 @@
         </w:r>
       </w:hyperlink>
     </w:p>
-    <w:bookmarkEnd w:id="97"/>
-    <w:bookmarkStart w:id="99" w:name="ref-wikipedia_ordered_pair"/>
+    <w:bookmarkEnd w:id="99"/>
+    <w:bookmarkStart w:id="101" w:name="ref-wikipedia_disjoint_sets"/>
     <w:p>
       <w:pPr>
         <w:pStyle w:val="Bibliography"/>
       </w:pPr>
-      <w:r>
-        <w:t xml:space="preserve">[14]</w:t>
-      </w:r>
-      <w:r>
-        <w:t xml:space="preserve"> </w:t>
-      </w:r>
-      <w:r>
-        <w:t xml:space="preserve">	</w:t>
-      </w:r>
-      <w:r>
-        <w:t xml:space="preserve">Wikipedia contributors,</w:t>
-      </w:r>
-      <w:r>
-        <w:t xml:space="preserve"> </w:t>
-      </w:r>
-      <w:r>
-        <w:t xml:space="preserve">“Ordered pair —</w:t>
-      </w:r>
-      <w:r>
-        <w:t xml:space="preserve"> </w:t>
-      </w:r>
-      <w:r>
-        <w:t xml:space="preserve">Wikipedia</w:t>
-      </w:r>
-      <w:r>
-        <w:t xml:space="preserve">,</w:t>
-      </w:r>
-      <w:r>
-        <w:t xml:space="preserve"> </w:t>
-      </w:r>
-      <w:r>
-        <w:t xml:space="preserve">the free encyclopedia.”</w:t>
-      </w:r>
-      <w:r>
-        <w:t xml:space="preserve"> </w:t>
-      </w:r>
-      <w:r>
-        <w:t xml:space="preserve">2026. Available:</w:t>
-      </w:r>
-      <w:r>
-        <w:t xml:space="preserve"> </w:t>
-      </w:r>
-      <w:hyperlink r:id="rId98">
-        <w:r>
-          <w:rPr>
-            <w:rStyle w:val="Hyperlink"/>
-          </w:rPr>
-          <w:t xml:space="preserve">https://en.wikipedia.org/wiki/Ordered_pair</w:t>
-        </w:r>
+      <w:del w:id="345" w:author="PR Preview" w:date="2026-01-01T00:00:00Z">
+        <w:r>
+          <w:delText xml:space="preserve">[14]</w:delText>
+        </w:r>
+      </w:del>
+      <w:del w:id="346" w:author="PR Preview" w:date="2026-01-01T00:00:00Z">
+        <w:r>
+          <w:delText xml:space="preserve"> </w:delText>
+        </w:r>
+      </w:del>
+      <w:del w:id="347" w:author="PR Preview" w:date="2026-01-01T00:00:00Z">
+        <w:r>
+          <w:delText xml:space="preserve">	</w:delText>
+        </w:r>
+      </w:del>
+      <w:del w:id="348" w:author="PR Preview" w:date="2026-01-01T00:00:00Z">
+        <w:r>
+          <w:delText xml:space="preserve">Wikipedia contributors,</w:delText>
+        </w:r>
+      </w:del>
+      <w:del w:id="349" w:author="PR Preview" w:date="2026-01-01T00:00:00Z">
+        <w:r>
+          <w:delText xml:space="preserve"> </w:delText>
+        </w:r>
+      </w:del>
+      <w:del w:id="350" w:author="PR Preview" w:date="2026-01-01T00:00:00Z">
+        <w:r>
+          <w:delText xml:space="preserve">“Ordered pair —</w:delText>
+        </w:r>
+      </w:del>
+      <w:del w:id="351" w:author="PR Preview" w:date="2026-01-01T00:00:00Z">
+        <w:r>
+          <w:delText xml:space="preserve"> </w:delText>
+        </w:r>
+      </w:del>
+      <w:del w:id="352" w:author="PR Preview" w:date="2026-01-01T00:00:00Z">
+        <w:r>
+          <w:delText xml:space="preserve">Wikipedia</w:delText>
+        </w:r>
+      </w:del>
+      <w:del w:id="353" w:author="PR Preview" w:date="2026-01-01T00:00:00Z">
+        <w:r>
+          <w:delText xml:space="preserve">,</w:delText>
+        </w:r>
+      </w:del>
+      <w:del w:id="354" w:author="PR Preview" w:date="2026-01-01T00:00:00Z">
+        <w:r>
+          <w:delText xml:space="preserve"> </w:delText>
+        </w:r>
+      </w:del>
+      <w:del w:id="355" w:author="PR Preview" w:date="2026-01-01T00:00:00Z">
+        <w:r>
+          <w:delText xml:space="preserve">the free encyclopedia.”</w:delText>
+        </w:r>
+      </w:del>
+      <w:del w:id="356" w:author="PR Preview" w:date="2026-01-01T00:00:00Z">
+        <w:r>
+          <w:delText xml:space="preserve"> </w:delText>
+        </w:r>
+      </w:del>
+      <w:del w:id="357" w:author="PR Preview" w:date="2026-01-01T00:00:00Z">
+        <w:r>
+          <w:delText xml:space="preserve">2026. Available:</w:delText>
+        </w:r>
+      </w:del>
+      <w:del w:id="358" w:author="PR Preview" w:date="2026-01-01T00:00:00Z">
+        <w:r>
+          <w:delText xml:space="preserve"> </w:delText>
+        </w:r>
+      </w:del>
+      <w:hyperlink r:id="rId102">
+        <w:del w:id="359" w:author="PR Preview" w:date="2026-01-01T00:00:00Z">
+          <w:r>
+            <w:rPr>
+              <w:rStyle w:val="Hyperlink"/>
+            </w:rPr>
+            <w:delText xml:space="preserve">https://en.wikipedia.org/wiki/Ordered_pair</w:delText>
+          </w:r>
+        </w:del>
       </w:hyperlink>
     </w:p>
-    <w:bookmarkEnd w:id="99"/>
-    <w:bookmarkStart w:id="101" w:name="ref-wikipedia_cartesian_product"/>
     <w:p>
       <w:pPr>
         <w:pStyle w:val="Bibliography"/>
       </w:pPr>
-      <w:r>
-        <w:t xml:space="preserve">[15]</w:t>
-      </w:r>
-      <w:r>
-        <w:t xml:space="preserve"> </w:t>
-      </w:r>
-      <w:r>
-        <w:t xml:space="preserve">	</w:t>
-      </w:r>
-      <w:r>
-        <w:t xml:space="preserve">Wikipedia contributors,</w:t>
-      </w:r>
-      <w:r>
-        <w:t xml:space="preserve"> </w:t>
-      </w:r>
-      <w:r>
-        <w:t xml:space="preserve">“Cartesian product —</w:t>
-      </w:r>
-      <w:r>
-        <w:t xml:space="preserve"> </w:t>
-      </w:r>
-      <w:r>
-        <w:t xml:space="preserve">Wikipedia</w:t>
-      </w:r>
-      <w:r>
-        <w:t xml:space="preserve">,</w:t>
-      </w:r>
-      <w:r>
-        <w:t xml:space="preserve"> </w:t>
-      </w:r>
-      <w:r>
-        <w:t xml:space="preserve">the free encyclopedia.”</w:t>
-      </w:r>
-      <w:r>
-        <w:t xml:space="preserve"> </w:t>
-      </w:r>
-      <w:r>
-        <w:t xml:space="preserve">2026. Available:</w:t>
-      </w:r>
-      <w:r>
-        <w:t xml:space="preserve"> </w:t>
-      </w:r>
-      <w:hyperlink r:id="rId100">
-        <w:r>
-          <w:rPr>
-            <w:rStyle w:val="Hyperlink"/>
-          </w:rPr>
-          <w:t xml:space="preserve">https://en.wikipedia.org/wiki/Cartesian_product</w:t>
-        </w:r>
+      <w:del w:id="360" w:author="PR Preview" w:date="2026-01-01T00:00:00Z">
+        <w:r>
+          <w:delText xml:space="preserve">[15]</w:delText>
+        </w:r>
+      </w:del>
+      <w:del w:id="361" w:author="PR Preview" w:date="2026-01-01T00:00:00Z">
+        <w:r>
+          <w:delText xml:space="preserve"> </w:delText>
+        </w:r>
+      </w:del>
+      <w:del w:id="362" w:author="PR Preview" w:date="2026-01-01T00:00:00Z">
+        <w:r>
+          <w:delText xml:space="preserve">	</w:delText>
+        </w:r>
+      </w:del>
+      <w:del w:id="363" w:author="PR Preview" w:date="2026-01-01T00:00:00Z">
+        <w:r>
+          <w:delText xml:space="preserve">Wikipedia contributors,</w:delText>
+        </w:r>
+      </w:del>
+      <w:del w:id="364" w:author="PR Preview" w:date="2026-01-01T00:00:00Z">
+        <w:r>
+          <w:delText xml:space="preserve"> </w:delText>
+        </w:r>
+      </w:del>
+      <w:del w:id="365" w:author="PR Preview" w:date="2026-01-01T00:00:00Z">
+        <w:r>
+          <w:delText xml:space="preserve">“Cartesian product —</w:delText>
+        </w:r>
+      </w:del>
+      <w:del w:id="366" w:author="PR Preview" w:date="2026-01-01T00:00:00Z">
+        <w:r>
+          <w:delText xml:space="preserve"> </w:delText>
+        </w:r>
+      </w:del>
+      <w:del w:id="367" w:author="PR Preview" w:date="2026-01-01T00:00:00Z">
+        <w:r>
+          <w:delText xml:space="preserve">Wikipedia</w:delText>
+        </w:r>
+      </w:del>
+      <w:del w:id="368" w:author="PR Preview" w:date="2026-01-01T00:00:00Z">
+        <w:r>
+          <w:delText xml:space="preserve">,</w:delText>
+        </w:r>
+      </w:del>
+      <w:del w:id="369" w:author="PR Preview" w:date="2026-01-01T00:00:00Z">
+        <w:r>
+          <w:delText xml:space="preserve"> </w:delText>
+        </w:r>
+      </w:del>
+      <w:del w:id="370" w:author="PR Preview" w:date="2026-01-01T00:00:00Z">
+        <w:r>
+          <w:delText xml:space="preserve">the free encyclopedia.”</w:delText>
+        </w:r>
+      </w:del>
+      <w:del w:id="371" w:author="PR Preview" w:date="2026-01-01T00:00:00Z">
+        <w:r>
+          <w:delText xml:space="preserve"> </w:delText>
+        </w:r>
+      </w:del>
+      <w:del w:id="372" w:author="PR Preview" w:date="2026-01-01T00:00:00Z">
+        <w:r>
+          <w:delText xml:space="preserve">2026. Available:</w:delText>
+        </w:r>
+      </w:del>
+      <w:del w:id="373" w:author="PR Preview" w:date="2026-01-01T00:00:00Z">
+        <w:r>
+          <w:delText xml:space="preserve"> </w:delText>
+        </w:r>
+      </w:del>
+      <w:hyperlink r:id="rId104">
+        <w:del w:id="374" w:author="PR Preview" w:date="2026-01-01T00:00:00Z">
+          <w:r>
+            <w:rPr>
+              <w:rStyle w:val="Hyperlink"/>
+            </w:rPr>
+            <w:delText xml:space="preserve">https://en.wikipedia.org/wiki/Cartesian_product</w:delText>
+          </w:r>
+        </w:del>
       </w:hyperlink>
     </w:p>
-    <w:bookmarkEnd w:id="101"/>
-    <w:bookmarkStart w:id="103" w:name="ref-wikipedia_extended_real_number_line"/>
     <w:p>
       <w:pPr>
         <w:pStyle w:val="Bibliography"/>
       </w:pPr>
-      <w:r>
-        <w:t xml:space="preserve">[16]</w:t>
-      </w:r>
-      <w:r>
-        <w:t xml:space="preserve"> </w:t>
-      </w:r>
-      <w:r>
-        <w:t xml:space="preserve">	</w:t>
-      </w:r>
-      <w:r>
-        <w:t xml:space="preserve">Wikipedia contributors,</w:t>
-      </w:r>
-      <w:r>
-        <w:t xml:space="preserve"> </w:t>
-      </w:r>
-      <w:r>
-        <w:t xml:space="preserve">“Extended real number line —</w:t>
-      </w:r>
-      <w:r>
-        <w:t xml:space="preserve"> </w:t>
-      </w:r>
-      <w:r>
-        <w:t xml:space="preserve">Wikipedia</w:t>
-      </w:r>
-      <w:r>
-        <w:t xml:space="preserve">,</w:t>
-      </w:r>
-      <w:r>
-        <w:t xml:space="preserve"> </w:t>
-      </w:r>
-      <w:r>
-        <w:t xml:space="preserve">the free encyclopedia.”</w:t>
-      </w:r>
-      <w:r>
-        <w:t xml:space="preserve"> </w:t>
-      </w:r>
-      <w:r>
-        <w:t xml:space="preserve">2026. Available:</w:t>
-      </w:r>
-      <w:r>
-        <w:t xml:space="preserve"> </w:t>
-      </w:r>
-      <w:hyperlink r:id="rId102">
-        <w:r>
-          <w:rPr>
-            <w:rStyle w:val="Hyperlink"/>
-          </w:rPr>
-          <w:t xml:space="preserve">https://en.wikipedia.org/wiki/Extended_real_number_line</w:t>
-        </w:r>
+      <w:del w:id="375" w:author="PR Preview" w:date="2026-01-01T00:00:00Z">
+        <w:r>
+          <w:delText xml:space="preserve">[16]</w:delText>
+        </w:r>
+      </w:del>
+      <w:del w:id="376" w:author="PR Preview" w:date="2026-01-01T00:00:00Z">
+        <w:r>
+          <w:delText xml:space="preserve"> </w:delText>
+        </w:r>
+      </w:del>
+      <w:del w:id="377" w:author="PR Preview" w:date="2026-01-01T00:00:00Z">
+        <w:r>
+          <w:delText xml:space="preserve">	</w:delText>
+        </w:r>
+      </w:del>
+      <w:del w:id="378" w:author="PR Preview" w:date="2026-01-01T00:00:00Z">
+        <w:r>
+          <w:delText xml:space="preserve">Wikipedia contributors,</w:delText>
+        </w:r>
+      </w:del>
+      <w:del w:id="379" w:author="PR Preview" w:date="2026-01-01T00:00:00Z">
+        <w:r>
+          <w:delText xml:space="preserve"> </w:delText>
+        </w:r>
+      </w:del>
+      <w:del w:id="380" w:author="PR Preview" w:date="2026-01-01T00:00:00Z">
+        <w:r>
+          <w:delText xml:space="preserve">“Extended real number line —</w:delText>
+        </w:r>
+      </w:del>
+      <w:del w:id="381" w:author="PR Preview" w:date="2026-01-01T00:00:00Z">
+        <w:r>
+          <w:delText xml:space="preserve"> </w:delText>
+        </w:r>
+      </w:del>
+      <w:del w:id="382" w:author="PR Preview" w:date="2026-01-01T00:00:00Z">
+        <w:r>
+          <w:delText xml:space="preserve">Wikipedia</w:delText>
+        </w:r>
+      </w:del>
+      <w:del w:id="383" w:author="PR Preview" w:date="2026-01-01T00:00:00Z">
+        <w:r>
+          <w:delText xml:space="preserve">,</w:delText>
+        </w:r>
+      </w:del>
+      <w:del w:id="384" w:author="PR Preview" w:date="2026-01-01T00:00:00Z">
+        <w:r>
+          <w:delText xml:space="preserve"> </w:delText>
+        </w:r>
+      </w:del>
+      <w:del w:id="385" w:author="PR Preview" w:date="2026-01-01T00:00:00Z">
+        <w:r>
+          <w:delText xml:space="preserve">the free encyclopedia.”</w:delText>
+        </w:r>
+      </w:del>
+      <w:del w:id="386" w:author="PR Preview" w:date="2026-01-01T00:00:00Z">
+        <w:r>
+          <w:delText xml:space="preserve"> </w:delText>
+        </w:r>
+      </w:del>
+      <w:del w:id="387" w:author="PR Preview" w:date="2026-01-01T00:00:00Z">
+        <w:r>
+          <w:delText xml:space="preserve">2026. Available:</w:delText>
+        </w:r>
+      </w:del>
+      <w:del w:id="388" w:author="PR Preview" w:date="2026-01-01T00:00:00Z">
+        <w:r>
+          <w:delText xml:space="preserve"> </w:delText>
+        </w:r>
+      </w:del>
+      <w:hyperlink r:id="rId106">
+        <w:del w:id="389" w:author="PR Preview" w:date="2026-01-01T00:00:00Z">
+          <w:r>
+            <w:rPr>
+              <w:rStyle w:val="Hyperlink"/>
+            </w:rPr>
+            <w:delText xml:space="preserve">https://en.wikipedia.org/wiki/Extended_real_number_line</w:delText>
+          </w:r>
+        </w:del>
       </w:hyperlink>
     </w:p>
-    <w:bookmarkEnd w:id="103"/>
-    <w:bookmarkStart w:id="105" w:name="ref-devlin1993joy"/>
     <w:p>
       <w:pPr>
         <w:pStyle w:val="Bibliography"/>
       </w:pPr>
-      <w:r>
-        <w:t xml:space="preserve">[17]</w:t>
-      </w:r>
-      <w:r>
-        <w:t xml:space="preserve"> </w:t>
-      </w:r>
-      <w:r>
-        <w:t xml:space="preserve">	</w:t>
-      </w:r>
-      <w:r>
-        <w:t xml:space="preserve">K. Devlin,</w:t>
-      </w:r>
-      <w:r>
-        <w:t xml:space="preserve"> </w:t>
-      </w:r>
-      <w:r>
-        <w:rPr>
-          <w:i/>
-          <w:iCs/>
-        </w:rPr>
-        <w:t xml:space="preserve">The joy of sets: Fundamentals of contemporary set theory</w:t>
-      </w:r>
-      <w:r>
-        <w:t xml:space="preserve">, 2nd ed. in Undergraduate texts in mathematics. New York: Springer, 1993. doi:</w:t>
-      </w:r>
-      <w:r>
-        <w:t xml:space="preserve"> </w:t>
-      </w:r>
-      <w:hyperlink r:id="rId104">
+      <w:del w:id="390" w:author="PR Preview" w:date="2026-01-01T00:00:00Z">
+        <w:r>
+          <w:delText xml:space="preserve">[17]</w:delText>
+        </w:r>
+      </w:del>
+      <w:del w:id="391" w:author="PR Preview" w:date="2026-01-01T00:00:00Z">
+        <w:r>
+          <w:delText xml:space="preserve"> </w:delText>
+        </w:r>
+      </w:del>
+      <w:del w:id="392" w:author="PR Preview" w:date="2026-01-01T00:00:00Z">
+        <w:r>
+          <w:delText xml:space="preserve">	</w:delText>
+        </w:r>
+      </w:del>
+      <w:del w:id="393" w:author="PR Preview" w:date="2026-01-01T00:00:00Z">
+        <w:r>
+          <w:delText xml:space="preserve">K. Devlin,</w:delText>
+        </w:r>
+      </w:del>
+      <w:del w:id="394" w:author="PR Preview" w:date="2026-01-01T00:00:00Z">
+        <w:r>
+          <w:delText xml:space="preserve"> </w:delText>
+        </w:r>
+      </w:del>
+      <w:del w:id="395" w:author="PR Preview" w:date="2026-01-01T00:00:00Z">
         <w:r>
           <w:rPr>
-            <w:rStyle w:val="Hyperlink"/>
+            <w:i/>
+            <w:iCs/>
           </w:rPr>
-          <w:t xml:space="preserve">10.1007/978-1-4612-0903-4</w:t>
-        </w:r>
+          <w:delText xml:space="preserve">The joy of sets: Fundamentals of contemporary set theory</w:delText>
+        </w:r>
+      </w:del>
+      <w:del w:id="396" w:author="PR Preview" w:date="2026-01-01T00:00:00Z">
+        <w:r>
+          <w:delText xml:space="preserve">, 2nd ed. in Undergraduate texts in mathematics. New York: Springer, 1993. doi:</w:delText>
+        </w:r>
+      </w:del>
+      <w:del w:id="397" w:author="PR Preview" w:date="2026-01-01T00:00:00Z">
+        <w:r>
+          <w:delText xml:space="preserve"> </w:delText>
+        </w:r>
+      </w:del>
+      <w:hyperlink r:id="rId108">
+        <w:del w:id="398" w:author="PR Preview" w:date="2026-01-01T00:00:00Z">
+          <w:r>
+            <w:rPr>
+              <w:rStyle w:val="Hyperlink"/>
+            </w:rPr>
+            <w:delText xml:space="preserve">10.1007/978-1-4612-0903-4</w:delText>
+          </w:r>
+        </w:del>
       </w:hyperlink>
-      <w:r>
-        <w:t xml:space="preserve">.</w:t>
-      </w:r>
+      <w:del w:id="399" w:author="PR Preview" w:date="2026-01-01T00:00:00Z">
+        <w:r>
+          <w:delText xml:space="preserve">.</w:delText>
+        </w:r>
+      </w:del>
     </w:p>
-    <w:bookmarkEnd w:id="105"/>
-    <w:bookmarkStart w:id="107" w:name="ref-halmos1974naive"/>
     <w:p>
       <w:pPr>
         <w:pStyle w:val="Bibliography"/>
       </w:pPr>
-      <w:r>
-        <w:t xml:space="preserve">[18]</w:t>
-      </w:r>
-      <w:r>
-        <w:t xml:space="preserve"> </w:t>
-      </w:r>
-      <w:r>
-        <w:t xml:space="preserve">	</w:t>
-      </w:r>
-      <w:r>
-        <w:t xml:space="preserve">P. R. Halmos,</w:t>
-      </w:r>
-      <w:r>
-        <w:t xml:space="preserve"> </w:t>
-      </w:r>
-      <w:r>
-        <w:rPr>
-          <w:i/>
-          <w:iCs/>
-        </w:rPr>
-        <w:t xml:space="preserve">Naive set theory</w:t>
-      </w:r>
-      <w:r>
-        <w:t xml:space="preserve">. in Undergraduate texts in mathematics. New York: Springer, 1974. doi:</w:t>
-      </w:r>
-      <w:r>
-        <w:t xml:space="preserve"> </w:t>
-      </w:r>
-      <w:hyperlink r:id="rId106">
+      <w:del w:id="400" w:author="PR Preview" w:date="2026-01-01T00:00:00Z">
+        <w:r>
+          <w:delText xml:space="preserve">[18]</w:delText>
+        </w:r>
+      </w:del>
+      <w:del w:id="401" w:author="PR Preview" w:date="2026-01-01T00:00:00Z">
+        <w:r>
+          <w:delText xml:space="preserve"> </w:delText>
+        </w:r>
+      </w:del>
+      <w:del w:id="402" w:author="PR Preview" w:date="2026-01-01T00:00:00Z">
+        <w:r>
+          <w:delText xml:space="preserve">	</w:delText>
+        </w:r>
+      </w:del>
+      <w:del w:id="403" w:author="PR Preview" w:date="2026-01-01T00:00:00Z">
+        <w:r>
+          <w:delText xml:space="preserve">P. R. Halmos,</w:delText>
+        </w:r>
+      </w:del>
+      <w:del w:id="404" w:author="PR Preview" w:date="2026-01-01T00:00:00Z">
+        <w:r>
+          <w:delText xml:space="preserve"> </w:delText>
+        </w:r>
+      </w:del>
+      <w:del w:id="405" w:author="PR Preview" w:date="2026-01-01T00:00:00Z">
         <w:r>
           <w:rPr>
-            <w:rStyle w:val="Hyperlink"/>
+            <w:i/>
+            <w:iCs/>
           </w:rPr>
-          <w:t xml:space="preserve">10.1007/978-1-4757-1645-0</w:t>
-        </w:r>
+          <w:delText xml:space="preserve">Naive set theory</w:delText>
+        </w:r>
+      </w:del>
+      <w:del w:id="406" w:author="PR Preview" w:date="2026-01-01T00:00:00Z">
+        <w:r>
+          <w:delText xml:space="preserve">. in Undergraduate texts in mathematics. New York: Springer, 1974. doi:</w:delText>
+        </w:r>
+      </w:del>
+      <w:del w:id="407" w:author="PR Preview" w:date="2026-01-01T00:00:00Z">
+        <w:r>
+          <w:delText xml:space="preserve"> </w:delText>
+        </w:r>
+      </w:del>
+      <w:hyperlink r:id="rId110">
+        <w:del w:id="408" w:author="PR Preview" w:date="2026-01-01T00:00:00Z">
+          <w:r>
+            <w:rPr>
+              <w:rStyle w:val="Hyperlink"/>
+            </w:rPr>
+            <w:delText xml:space="preserve">10.1007/978-1-4757-1645-0</w:delText>
+          </w:r>
+        </w:del>
       </w:hyperlink>
-      <w:r>
-        <w:t xml:space="preserve">.</w:t>
-      </w:r>
+      <w:del w:id="409" w:author="PR Preview" w:date="2026-01-01T00:00:00Z">
+        <w:r>
+          <w:delText xml:space="preserve">.</w:delText>
+        </w:r>
+      </w:del>
     </w:p>
-    <w:bookmarkEnd w:id="107"/>
-    <w:bookmarkStart w:id="109" w:name="ref-enderton2001logic"/>
     <w:p>
       <w:pPr>
         <w:pStyle w:val="Bibliography"/>
       </w:pPr>
-      <w:r>
-        <w:t xml:space="preserve">[19]</w:t>
-      </w:r>
-      <w:r>
-        <w:t xml:space="preserve"> </w:t>
-      </w:r>
-      <w:r>
-        <w:t xml:space="preserve">	</w:t>
-      </w:r>
-      <w:r>
-        <w:t xml:space="preserve">H. B. Enderton,</w:t>
-      </w:r>
-      <w:r>
-        <w:t xml:space="preserve"> </w:t>
-      </w:r>
-      <w:r>
-        <w:rPr>
-          <w:i/>
-          <w:iCs/>
-        </w:rPr>
-        <w:t xml:space="preserve">A mathematical introduction to logic</w:t>
-      </w:r>
-      <w:r>
-        <w:t xml:space="preserve">, 2nd ed. San Diego, CA: Academic Press, 2001. doi:</w:t>
-      </w:r>
-      <w:r>
-        <w:t xml:space="preserve"> </w:t>
-      </w:r>
-      <w:hyperlink r:id="rId108">
+      <w:del w:id="410" w:author="PR Preview" w:date="2026-01-01T00:00:00Z">
+        <w:r>
+          <w:delText xml:space="preserve">[19]</w:delText>
+        </w:r>
+      </w:del>
+      <w:del w:id="411" w:author="PR Preview" w:date="2026-01-01T00:00:00Z">
+        <w:r>
+          <w:delText xml:space="preserve"> </w:delText>
+        </w:r>
+      </w:del>
+      <w:del w:id="412" w:author="PR Preview" w:date="2026-01-01T00:00:00Z">
+        <w:r>
+          <w:delText xml:space="preserve">	</w:delText>
+        </w:r>
+      </w:del>
+      <w:del w:id="413" w:author="PR Preview" w:date="2026-01-01T00:00:00Z">
+        <w:r>
+          <w:delText xml:space="preserve">H. B. Enderton,</w:delText>
+        </w:r>
+      </w:del>
+      <w:del w:id="414" w:author="PR Preview" w:date="2026-01-01T00:00:00Z">
+        <w:r>
+          <w:delText xml:space="preserve"> </w:delText>
+        </w:r>
+      </w:del>
+      <w:del w:id="415" w:author="PR Preview" w:date="2026-01-01T00:00:00Z">
         <w:r>
           <w:rPr>
-            <w:rStyle w:val="Hyperlink"/>
+            <w:i/>
+            <w:iCs/>
           </w:rPr>
-          <w:t xml:space="preserve">10.1016/C2009-0-22107-6</w:t>
-        </w:r>
+          <w:delText xml:space="preserve">A mathematical introduction to logic</w:delText>
+        </w:r>
+      </w:del>
+      <w:del w:id="416" w:author="PR Preview" w:date="2026-01-01T00:00:00Z">
+        <w:r>
+          <w:delText xml:space="preserve">, 2nd ed. San Diego, CA: Academic Press, 2001. doi:</w:delText>
+        </w:r>
+      </w:del>
+      <w:del w:id="417" w:author="PR Preview" w:date="2026-01-01T00:00:00Z">
+        <w:r>
+          <w:delText xml:space="preserve"> </w:delText>
+        </w:r>
+      </w:del>
+      <w:hyperlink r:id="rId112">
+        <w:del w:id="418" w:author="PR Preview" w:date="2026-01-01T00:00:00Z">
+          <w:r>
+            <w:rPr>
+              <w:rStyle w:val="Hyperlink"/>
+            </w:rPr>
+            <w:delText xml:space="preserve">10.1016/C2009-0-22107-6</w:delText>
+          </w:r>
+        </w:del>
       </w:hyperlink>
-      <w:r>
-        <w:t xml:space="preserve">.</w:t>
-      </w:r>
+      <w:del w:id="419" w:author="PR Preview" w:date="2026-01-01T00:00:00Z">
+        <w:r>
+          <w:delText xml:space="preserve">.</w:delText>
+        </w:r>
+      </w:del>
     </w:p>
-    <w:bookmarkEnd w:id="109"/>
-    <w:bookmarkStart w:id="111" w:name="ref-barkerplummer2011language"/>
     <w:p>
       <w:pPr>
         <w:pStyle w:val="Bibliography"/>
       </w:pPr>
-      <w:r>
-        <w:t xml:space="preserve">[20]</w:t>
-      </w:r>
-      <w:r>
-        <w:t xml:space="preserve"> </w:t>
-      </w:r>
-      <w:r>
-        <w:t xml:space="preserve">	</w:t>
-      </w:r>
-      <w:r>
-        <w:t xml:space="preserve">D. Barker-Plummer, J. Barwise, and J. Etchemendy,</w:t>
-      </w:r>
-      <w:r>
-        <w:t xml:space="preserve"> </w:t>
-      </w:r>
-      <w:r>
-        <w:rPr>
-          <w:i/>
-          <w:iCs/>
-        </w:rPr>
-        <w:t xml:space="preserve">Language, proof and logic</w:t>
-      </w:r>
-      <w:r>
-        <w:t xml:space="preserve">, 2nd ed. Stanford, CA: CSLI Publications, 2011. Available:</w:t>
-      </w:r>
-      <w:r>
-        <w:t xml:space="preserve"> </w:t>
-      </w:r>
-      <w:hyperlink r:id="rId110">
+      <w:del w:id="420" w:author="PR Preview" w:date="2026-01-01T00:00:00Z">
+        <w:r>
+          <w:delText xml:space="preserve">[20]</w:delText>
+        </w:r>
+      </w:del>
+      <w:del w:id="421" w:author="PR Preview" w:date="2026-01-01T00:00:00Z">
+        <w:r>
+          <w:delText xml:space="preserve"> </w:delText>
+        </w:r>
+      </w:del>
+      <w:del w:id="422" w:author="PR Preview" w:date="2026-01-01T00:00:00Z">
+        <w:r>
+          <w:delText xml:space="preserve">	</w:delText>
+        </w:r>
+      </w:del>
+      <w:del w:id="423" w:author="PR Preview" w:date="2026-01-01T00:00:00Z">
+        <w:r>
+          <w:delText xml:space="preserve">D. Barker-Plummer, J. Barwise, and J. Etchemendy,</w:delText>
+        </w:r>
+      </w:del>
+      <w:del w:id="424" w:author="PR Preview" w:date="2026-01-01T00:00:00Z">
+        <w:r>
+          <w:delText xml:space="preserve"> </w:delText>
+        </w:r>
+      </w:del>
+      <w:del w:id="425" w:author="PR Preview" w:date="2026-01-01T00:00:00Z">
         <w:r>
           <w:rPr>
-            <w:rStyle w:val="Hyperlink"/>
+            <w:i/>
+            <w:iCs/>
           </w:rPr>
-          <w:t xml:space="preserve">https://www.amazon.com/dp/1575866323</w:t>
-        </w:r>
+          <w:delText xml:space="preserve">Language, proof and logic</w:delText>
+        </w:r>
+      </w:del>
+      <w:del w:id="426" w:author="PR Preview" w:date="2026-01-01T00:00:00Z">
+        <w:r>
+          <w:delText xml:space="preserve">, 2nd ed. Stanford, CA: CSLI Publications, 2011. Available:</w:delText>
+        </w:r>
+      </w:del>
+      <w:del w:id="427" w:author="PR Preview" w:date="2026-01-01T00:00:00Z">
+        <w:r>
+          <w:delText xml:space="preserve"> </w:delText>
+        </w:r>
+      </w:del>
+      <w:hyperlink r:id="rId114">
+        <w:del w:id="428" w:author="PR Preview" w:date="2026-01-01T00:00:00Z">
+          <w:r>
+            <w:rPr>
+              <w:rStyle w:val="Hyperlink"/>
+            </w:rPr>
+            <w:delText xml:space="preserve">https://www.amazon.com/dp/1575866323</w:delText>
+          </w:r>
+        </w:del>
       </w:hyperlink>
     </w:p>
+    <w:p>
+      <w:pPr>
+        <w:pStyle w:val="Bibliography"/>
+      </w:pPr>
+      <w:ins w:id="429" w:author="PR Preview" w:date="2026-01-01T00:00:00Z">
+        <w:r>
+          <w:t xml:space="preserve">[14]</w:t>
+        </w:r>
+      </w:ins>
+      <w:ins w:id="430" w:author="PR Preview" w:date="2026-01-01T00:00:00Z">
+        <w:r>
+          <w:t xml:space="preserve"> </w:t>
+        </w:r>
+      </w:ins>
+      <w:ins w:id="431" w:author="PR Preview" w:date="2026-01-01T00:00:00Z">
+        <w:r>
+          <w:t xml:space="preserve">	</w:t>
+        </w:r>
+      </w:ins>
+      <w:ins w:id="432" w:author="PR Preview" w:date="2026-01-01T00:00:00Z">
+        <w:r>
+          <w:t xml:space="preserve">Wikipedia contributors,</w:t>
+        </w:r>
+      </w:ins>
+      <w:ins w:id="433" w:author="PR Preview" w:date="2026-01-01T00:00:00Z">
+        <w:r>
+          <w:t xml:space="preserve"> </w:t>
+        </w:r>
+      </w:ins>
+      <w:ins w:id="434" w:author="PR Preview" w:date="2026-01-01T00:00:00Z">
+        <w:r>
+          <w:t xml:space="preserve">“Disjoint sets —</w:t>
+        </w:r>
+      </w:ins>
+      <w:ins w:id="435" w:author="PR Preview" w:date="2026-01-01T00:00:00Z">
+        <w:r>
+          <w:t xml:space="preserve"> </w:t>
+        </w:r>
+      </w:ins>
+      <w:ins w:id="436" w:author="PR Preview" w:date="2026-01-01T00:00:00Z">
+        <w:r>
+          <w:t xml:space="preserve">Wikipedia</w:t>
+        </w:r>
+      </w:ins>
+      <w:ins w:id="437" w:author="PR Preview" w:date="2026-01-01T00:00:00Z">
+        <w:r>
+          <w:t xml:space="preserve">,</w:t>
+        </w:r>
+      </w:ins>
+      <w:ins w:id="438" w:author="PR Preview" w:date="2026-01-01T00:00:00Z">
+        <w:r>
+          <w:t xml:space="preserve"> </w:t>
+        </w:r>
+      </w:ins>
+      <w:ins w:id="439" w:author="PR Preview" w:date="2026-01-01T00:00:00Z">
+        <w:r>
+          <w:t xml:space="preserve">the free encyclopedia.”</w:t>
+        </w:r>
+      </w:ins>
+      <w:ins w:id="440" w:author="PR Preview" w:date="2026-01-01T00:00:00Z">
+        <w:r>
+          <w:t xml:space="preserve"> </w:t>
+        </w:r>
+      </w:ins>
+      <w:ins w:id="441" w:author="PR Preview" w:date="2026-01-01T00:00:00Z">
+        <w:r>
+          <w:t xml:space="preserve">2026. Available:</w:t>
+        </w:r>
+      </w:ins>
+      <w:ins w:id="442" w:author="PR Preview" w:date="2026-01-01T00:00:00Z">
+        <w:r>
+          <w:t xml:space="preserve"> </w:t>
+        </w:r>
+      </w:ins>
+      <w:hyperlink r:id="rId100">
+        <w:ins w:id="443" w:author="PR Preview" w:date="2026-01-01T00:00:00Z">
+          <w:r>
+            <w:rPr>
+              <w:rStyle w:val="Hyperlink"/>
+            </w:rPr>
+            <w:t xml:space="preserve">https://en.wikipedia.org/wiki/Disjoint_sets</w:t>
+          </w:r>
+        </w:ins>
+      </w:hyperlink>
+    </w:p>
+    <w:bookmarkEnd w:id="101"/>
+    <w:bookmarkStart w:id="103" w:name="ref-wikipedia_ordered_pair"/>
+    <w:p>
+      <w:pPr>
+        <w:pStyle w:val="Bibliography"/>
+      </w:pPr>
+      <w:ins w:id="444" w:author="PR Preview" w:date="2026-01-01T00:00:00Z">
+        <w:r>
+          <w:t xml:space="preserve">[15]</w:t>
+        </w:r>
+      </w:ins>
+      <w:ins w:id="445" w:author="PR Preview" w:date="2026-01-01T00:00:00Z">
+        <w:r>
+          <w:t xml:space="preserve"> </w:t>
+        </w:r>
+      </w:ins>
+      <w:ins w:id="446" w:author="PR Preview" w:date="2026-01-01T00:00:00Z">
+        <w:r>
+          <w:t xml:space="preserve">	</w:t>
+        </w:r>
+      </w:ins>
+      <w:ins w:id="447" w:author="PR Preview" w:date="2026-01-01T00:00:00Z">
+        <w:r>
+          <w:t xml:space="preserve">Wikipedia contributors,</w:t>
+        </w:r>
+      </w:ins>
+      <w:ins w:id="448" w:author="PR Preview" w:date="2026-01-01T00:00:00Z">
+        <w:r>
+          <w:t xml:space="preserve"> </w:t>
+        </w:r>
+      </w:ins>
+      <w:ins w:id="449" w:author="PR Preview" w:date="2026-01-01T00:00:00Z">
+        <w:r>
+          <w:t xml:space="preserve">“Ordered pair —</w:t>
+        </w:r>
+      </w:ins>
+      <w:ins w:id="450" w:author="PR Preview" w:date="2026-01-01T00:00:00Z">
+        <w:r>
+          <w:t xml:space="preserve"> </w:t>
+        </w:r>
+      </w:ins>
+      <w:ins w:id="451" w:author="PR Preview" w:date="2026-01-01T00:00:00Z">
+        <w:r>
+          <w:t xml:space="preserve">Wikipedia</w:t>
+        </w:r>
+      </w:ins>
+      <w:ins w:id="452" w:author="PR Preview" w:date="2026-01-01T00:00:00Z">
+        <w:r>
+          <w:t xml:space="preserve">,</w:t>
+        </w:r>
+      </w:ins>
+      <w:ins w:id="453" w:author="PR Preview" w:date="2026-01-01T00:00:00Z">
+        <w:r>
+          <w:t xml:space="preserve"> </w:t>
+        </w:r>
+      </w:ins>
+      <w:ins w:id="454" w:author="PR Preview" w:date="2026-01-01T00:00:00Z">
+        <w:r>
+          <w:t xml:space="preserve">the free encyclopedia.”</w:t>
+        </w:r>
+      </w:ins>
+      <w:ins w:id="455" w:author="PR Preview" w:date="2026-01-01T00:00:00Z">
+        <w:r>
+          <w:t xml:space="preserve"> </w:t>
+        </w:r>
+      </w:ins>
+      <w:ins w:id="456" w:author="PR Preview" w:date="2026-01-01T00:00:00Z">
+        <w:r>
+          <w:t xml:space="preserve">2026. Available:</w:t>
+        </w:r>
+      </w:ins>
+      <w:ins w:id="457" w:author="PR Preview" w:date="2026-01-01T00:00:00Z">
+        <w:r>
+          <w:t xml:space="preserve"> </w:t>
+        </w:r>
+      </w:ins>
+      <w:hyperlink r:id="rId102">
+        <w:ins w:id="458" w:author="PR Preview" w:date="2026-01-01T00:00:00Z">
+          <w:r>
+            <w:rPr>
+              <w:rStyle w:val="Hyperlink"/>
+            </w:rPr>
+            <w:t xml:space="preserve">https://en.wikipedia.org/wiki/Ordered_pair</w:t>
+          </w:r>
+        </w:ins>
+      </w:hyperlink>
+    </w:p>
+    <w:bookmarkEnd w:id="103"/>
+    <w:bookmarkStart w:id="105" w:name="ref-wikipedia_cartesian_product"/>
+    <w:p>
+      <w:pPr>
+        <w:pStyle w:val="Bibliography"/>
+      </w:pPr>
+      <w:ins w:id="459" w:author="PR Preview" w:date="2026-01-01T00:00:00Z">
+        <w:r>
+          <w:t xml:space="preserve">[16]</w:t>
+        </w:r>
+      </w:ins>
+      <w:ins w:id="460" w:author="PR Preview" w:date="2026-01-01T00:00:00Z">
+        <w:r>
+          <w:t xml:space="preserve"> </w:t>
+        </w:r>
+      </w:ins>
+      <w:ins w:id="461" w:author="PR Preview" w:date="2026-01-01T00:00:00Z">
+        <w:r>
+          <w:t xml:space="preserve">	</w:t>
+        </w:r>
+      </w:ins>
+      <w:ins w:id="462" w:author="PR Preview" w:date="2026-01-01T00:00:00Z">
+        <w:r>
+          <w:t xml:space="preserve">Wikipedia contributors,</w:t>
+        </w:r>
+      </w:ins>
+      <w:ins w:id="463" w:author="PR Preview" w:date="2026-01-01T00:00:00Z">
+        <w:r>
+          <w:t xml:space="preserve"> </w:t>
+        </w:r>
+      </w:ins>
+      <w:ins w:id="464" w:author="PR Preview" w:date="2026-01-01T00:00:00Z">
+        <w:r>
+          <w:t xml:space="preserve">“Cartesian product —</w:t>
+        </w:r>
+      </w:ins>
+      <w:ins w:id="465" w:author="PR Preview" w:date="2026-01-01T00:00:00Z">
+        <w:r>
+          <w:t xml:space="preserve"> </w:t>
+        </w:r>
+      </w:ins>
+      <w:ins w:id="466" w:author="PR Preview" w:date="2026-01-01T00:00:00Z">
+        <w:r>
+          <w:t xml:space="preserve">Wikipedia</w:t>
+        </w:r>
+      </w:ins>
+      <w:ins w:id="467" w:author="PR Preview" w:date="2026-01-01T00:00:00Z">
+        <w:r>
+          <w:t xml:space="preserve">,</w:t>
+        </w:r>
+      </w:ins>
+      <w:ins w:id="468" w:author="PR Preview" w:date="2026-01-01T00:00:00Z">
+        <w:r>
+          <w:t xml:space="preserve"> </w:t>
+        </w:r>
+      </w:ins>
+      <w:ins w:id="469" w:author="PR Preview" w:date="2026-01-01T00:00:00Z">
+        <w:r>
+          <w:t xml:space="preserve">the free encyclopedia.”</w:t>
+        </w:r>
+      </w:ins>
+      <w:ins w:id="470" w:author="PR Preview" w:date="2026-01-01T00:00:00Z">
+        <w:r>
+          <w:t xml:space="preserve"> </w:t>
+        </w:r>
+      </w:ins>
+      <w:ins w:id="471" w:author="PR Preview" w:date="2026-01-01T00:00:00Z">
+        <w:r>
+          <w:t xml:space="preserve">2026. Available:</w:t>
+        </w:r>
+      </w:ins>
+      <w:ins w:id="472" w:author="PR Preview" w:date="2026-01-01T00:00:00Z">
+        <w:r>
+          <w:t xml:space="preserve"> </w:t>
+        </w:r>
+      </w:ins>
+      <w:hyperlink r:id="rId104">
+        <w:ins w:id="473" w:author="PR Preview" w:date="2026-01-01T00:00:00Z">
+          <w:r>
+            <w:rPr>
+              <w:rStyle w:val="Hyperlink"/>
+            </w:rPr>
+            <w:t xml:space="preserve">https://en.wikipedia.org/wiki/Cartesian_product</w:t>
+          </w:r>
+        </w:ins>
+      </w:hyperlink>
+    </w:p>
+    <w:bookmarkEnd w:id="105"/>
+    <w:bookmarkStart w:id="107" w:name="ref-wikipedia_extended_real_number_line"/>
+    <w:p>
+      <w:pPr>
+        <w:pStyle w:val="Bibliography"/>
+      </w:pPr>
+      <w:ins w:id="474" w:author="PR Preview" w:date="2026-01-01T00:00:00Z">
+        <w:r>
+          <w:t xml:space="preserve">[17]</w:t>
+        </w:r>
+      </w:ins>
+      <w:ins w:id="475" w:author="PR Preview" w:date="2026-01-01T00:00:00Z">
+        <w:r>
+          <w:t xml:space="preserve"> </w:t>
+        </w:r>
+      </w:ins>
+      <w:ins w:id="476" w:author="PR Preview" w:date="2026-01-01T00:00:00Z">
+        <w:r>
+          <w:t xml:space="preserve">	</w:t>
+        </w:r>
+      </w:ins>
+      <w:ins w:id="477" w:author="PR Preview" w:date="2026-01-01T00:00:00Z">
+        <w:r>
+          <w:t xml:space="preserve">Wikipedia contributors,</w:t>
+        </w:r>
+      </w:ins>
+      <w:ins w:id="478" w:author="PR Preview" w:date="2026-01-01T00:00:00Z">
+        <w:r>
+          <w:t xml:space="preserve"> </w:t>
+        </w:r>
+      </w:ins>
+      <w:ins w:id="479" w:author="PR Preview" w:date="2026-01-01T00:00:00Z">
+        <w:r>
+          <w:t xml:space="preserve">“Extended real number line —</w:t>
+        </w:r>
+      </w:ins>
+      <w:ins w:id="480" w:author="PR Preview" w:date="2026-01-01T00:00:00Z">
+        <w:r>
+          <w:t xml:space="preserve"> </w:t>
+        </w:r>
+      </w:ins>
+      <w:ins w:id="481" w:author="PR Preview" w:date="2026-01-01T00:00:00Z">
+        <w:r>
+          <w:t xml:space="preserve">Wikipedia</w:t>
+        </w:r>
+      </w:ins>
+      <w:ins w:id="482" w:author="PR Preview" w:date="2026-01-01T00:00:00Z">
+        <w:r>
+          <w:t xml:space="preserve">,</w:t>
+        </w:r>
+      </w:ins>
+      <w:ins w:id="483" w:author="PR Preview" w:date="2026-01-01T00:00:00Z">
+        <w:r>
+          <w:t xml:space="preserve"> </w:t>
+        </w:r>
+      </w:ins>
+      <w:ins w:id="484" w:author="PR Preview" w:date="2026-01-01T00:00:00Z">
+        <w:r>
+          <w:t xml:space="preserve">the free encyclopedia.”</w:t>
+        </w:r>
+      </w:ins>
+      <w:ins w:id="485" w:author="PR Preview" w:date="2026-01-01T00:00:00Z">
+        <w:r>
+          <w:t xml:space="preserve"> </w:t>
+        </w:r>
+      </w:ins>
+      <w:ins w:id="486" w:author="PR Preview" w:date="2026-01-01T00:00:00Z">
+        <w:r>
+          <w:t xml:space="preserve">2026. Available:</w:t>
+        </w:r>
+      </w:ins>
+      <w:ins w:id="487" w:author="PR Preview" w:date="2026-01-01T00:00:00Z">
+        <w:r>
+          <w:t xml:space="preserve"> </w:t>
+        </w:r>
+      </w:ins>
+      <w:hyperlink r:id="rId106">
+        <w:ins w:id="488" w:author="PR Preview" w:date="2026-01-01T00:00:00Z">
+          <w:r>
+            <w:rPr>
+              <w:rStyle w:val="Hyperlink"/>
+            </w:rPr>
+            <w:t xml:space="preserve">https://en.wikipedia.org/wiki/Extended_real_number_line</w:t>
+          </w:r>
+        </w:ins>
+      </w:hyperlink>
+    </w:p>
+    <w:bookmarkEnd w:id="107"/>
+    <w:bookmarkStart w:id="109" w:name="ref-devlin1993joy"/>
+    <w:p>
+      <w:pPr>
+        <w:pStyle w:val="Bibliography"/>
+      </w:pPr>
+      <w:ins w:id="489" w:author="PR Preview" w:date="2026-01-01T00:00:00Z">
+        <w:r>
+          <w:t xml:space="preserve">[18]</w:t>
+        </w:r>
+      </w:ins>
+      <w:ins w:id="490" w:author="PR Preview" w:date="2026-01-01T00:00:00Z">
+        <w:r>
+          <w:t xml:space="preserve"> </w:t>
+        </w:r>
+      </w:ins>
+      <w:ins w:id="491" w:author="PR Preview" w:date="2026-01-01T00:00:00Z">
+        <w:r>
+          <w:t xml:space="preserve">	</w:t>
+        </w:r>
+      </w:ins>
+      <w:ins w:id="492" w:author="PR Preview" w:date="2026-01-01T00:00:00Z">
+        <w:r>
+          <w:t xml:space="preserve">K. Devlin,</w:t>
+        </w:r>
+      </w:ins>
+      <w:ins w:id="493" w:author="PR Preview" w:date="2026-01-01T00:00:00Z">
+        <w:r>
+          <w:t xml:space="preserve"> </w:t>
+        </w:r>
+      </w:ins>
+      <w:ins w:id="494" w:author="PR Preview" w:date="2026-01-01T00:00:00Z">
+        <w:r>
+          <w:rPr>
+            <w:i/>
+            <w:iCs/>
+          </w:rPr>
+          <w:t xml:space="preserve">The joy of sets: Fundamentals of contemporary set theory</w:t>
+        </w:r>
+      </w:ins>
+      <w:ins w:id="495" w:author="PR Preview" w:date="2026-01-01T00:00:00Z">
+        <w:r>
+          <w:t xml:space="preserve">, 2nd ed. in Undergraduate texts in mathematics. New York: Springer, 1993. doi:</w:t>
+        </w:r>
+      </w:ins>
+      <w:ins w:id="496" w:author="PR Preview" w:date="2026-01-01T00:00:00Z">
+        <w:r>
+          <w:t xml:space="preserve"> </w:t>
+        </w:r>
+      </w:ins>
+      <w:hyperlink r:id="rId108">
+        <w:ins w:id="497" w:author="PR Preview" w:date="2026-01-01T00:00:00Z">
+          <w:r>
+            <w:rPr>
+              <w:rStyle w:val="Hyperlink"/>
+            </w:rPr>
+            <w:t xml:space="preserve">10.1007/978-1-4612-0903-4</w:t>
+          </w:r>
+        </w:ins>
+      </w:hyperlink>
+      <w:ins w:id="498" w:author="PR Preview" w:date="2026-01-01T00:00:00Z">
+        <w:r>
+          <w:t xml:space="preserve">.</w:t>
+        </w:r>
+      </w:ins>
+    </w:p>
+    <w:bookmarkEnd w:id="109"/>
+    <w:bookmarkStart w:id="111" w:name="ref-halmos1974naive"/>
+    <w:p>
+      <w:pPr>
+        <w:pStyle w:val="Bibliography"/>
+      </w:pPr>
+      <w:ins w:id="499" w:author="PR Preview" w:date="2026-01-01T00:00:00Z">
+        <w:r>
+          <w:t xml:space="preserve">[19]</w:t>
+        </w:r>
+      </w:ins>
+      <w:ins w:id="500" w:author="PR Preview" w:date="2026-01-01T00:00:00Z">
+        <w:r>
+          <w:t xml:space="preserve"> </w:t>
+        </w:r>
+      </w:ins>
+      <w:ins w:id="501" w:author="PR Preview" w:date="2026-01-01T00:00:00Z">
+        <w:r>
+          <w:t xml:space="preserve">	</w:t>
+        </w:r>
+      </w:ins>
+      <w:ins w:id="502" w:author="PR Preview" w:date="2026-01-01T00:00:00Z">
+        <w:r>
+          <w:t xml:space="preserve">P. R. Halmos,</w:t>
+        </w:r>
+      </w:ins>
+      <w:ins w:id="503" w:author="PR Preview" w:date="2026-01-01T00:00:00Z">
+        <w:r>
+          <w:t xml:space="preserve"> </w:t>
+        </w:r>
+      </w:ins>
+      <w:ins w:id="504" w:author="PR Preview" w:date="2026-01-01T00:00:00Z">
+        <w:r>
+          <w:rPr>
+            <w:i/>
+            <w:iCs/>
+          </w:rPr>
+          <w:t xml:space="preserve">Naive set theory</w:t>
+        </w:r>
+      </w:ins>
+      <w:ins w:id="505" w:author="PR Preview" w:date="2026-01-01T00:00:00Z">
+        <w:r>
+          <w:t xml:space="preserve">. in Undergraduate texts in mathematics. New York: Springer, 1974. doi:</w:t>
+        </w:r>
+      </w:ins>
+      <w:ins w:id="506" w:author="PR Preview" w:date="2026-01-01T00:00:00Z">
+        <w:r>
+          <w:t xml:space="preserve"> </w:t>
+        </w:r>
+      </w:ins>
+      <w:hyperlink r:id="rId110">
+        <w:ins w:id="507" w:author="PR Preview" w:date="2026-01-01T00:00:00Z">
+          <w:r>
+            <w:rPr>
+              <w:rStyle w:val="Hyperlink"/>
+            </w:rPr>
+            <w:t xml:space="preserve">10.1007/978-1-4757-1645-0</w:t>
+          </w:r>
+        </w:ins>
+      </w:hyperlink>
+      <w:ins w:id="508" w:author="PR Preview" w:date="2026-01-01T00:00:00Z">
+        <w:r>
+          <w:t xml:space="preserve">.</w:t>
+        </w:r>
+      </w:ins>
+    </w:p>
     <w:bookmarkEnd w:id="111"/>
-    <w:bookmarkEnd w:id="112"/>
+    <w:bookmarkStart w:id="113" w:name="ref-enderton2001logic"/>
+    <w:p>
+      <w:pPr>
+        <w:pStyle w:val="Bibliography"/>
+      </w:pPr>
+      <w:ins w:id="509" w:author="PR Preview" w:date="2026-01-01T00:00:00Z">
+        <w:r>
+          <w:t xml:space="preserve">[20]</w:t>
+        </w:r>
+      </w:ins>
+      <w:ins w:id="510" w:author="PR Preview" w:date="2026-01-01T00:00:00Z">
+        <w:r>
+          <w:t xml:space="preserve"> </w:t>
+        </w:r>
+      </w:ins>
+      <w:ins w:id="511" w:author="PR Preview" w:date="2026-01-01T00:00:00Z">
+        <w:r>
+          <w:t xml:space="preserve">	</w:t>
+        </w:r>
+      </w:ins>
+      <w:ins w:id="512" w:author="PR Preview" w:date="2026-01-01T00:00:00Z">
+        <w:r>
+          <w:t xml:space="preserve">H. B. Enderton,</w:t>
+        </w:r>
+      </w:ins>
+      <w:ins w:id="513" w:author="PR Preview" w:date="2026-01-01T00:00:00Z">
+        <w:r>
+          <w:t xml:space="preserve"> </w:t>
+        </w:r>
+      </w:ins>
+      <w:ins w:id="514" w:author="PR Preview" w:date="2026-01-01T00:00:00Z">
+        <w:r>
+          <w:rPr>
+            <w:i/>
+            <w:iCs/>
+          </w:rPr>
+          <w:t xml:space="preserve">A mathematical introduction to logic</w:t>
+        </w:r>
+      </w:ins>
+      <w:ins w:id="515" w:author="PR Preview" w:date="2026-01-01T00:00:00Z">
+        <w:r>
+          <w:t xml:space="preserve">, 2nd ed. San Diego, CA: Academic Press, 2001. doi:</w:t>
+        </w:r>
+      </w:ins>
+      <w:ins w:id="516" w:author="PR Preview" w:date="2026-01-01T00:00:00Z">
+        <w:r>
+          <w:t xml:space="preserve"> </w:t>
+        </w:r>
+      </w:ins>
+      <w:hyperlink r:id="rId112">
+        <w:ins w:id="517" w:author="PR Preview" w:date="2026-01-01T00:00:00Z">
+          <w:r>
+            <w:rPr>
+              <w:rStyle w:val="Hyperlink"/>
+            </w:rPr>
+            <w:t xml:space="preserve">10.1016/C2009-0-22107-6</w:t>
+          </w:r>
+        </w:ins>
+      </w:hyperlink>
+      <w:ins w:id="518" w:author="PR Preview" w:date="2026-01-01T00:00:00Z">
+        <w:r>
+          <w:t xml:space="preserve">.</w:t>
+        </w:r>
+      </w:ins>
+    </w:p>
     <w:bookmarkEnd w:id="113"/>
+    <w:bookmarkStart w:id="115" w:name="ref-barkerplummer2011language"/>
+    <w:p>
+      <w:pPr>
+        <w:pStyle w:val="Bibliography"/>
+      </w:pPr>
+      <w:ins w:id="519" w:author="PR Preview" w:date="2026-01-01T00:00:00Z">
+        <w:r>
+          <w:t xml:space="preserve">[21]</w:t>
+        </w:r>
+      </w:ins>
+      <w:ins w:id="520" w:author="PR Preview" w:date="2026-01-01T00:00:00Z">
+        <w:r>
+          <w:t xml:space="preserve"> </w:t>
+        </w:r>
+      </w:ins>
+      <w:ins w:id="521" w:author="PR Preview" w:date="2026-01-01T00:00:00Z">
+        <w:r>
+          <w:t xml:space="preserve">	</w:t>
+        </w:r>
+      </w:ins>
+      <w:ins w:id="522" w:author="PR Preview" w:date="2026-01-01T00:00:00Z">
+        <w:r>
+          <w:t xml:space="preserve">D. Barker-Plummer, J. Barwise, and J. Etchemendy,</w:t>
+        </w:r>
+      </w:ins>
+      <w:ins w:id="523" w:author="PR Preview" w:date="2026-01-01T00:00:00Z">
+        <w:r>
+          <w:t xml:space="preserve"> </w:t>
+        </w:r>
+      </w:ins>
+      <w:ins w:id="524" w:author="PR Preview" w:date="2026-01-01T00:00:00Z">
+        <w:r>
+          <w:rPr>
+            <w:i/>
+            <w:iCs/>
+          </w:rPr>
+          <w:t xml:space="preserve">Language, proof and logic</w:t>
+        </w:r>
+      </w:ins>
+      <w:ins w:id="525" w:author="PR Preview" w:date="2026-01-01T00:00:00Z">
+        <w:r>
+          <w:t xml:space="preserve">, 2nd ed. Stanford, CA: CSLI Publications, 2011. Available:</w:t>
+        </w:r>
+      </w:ins>
+      <w:ins w:id="526" w:author="PR Preview" w:date="2026-01-01T00:00:00Z">
+        <w:r>
+          <w:t xml:space="preserve"> </w:t>
+        </w:r>
+      </w:ins>
+      <w:hyperlink r:id="rId114">
+        <w:ins w:id="527" w:author="PR Preview" w:date="2026-01-01T00:00:00Z">
+          <w:r>
+            <w:rPr>
+              <w:rStyle w:val="Hyperlink"/>
+            </w:rPr>
+            <w:t xml:space="preserve">https://www.amazon.com/dp/1575866323</w:t>
+          </w:r>
+        </w:ins>
+      </w:hyperlink>
+    </w:p>
+    <w:bookmarkEnd w:id="115"/>
+    <w:bookmarkEnd w:id="116"/>
+    <w:bookmarkEnd w:id="117"/>
     <w:sectPr>
       <w:footnotePr>
         <w:numRestart w:val="eachSect"/>
